--- a/Evidence/custom-event-validation.docx
+++ b/Evidence/custom-event-validation.docx
@@ -170,6 +170,7 @@
             <w:hideMark/>
           </w:tcPr>
           <w:p>
+            <w:proofErr w:type="gramStart"/>
             <w:r>
               <w:rPr>
                 <w:b/>
@@ -177,6 +178,7 @@
               </w:rPr>
               <w:t>S.No</w:t>
             </w:r>
+            <w:proofErr w:type="gramEnd"/>
           </w:p>
         </w:tc>
         <w:tc>
@@ -304,7 +306,15 @@
           </w:tcPr>
           <w:p>
             <w:r>
-              <w:t>Start with .NET 10 and observe the behavior. Then update to .NET 11 and observe again to confirm the fix.</w:t>
+              <w:t xml:space="preserve">Start with .NET 10 and observe the behavior. Then </w:t>
+            </w:r>
+            <w:proofErr w:type="gramStart"/>
+            <w:r>
+              <w:t>update</w:t>
+            </w:r>
+            <w:proofErr w:type="gramEnd"/>
+            <w:r>
+              <w:t xml:space="preserve"> to .NET 11 and observe again to confirm the fix.</w:t>
             </w:r>
           </w:p>
         </w:tc>
@@ -754,7 +764,23 @@
             </w:r>
             <w:r>
               <w:lastRenderedPageBreak/>
-              <w:t>l', { browserEventName: 'scroll' }) throws a JavaScript error synchronousl</w:t>
+              <w:t xml:space="preserve">l', </w:t>
+            </w:r>
+            <w:proofErr w:type="gramStart"/>
+            <w:r>
+              <w:t>{ browserEventName</w:t>
+            </w:r>
+            <w:proofErr w:type="gramEnd"/>
+            <w:r>
+              <w:t>: 'scroll</w:t>
+            </w:r>
+            <w:proofErr w:type="gramStart"/>
+            <w:r>
+              <w:t>' }</w:t>
+            </w:r>
+            <w:proofErr w:type="gramEnd"/>
+            <w:r>
+              <w:t>) throws a JavaScript error synchronousl</w:t>
             </w:r>
             <w:r>
               <w:t>y</w:t>
@@ -1334,7 +1360,7 @@
                       <w:noProof/>
                     </w:rPr>
                     <w:drawing>
-                      <wp:inline distT="0" distB="0" distL="0" distR="0" wp14:anchorId="5412224F" wp14:editId="10BF6894">
+                      <wp:inline distT="0" distB="0" distL="0" distR="0" wp14:anchorId="5412224F" wp14:editId="5E26DD8F">
                         <wp:extent cx="1739900" cy="609600"/>
                         <wp:effectExtent l="0" t="0" r="0" b="0"/>
                         <wp:docPr id="1218112281" name="Picture 10"/>
@@ -2209,19 +2235,7 @@
                 <w:rPr>
                   <w:rStyle w:val="Hyperlink"/>
                 </w:rPr>
-                <w:t>custom-event-validation/Evidence/InteractiveServer.zip at main · BharatRa</w:t>
-              </w:r>
-              <w:r>
-                <w:rPr>
-                  <w:rStyle w:val="Hyperlink"/>
-                </w:rPr>
-                <w:t>m</w:t>
-              </w:r>
-              <w:r>
-                <w:rPr>
-                  <w:rStyle w:val="Hyperlink"/>
-                </w:rPr>
-                <w:t>sf3693/custom-event-validation</w:t>
+                <w:t>custom-event-validation/Evidence/InteractiveServer.zip at main · BharatRamsf3693/custom-event-validation</w:t>
               </w:r>
             </w:hyperlink>
           </w:p>
@@ -2274,19 +2288,7 @@
                 <w:rPr>
                   <w:rStyle w:val="Hyperlink"/>
                 </w:rPr>
-                <w:t>custom-event-validation/Evidenc</w:t>
-              </w:r>
-              <w:r>
-                <w:rPr>
-                  <w:rStyle w:val="Hyperlink"/>
-                </w:rPr>
-                <w:t>e</w:t>
-              </w:r>
-              <w:r>
-                <w:rPr>
-                  <w:rStyle w:val="Hyperlink"/>
-                </w:rPr>
-                <w:t>/InteractiveWebAssembly.zip at main · BharatRamsf3693/custom-event-validation</w:t>
+                <w:t>custom-event-validation/Evidence/InteractiveWebAssembly.zip at main · BharatRamsf3693/custom-event-validation</w:t>
               </w:r>
             </w:hyperlink>
           </w:p>
@@ -2339,19 +2341,7 @@
                 <w:rPr>
                   <w:rStyle w:val="Hyperlink"/>
                 </w:rPr>
-                <w:t>custom-event-validation/Evidence/StandaloneWebAssembly.zip at main · Bh</w:t>
-              </w:r>
-              <w:r>
-                <w:rPr>
-                  <w:rStyle w:val="Hyperlink"/>
-                </w:rPr>
-                <w:t>a</w:t>
-              </w:r>
-              <w:r>
-                <w:rPr>
-                  <w:rStyle w:val="Hyperlink"/>
-                </w:rPr>
-                <w:t>ratRamsf3693/custom-event-validation</w:t>
+                <w:t>custom-event-validation/Evidence/StandaloneWebAssembly.zip at main · BharatRamsf3693/custom-event-validation</w:t>
               </w:r>
             </w:hyperlink>
           </w:p>
@@ -2441,8 +2431,21 @@
           </w:tcPr>
           <w:p>
             <w:r>
-              <w:t>The attribute 'onscroll' was matched by multiple event handler attributes. Duplicates: Microsoft.AspNetCore.Components.Web.EventHandlers InteractiveServer.CustomEvents.EventHandlers</w:t>
+              <w:t xml:space="preserve">The attribute 'onscroll' was matched by multiple event handler attributes. Duplicates: </w:t>
             </w:r>
+            <w:proofErr w:type="gramStart"/>
+            <w:r>
+              <w:t>Microsoft.AspNetCore.Components.Web</w:t>
+            </w:r>
+            <w:proofErr w:type="gramEnd"/>
+            <w:r>
+              <w:t xml:space="preserve">.EventHandlers </w:t>
+            </w:r>
+            <w:proofErr w:type="gramStart"/>
+            <w:r>
+              <w:t>InteractiveServer.CustomEvents.EventHandlers</w:t>
+            </w:r>
+            <w:proofErr w:type="gramEnd"/>
           </w:p>
         </w:tc>
       </w:tr>
@@ -2477,7 +2480,7 @@
         <w:t xml:space="preserve">name </w:t>
       </w:r>
       <w:r>
-        <w:t xml:space="preserve"> and browser event</w:t>
+        <w:t>and browser event</w:t>
       </w:r>
       <w:r>
         <w:t xml:space="preserve"> name</w:t>

--- a/Evidence/custom-event-validation.docx
+++ b/Evidence/custom-event-validation.docx
@@ -27,7 +27,7 @@
       <w:pPr>
         <w:numPr>
           <w:ilvl w:val="0"/>
-          <w:numId w:val="1"/>
+          <w:numId w:val="2"/>
         </w:numPr>
       </w:pPr>
       <w:r>
@@ -38,23 +38,33 @@
       <w:pPr>
         <w:numPr>
           <w:ilvl w:val="0"/>
-          <w:numId w:val="1"/>
+          <w:numId w:val="2"/>
         </w:numPr>
       </w:pPr>
       <w:r>
-        <w:t>Interactive WebAssembly</w:t>
+        <w:t xml:space="preserve">Interactive </w:t>
       </w:r>
+      <w:proofErr w:type="spellStart"/>
+      <w:r>
+        <w:t>WebAssembly</w:t>
+      </w:r>
+      <w:proofErr w:type="spellEnd"/>
     </w:p>
     <w:p>
       <w:pPr>
         <w:numPr>
           <w:ilvl w:val="0"/>
-          <w:numId w:val="1"/>
+          <w:numId w:val="2"/>
         </w:numPr>
       </w:pPr>
       <w:r>
-        <w:t>Standalone WebAssembly</w:t>
+        <w:t xml:space="preserve">Standalone </w:t>
       </w:r>
+      <w:proofErr w:type="spellStart"/>
+      <w:r>
+        <w:t>WebAssembly</w:t>
+      </w:r>
+      <w:proofErr w:type="spellEnd"/>
     </w:p>
     <w:p>
       <w:r>
@@ -146,10 +156,10 @@
         <w:tblDescription w:val=""/>
       </w:tblPr>
       <w:tblGrid>
-        <w:gridCol w:w="378"/>
-        <w:gridCol w:w="2142"/>
-        <w:gridCol w:w="6211"/>
-        <w:gridCol w:w="609"/>
+        <w:gridCol w:w="511"/>
+        <w:gridCol w:w="3195"/>
+        <w:gridCol w:w="4189"/>
+        <w:gridCol w:w="1445"/>
       </w:tblGrid>
       <w:tr>
         <w:tc>
@@ -170,6 +180,7 @@
             <w:hideMark/>
           </w:tcPr>
           <w:p>
+            <w:proofErr w:type="spellStart"/>
             <w:proofErr w:type="gramStart"/>
             <w:r>
               <w:rPr>
@@ -178,12 +189,13 @@
               </w:rPr>
               <w:t>S.No</w:t>
             </w:r>
+            <w:proofErr w:type="spellEnd"/>
             <w:proofErr w:type="gramEnd"/>
           </w:p>
         </w:tc>
         <w:tc>
           <w:tcPr>
-            <w:tcW w:w="960" w:type="dxa"/>
+            <w:tcW w:w="3783" w:type="dxa"/>
             <w:tcBorders>
               <w:top w:val="single" w:sz="8" w:space="0" w:color="A3A3A3"/>
               <w:left w:val="single" w:sz="8" w:space="0" w:color="A3A3A3"/>
@@ -210,7 +222,7 @@
         </w:tc>
         <w:tc>
           <w:tcPr>
-            <w:tcW w:w="12423" w:type="dxa"/>
+            <w:tcW w:w="4654" w:type="dxa"/>
             <w:tcBorders>
               <w:top w:val="single" w:sz="8" w:space="0" w:color="A3A3A3"/>
               <w:left w:val="single" w:sz="8" w:space="0" w:color="A3A3A3"/>
@@ -237,7 +249,7 @@
         </w:tc>
         <w:tc>
           <w:tcPr>
-            <w:tcW w:w="868" w:type="dxa"/>
+            <w:tcW w:w="3129" w:type="dxa"/>
             <w:tcBorders>
               <w:top w:val="single" w:sz="8" w:space="0" w:color="A3A3A3"/>
               <w:left w:val="single" w:sz="8" w:space="0" w:color="A3A3A3"/>
@@ -289,7 +301,7 @@
         </w:tc>
         <w:tc>
           <w:tcPr>
-            <w:tcW w:w="988" w:type="dxa"/>
+            <w:tcW w:w="3783" w:type="dxa"/>
             <w:tcBorders>
               <w:top w:val="single" w:sz="8" w:space="0" w:color="A3A3A3"/>
               <w:left w:val="single" w:sz="8" w:space="0" w:color="A3A3A3"/>
@@ -320,7 +332,7 @@
         </w:tc>
         <w:tc>
           <w:tcPr>
-            <w:tcW w:w="12423" w:type="dxa"/>
+            <w:tcW w:w="5013" w:type="dxa"/>
             <w:tcBorders>
               <w:top w:val="single" w:sz="8" w:space="0" w:color="A3A3A3"/>
               <w:left w:val="single" w:sz="8" w:space="0" w:color="A3A3A3"/>
@@ -353,15 +365,15 @@
               <w:tblDescription w:val=""/>
             </w:tblPr>
             <w:tblGrid>
-              <w:gridCol w:w="729"/>
-              <w:gridCol w:w="1469"/>
-              <w:gridCol w:w="1947"/>
-              <w:gridCol w:w="1926"/>
+              <w:gridCol w:w="496"/>
+              <w:gridCol w:w="991"/>
+              <w:gridCol w:w="1281"/>
+              <w:gridCol w:w="1281"/>
             </w:tblGrid>
             <w:tr>
               <w:tc>
                 <w:tcPr>
-                  <w:tcW w:w="960" w:type="dxa"/>
+                  <w:tcW w:w="965" w:type="dxa"/>
                   <w:tcBorders>
                     <w:top w:val="single" w:sz="8" w:space="0" w:color="A3A3A3"/>
                     <w:left w:val="single" w:sz="8" w:space="0" w:color="A3A3A3"/>
@@ -384,7 +396,7 @@
               </w:tc>
               <w:tc>
                 <w:tcPr>
-                  <w:tcW w:w="1904" w:type="dxa"/>
+                  <w:tcW w:w="1195" w:type="dxa"/>
                   <w:tcBorders>
                     <w:top w:val="single" w:sz="8" w:space="0" w:color="A3A3A3"/>
                     <w:left w:val="single" w:sz="8" w:space="0" w:color="A3A3A3"/>
@@ -400,12 +412,6 @@
                   <w:hideMark/>
                 </w:tcPr>
                 <w:p>
-                  <w:pPr>
-                    <w:rPr>
-                      <w:b/>
-                      <w:bCs/>
-                    </w:rPr>
-                  </w:pPr>
                   <w:r>
                     <w:rPr>
                       <w:b/>
@@ -417,7 +423,7 @@
               </w:tc>
               <w:tc>
                 <w:tcPr>
-                  <w:tcW w:w="2601" w:type="dxa"/>
+                  <w:tcW w:w="1345" w:type="dxa"/>
                   <w:tcBorders>
                     <w:top w:val="single" w:sz="8" w:space="0" w:color="A3A3A3"/>
                     <w:left w:val="single" w:sz="8" w:space="0" w:color="A3A3A3"/>
@@ -433,24 +439,27 @@
                   <w:hideMark/>
                 </w:tcPr>
                 <w:p>
-                  <w:pPr>
-                    <w:rPr>
-                      <w:b/>
-                      <w:bCs/>
-                    </w:rPr>
-                  </w:pPr>
                   <w:r>
                     <w:rPr>
                       <w:b/>
                       <w:bCs/>
                     </w:rPr>
-                    <w:t>Interactive WebAssembly</w:t>
+                    <w:t xml:space="preserve">Interactive </w:t>
                   </w:r>
+                  <w:proofErr w:type="spellStart"/>
+                  <w:r>
+                    <w:rPr>
+                      <w:b/>
+                      <w:bCs/>
+                    </w:rPr>
+                    <w:t>WebAssembly</w:t>
+                  </w:r>
+                  <w:proofErr w:type="spellEnd"/>
                 </w:p>
               </w:tc>
               <w:tc>
                 <w:tcPr>
-                  <w:tcW w:w="2527" w:type="dxa"/>
+                  <w:tcW w:w="1233" w:type="dxa"/>
                   <w:tcBorders>
                     <w:top w:val="single" w:sz="8" w:space="0" w:color="A3A3A3"/>
                     <w:left w:val="single" w:sz="8" w:space="0" w:color="A3A3A3"/>
@@ -466,26 +475,29 @@
                   <w:hideMark/>
                 </w:tcPr>
                 <w:p>
-                  <w:pPr>
-                    <w:rPr>
-                      <w:b/>
-                      <w:bCs/>
-                    </w:rPr>
-                  </w:pPr>
                   <w:r>
                     <w:rPr>
                       <w:b/>
                       <w:bCs/>
                     </w:rPr>
-                    <w:t>Standalone WebAssembly</w:t>
+                    <w:t xml:space="preserve">Standalone </w:t>
                   </w:r>
+                  <w:proofErr w:type="spellStart"/>
+                  <w:r>
+                    <w:rPr>
+                      <w:b/>
+                      <w:bCs/>
+                    </w:rPr>
+                    <w:t>WebAssembly</w:t>
+                  </w:r>
+                  <w:proofErr w:type="spellEnd"/>
                 </w:p>
               </w:tc>
             </w:tr>
             <w:tr>
               <w:tc>
                 <w:tcPr>
-                  <w:tcW w:w="988" w:type="dxa"/>
+                  <w:tcW w:w="994" w:type="dxa"/>
                   <w:tcBorders>
                     <w:top w:val="single" w:sz="8" w:space="0" w:color="A3A3A3"/>
                     <w:left w:val="single" w:sz="8" w:space="0" w:color="A3A3A3"/>
@@ -501,12 +513,6 @@
                   <w:hideMark/>
                 </w:tcPr>
                 <w:p>
-                  <w:pPr>
-                    <w:rPr>
-                      <w:b/>
-                      <w:bCs/>
-                    </w:rPr>
-                  </w:pPr>
                   <w:r>
                     <w:rPr>
                       <w:b/>
@@ -518,7 +524,7 @@
               </w:tc>
               <w:tc>
                 <w:tcPr>
-                  <w:tcW w:w="1875" w:type="dxa"/>
+                  <w:tcW w:w="1169" w:type="dxa"/>
                   <w:tcBorders>
                     <w:top w:val="single" w:sz="8" w:space="0" w:color="A3A3A3"/>
                     <w:left w:val="single" w:sz="8" w:space="0" w:color="A3A3A3"/>
@@ -541,7 +547,7 @@
               </w:tc>
               <w:tc>
                 <w:tcPr>
-                  <w:tcW w:w="2573" w:type="dxa"/>
+                  <w:tcW w:w="1336" w:type="dxa"/>
                   <w:tcBorders>
                     <w:top w:val="single" w:sz="8" w:space="0" w:color="A3A3A3"/>
                     <w:left w:val="single" w:sz="8" w:space="0" w:color="A3A3A3"/>
@@ -564,7 +570,7 @@
               </w:tc>
               <w:tc>
                 <w:tcPr>
-                  <w:tcW w:w="2189" w:type="dxa"/>
+                  <w:tcW w:w="1106" w:type="dxa"/>
                   <w:tcBorders>
                     <w:top w:val="single" w:sz="8" w:space="0" w:color="A3A3A3"/>
                     <w:left w:val="single" w:sz="8" w:space="0" w:color="A3A3A3"/>
@@ -589,725 +595,7 @@
             <w:tr>
               <w:tc>
                 <w:tcPr>
-                  <w:tcW w:w="988" w:type="dxa"/>
-                  <w:tcBorders>
-                    <w:top w:val="single" w:sz="8" w:space="0" w:color="A3A3A3"/>
-                    <w:left w:val="single" w:sz="8" w:space="0" w:color="A3A3A3"/>
-                    <w:bottom w:val="single" w:sz="8" w:space="0" w:color="A3A3A3"/>
-                    <w:right w:val="single" w:sz="8" w:space="0" w:color="A3A3A3"/>
-                  </w:tcBorders>
-                  <w:tcMar>
-                    <w:top w:w="40" w:type="dxa"/>
-                    <w:left w:w="60" w:type="dxa"/>
-                    <w:bottom w:w="40" w:type="dxa"/>
-                    <w:right w:w="60" w:type="dxa"/>
-                  </w:tcMar>
-                  <w:hideMark/>
-                </w:tcPr>
-                <w:p>
-                  <w:pPr>
-                    <w:rPr>
-                      <w:b/>
-                      <w:bCs/>
-                    </w:rPr>
-                  </w:pPr>
-                  <w:r>
-                    <w:rPr>
-                      <w:b/>
-                      <w:bCs/>
-                    </w:rPr>
-                    <w:t>.NET 11</w:t>
-                  </w:r>
-                </w:p>
-              </w:tc>
-              <w:tc>
-                <w:tcPr>
-                  <w:tcW w:w="1875" w:type="dxa"/>
-                  <w:tcBorders>
-                    <w:top w:val="single" w:sz="8" w:space="0" w:color="A3A3A3"/>
-                    <w:left w:val="single" w:sz="8" w:space="0" w:color="A3A3A3"/>
-                    <w:bottom w:val="single" w:sz="8" w:space="0" w:color="A3A3A3"/>
-                    <w:right w:val="single" w:sz="8" w:space="0" w:color="A3A3A3"/>
-                  </w:tcBorders>
-                  <w:tcMar>
-                    <w:top w:w="40" w:type="dxa"/>
-                    <w:left w:w="60" w:type="dxa"/>
-                    <w:bottom w:w="40" w:type="dxa"/>
-                    <w:right w:w="60" w:type="dxa"/>
-                  </w:tcMar>
-                  <w:hideMark/>
-                </w:tcPr>
-                <w:p>
-                  <w:r>
-                    <w:t>Pass</w:t>
-                  </w:r>
-                </w:p>
-              </w:tc>
-              <w:tc>
-                <w:tcPr>
-                  <w:tcW w:w="2573" w:type="dxa"/>
-                  <w:tcBorders>
-                    <w:top w:val="single" w:sz="8" w:space="0" w:color="A3A3A3"/>
-                    <w:left w:val="single" w:sz="8" w:space="0" w:color="A3A3A3"/>
-                    <w:bottom w:val="single" w:sz="8" w:space="0" w:color="A3A3A3"/>
-                    <w:right w:val="single" w:sz="8" w:space="0" w:color="A3A3A3"/>
-                  </w:tcBorders>
-                  <w:tcMar>
-                    <w:top w:w="40" w:type="dxa"/>
-                    <w:left w:w="60" w:type="dxa"/>
-                    <w:bottom w:w="40" w:type="dxa"/>
-                    <w:right w:w="60" w:type="dxa"/>
-                  </w:tcMar>
-                  <w:hideMark/>
-                </w:tcPr>
-                <w:p>
-                  <w:r>
-                    <w:t>Pass</w:t>
-                  </w:r>
-                </w:p>
-              </w:tc>
-              <w:tc>
-                <w:tcPr>
-                  <w:tcW w:w="2189" w:type="dxa"/>
-                  <w:tcBorders>
-                    <w:top w:val="single" w:sz="8" w:space="0" w:color="A3A3A3"/>
-                    <w:left w:val="single" w:sz="8" w:space="0" w:color="A3A3A3"/>
-                    <w:bottom w:val="single" w:sz="8" w:space="0" w:color="A3A3A3"/>
-                    <w:right w:val="single" w:sz="8" w:space="0" w:color="A3A3A3"/>
-                  </w:tcBorders>
-                  <w:tcMar>
-                    <w:top w:w="40" w:type="dxa"/>
-                    <w:left w:w="60" w:type="dxa"/>
-                    <w:bottom w:w="40" w:type="dxa"/>
-                    <w:right w:w="60" w:type="dxa"/>
-                  </w:tcMar>
-                  <w:hideMark/>
-                </w:tcPr>
-                <w:p>
-                  <w:r>
-                    <w:t>Pass</w:t>
-                  </w:r>
-                </w:p>
-              </w:tc>
-            </w:tr>
-          </w:tbl>
-          <w:p/>
-        </w:tc>
-        <w:tc>
-          <w:tcPr>
-            <w:tcW w:w="868" w:type="dxa"/>
-            <w:tcBorders>
-              <w:top w:val="single" w:sz="8" w:space="0" w:color="A3A3A3"/>
-              <w:left w:val="single" w:sz="8" w:space="0" w:color="A3A3A3"/>
-              <w:bottom w:val="single" w:sz="8" w:space="0" w:color="A3A3A3"/>
-              <w:right w:val="single" w:sz="8" w:space="0" w:color="A3A3A3"/>
-            </w:tcBorders>
-            <w:tcMar>
-              <w:top w:w="40" w:type="dxa"/>
-              <w:left w:w="60" w:type="dxa"/>
-              <w:bottom w:w="40" w:type="dxa"/>
-              <w:right w:w="60" w:type="dxa"/>
-            </w:tcMar>
-            <w:hideMark/>
-          </w:tcPr>
-          <w:p>
-            <w:r>
-              <w:t>See the Evidence table after this table.</w:t>
-            </w:r>
-          </w:p>
-        </w:tc>
-      </w:tr>
-      <w:tr>
-        <w:tc>
-          <w:tcPr>
-            <w:tcW w:w="960" w:type="dxa"/>
-            <w:tcBorders>
-              <w:top w:val="single" w:sz="8" w:space="0" w:color="A3A3A3"/>
-              <w:left w:val="single" w:sz="8" w:space="0" w:color="A3A3A3"/>
-              <w:bottom w:val="single" w:sz="8" w:space="0" w:color="A3A3A3"/>
-              <w:right w:val="single" w:sz="8" w:space="0" w:color="A3A3A3"/>
-            </w:tcBorders>
-            <w:tcMar>
-              <w:top w:w="40" w:type="dxa"/>
-              <w:left w:w="60" w:type="dxa"/>
-              <w:bottom w:w="40" w:type="dxa"/>
-              <w:right w:w="60" w:type="dxa"/>
-            </w:tcMar>
-            <w:hideMark/>
-          </w:tcPr>
-          <w:p>
-            <w:r>
-              <w:t>2.</w:t>
-            </w:r>
-          </w:p>
-        </w:tc>
-        <w:tc>
-          <w:tcPr>
-            <w:tcW w:w="988" w:type="dxa"/>
-            <w:tcBorders>
-              <w:top w:val="single" w:sz="8" w:space="0" w:color="A3A3A3"/>
-              <w:left w:val="single" w:sz="8" w:space="0" w:color="A3A3A3"/>
-              <w:bottom w:val="single" w:sz="8" w:space="0" w:color="A3A3A3"/>
-              <w:right w:val="single" w:sz="8" w:space="0" w:color="A3A3A3"/>
-            </w:tcBorders>
-            <w:tcMar>
-              <w:top w:w="40" w:type="dxa"/>
-              <w:left w:w="60" w:type="dxa"/>
-              <w:bottom w:w="40" w:type="dxa"/>
-              <w:right w:w="60" w:type="dxa"/>
-            </w:tcMar>
-            <w:hideMark/>
-          </w:tcPr>
-          <w:p>
-            <w:r>
-              <w:t>Calling Blazor.registerCustomEventType('scrol</w:t>
-            </w:r>
-            <w:r>
-              <w:lastRenderedPageBreak/>
-              <w:t xml:space="preserve">l', </w:t>
-            </w:r>
-            <w:proofErr w:type="gramStart"/>
-            <w:r>
-              <w:t>{ browserEventName</w:t>
-            </w:r>
-            <w:proofErr w:type="gramEnd"/>
-            <w:r>
-              <w:t>: 'scroll</w:t>
-            </w:r>
-            <w:proofErr w:type="gramStart"/>
-            <w:r>
-              <w:t>' }</w:t>
-            </w:r>
-            <w:proofErr w:type="gramEnd"/>
-            <w:r>
-              <w:t>) throws a JavaScript error synchronousl</w:t>
-            </w:r>
-            <w:r>
-              <w:t>y</w:t>
-            </w:r>
-            <w:r>
-              <w:t>.</w:t>
-            </w:r>
-          </w:p>
-        </w:tc>
-        <w:tc>
-          <w:tcPr>
-            <w:tcW w:w="12423" w:type="dxa"/>
-            <w:tcBorders>
-              <w:top w:val="single" w:sz="8" w:space="0" w:color="A3A3A3"/>
-              <w:left w:val="single" w:sz="8" w:space="0" w:color="A3A3A3"/>
-              <w:bottom w:val="single" w:sz="8" w:space="0" w:color="A3A3A3"/>
-              <w:right w:val="single" w:sz="8" w:space="0" w:color="A3A3A3"/>
-            </w:tcBorders>
-            <w:tcMar>
-              <w:top w:w="40" w:type="dxa"/>
-              <w:left w:w="60" w:type="dxa"/>
-              <w:bottom w:w="40" w:type="dxa"/>
-              <w:right w:w="60" w:type="dxa"/>
-            </w:tcMar>
-            <w:hideMark/>
-          </w:tcPr>
-          <w:tbl>
-            <w:tblPr>
-              <w:tblW w:w="0" w:type="auto"/>
-              <w:tblBorders>
-                <w:top w:val="single" w:sz="8" w:space="0" w:color="A3A3A3"/>
-                <w:left w:val="single" w:sz="8" w:space="0" w:color="A3A3A3"/>
-                <w:bottom w:val="single" w:sz="8" w:space="0" w:color="A3A3A3"/>
-                <w:right w:val="single" w:sz="8" w:space="0" w:color="A3A3A3"/>
-              </w:tblBorders>
-              <w:tblCellMar>
-                <w:left w:w="0" w:type="dxa"/>
-                <w:right w:w="0" w:type="dxa"/>
-              </w:tblCellMar>
-              <w:tblLook w:val="04A0" w:firstRow="1" w:lastRow="0" w:firstColumn="1" w:lastColumn="0" w:noHBand="0" w:noVBand="1"/>
-              <w:tblCaption w:val=""/>
-              <w:tblDescription w:val=""/>
-            </w:tblPr>
-            <w:tblGrid>
-              <w:gridCol w:w="729"/>
-              <w:gridCol w:w="1469"/>
-              <w:gridCol w:w="1947"/>
-              <w:gridCol w:w="1926"/>
-            </w:tblGrid>
-            <w:tr>
-              <w:tc>
-                <w:tcPr>
-                  <w:tcW w:w="960" w:type="dxa"/>
-                  <w:tcBorders>
-                    <w:top w:val="single" w:sz="8" w:space="0" w:color="A3A3A3"/>
-                    <w:left w:val="single" w:sz="8" w:space="0" w:color="A3A3A3"/>
-                    <w:bottom w:val="single" w:sz="8" w:space="0" w:color="A3A3A3"/>
-                    <w:right w:val="single" w:sz="8" w:space="0" w:color="A3A3A3"/>
-                  </w:tcBorders>
-                  <w:tcMar>
-                    <w:top w:w="40" w:type="dxa"/>
-                    <w:left w:w="60" w:type="dxa"/>
-                    <w:bottom w:w="40" w:type="dxa"/>
-                    <w:right w:w="60" w:type="dxa"/>
-                  </w:tcMar>
-                  <w:hideMark/>
-                </w:tcPr>
-                <w:p>
-                  <w:r>
-                    <w:lastRenderedPageBreak/>
-                    <w:t> </w:t>
-                  </w:r>
-                </w:p>
-              </w:tc>
-              <w:tc>
-                <w:tcPr>
-                  <w:tcW w:w="1904" w:type="dxa"/>
-                  <w:tcBorders>
-                    <w:top w:val="single" w:sz="8" w:space="0" w:color="A3A3A3"/>
-                    <w:left w:val="single" w:sz="8" w:space="0" w:color="A3A3A3"/>
-                    <w:bottom w:val="single" w:sz="8" w:space="0" w:color="A3A3A3"/>
-                    <w:right w:val="single" w:sz="8" w:space="0" w:color="A3A3A3"/>
-                  </w:tcBorders>
-                  <w:tcMar>
-                    <w:top w:w="40" w:type="dxa"/>
-                    <w:left w:w="60" w:type="dxa"/>
-                    <w:bottom w:w="40" w:type="dxa"/>
-                    <w:right w:w="60" w:type="dxa"/>
-                  </w:tcMar>
-                  <w:hideMark/>
-                </w:tcPr>
-                <w:p>
-                  <w:pPr>
-                    <w:rPr>
-                      <w:b/>
-                      <w:bCs/>
-                    </w:rPr>
-                  </w:pPr>
-                  <w:r>
-                    <w:rPr>
-                      <w:b/>
-                      <w:bCs/>
-                    </w:rPr>
-                    <w:t>Interactive Server</w:t>
-                  </w:r>
-                </w:p>
-              </w:tc>
-              <w:tc>
-                <w:tcPr>
-                  <w:tcW w:w="2601" w:type="dxa"/>
-                  <w:tcBorders>
-                    <w:top w:val="single" w:sz="8" w:space="0" w:color="A3A3A3"/>
-                    <w:left w:val="single" w:sz="8" w:space="0" w:color="A3A3A3"/>
-                    <w:bottom w:val="single" w:sz="8" w:space="0" w:color="A3A3A3"/>
-                    <w:right w:val="single" w:sz="8" w:space="0" w:color="A3A3A3"/>
-                  </w:tcBorders>
-                  <w:tcMar>
-                    <w:top w:w="40" w:type="dxa"/>
-                    <w:left w:w="60" w:type="dxa"/>
-                    <w:bottom w:w="40" w:type="dxa"/>
-                    <w:right w:w="60" w:type="dxa"/>
-                  </w:tcMar>
-                  <w:hideMark/>
-                </w:tcPr>
-                <w:p>
-                  <w:pPr>
-                    <w:rPr>
-                      <w:b/>
-                      <w:bCs/>
-                    </w:rPr>
-                  </w:pPr>
-                  <w:r>
-                    <w:rPr>
-                      <w:b/>
-                      <w:bCs/>
-                    </w:rPr>
-                    <w:t>Interactive WebAssembly</w:t>
-                  </w:r>
-                </w:p>
-              </w:tc>
-              <w:tc>
-                <w:tcPr>
-                  <w:tcW w:w="2527" w:type="dxa"/>
-                  <w:tcBorders>
-                    <w:top w:val="single" w:sz="8" w:space="0" w:color="A3A3A3"/>
-                    <w:left w:val="single" w:sz="8" w:space="0" w:color="A3A3A3"/>
-                    <w:bottom w:val="single" w:sz="8" w:space="0" w:color="A3A3A3"/>
-                    <w:right w:val="single" w:sz="8" w:space="0" w:color="A3A3A3"/>
-                  </w:tcBorders>
-                  <w:tcMar>
-                    <w:top w:w="40" w:type="dxa"/>
-                    <w:left w:w="60" w:type="dxa"/>
-                    <w:bottom w:w="40" w:type="dxa"/>
-                    <w:right w:w="60" w:type="dxa"/>
-                  </w:tcMar>
-                  <w:hideMark/>
-                </w:tcPr>
-                <w:p>
-                  <w:pPr>
-                    <w:rPr>
-                      <w:b/>
-                      <w:bCs/>
-                    </w:rPr>
-                  </w:pPr>
-                  <w:r>
-                    <w:rPr>
-                      <w:b/>
-                      <w:bCs/>
-                    </w:rPr>
-                    <w:t>Standalone WebAssembly</w:t>
-                  </w:r>
-                </w:p>
-              </w:tc>
-            </w:tr>
-            <w:tr>
-              <w:tc>
-                <w:tcPr>
-                  <w:tcW w:w="988" w:type="dxa"/>
-                  <w:tcBorders>
-                    <w:top w:val="single" w:sz="8" w:space="0" w:color="A3A3A3"/>
-                    <w:left w:val="single" w:sz="8" w:space="0" w:color="A3A3A3"/>
-                    <w:bottom w:val="single" w:sz="8" w:space="0" w:color="A3A3A3"/>
-                    <w:right w:val="single" w:sz="8" w:space="0" w:color="A3A3A3"/>
-                  </w:tcBorders>
-                  <w:tcMar>
-                    <w:top w:w="40" w:type="dxa"/>
-                    <w:left w:w="60" w:type="dxa"/>
-                    <w:bottom w:w="40" w:type="dxa"/>
-                    <w:right w:w="60" w:type="dxa"/>
-                  </w:tcMar>
-                  <w:hideMark/>
-                </w:tcPr>
-                <w:p>
-                  <w:pPr>
-                    <w:rPr>
-                      <w:b/>
-                      <w:bCs/>
-                    </w:rPr>
-                  </w:pPr>
-                  <w:r>
-                    <w:rPr>
-                      <w:b/>
-                      <w:bCs/>
-                    </w:rPr>
-                    <w:lastRenderedPageBreak/>
-                    <w:t>.NET 11</w:t>
-                  </w:r>
-                </w:p>
-              </w:tc>
-              <w:tc>
-                <w:tcPr>
-                  <w:tcW w:w="1875" w:type="dxa"/>
-                  <w:tcBorders>
-                    <w:top w:val="single" w:sz="8" w:space="0" w:color="A3A3A3"/>
-                    <w:left w:val="single" w:sz="8" w:space="0" w:color="A3A3A3"/>
-                    <w:bottom w:val="single" w:sz="8" w:space="0" w:color="A3A3A3"/>
-                    <w:right w:val="single" w:sz="8" w:space="0" w:color="A3A3A3"/>
-                  </w:tcBorders>
-                  <w:tcMar>
-                    <w:top w:w="40" w:type="dxa"/>
-                    <w:left w:w="60" w:type="dxa"/>
-                    <w:bottom w:w="40" w:type="dxa"/>
-                    <w:right w:w="60" w:type="dxa"/>
-                  </w:tcMar>
-                  <w:hideMark/>
-                </w:tcPr>
-                <w:p>
-                  <w:r>
-                    <w:t>Pass</w:t>
-                  </w:r>
-                </w:p>
-              </w:tc>
-              <w:tc>
-                <w:tcPr>
-                  <w:tcW w:w="2573" w:type="dxa"/>
-                  <w:tcBorders>
-                    <w:top w:val="single" w:sz="8" w:space="0" w:color="A3A3A3"/>
-                    <w:left w:val="single" w:sz="8" w:space="0" w:color="A3A3A3"/>
-                    <w:bottom w:val="single" w:sz="8" w:space="0" w:color="A3A3A3"/>
-                    <w:right w:val="single" w:sz="8" w:space="0" w:color="A3A3A3"/>
-                  </w:tcBorders>
-                  <w:tcMar>
-                    <w:top w:w="40" w:type="dxa"/>
-                    <w:left w:w="60" w:type="dxa"/>
-                    <w:bottom w:w="40" w:type="dxa"/>
-                    <w:right w:w="60" w:type="dxa"/>
-                  </w:tcMar>
-                  <w:hideMark/>
-                </w:tcPr>
-                <w:p>
-                  <w:r>
-                    <w:t>Pass</w:t>
-                  </w:r>
-                </w:p>
-              </w:tc>
-              <w:tc>
-                <w:tcPr>
-                  <w:tcW w:w="2189" w:type="dxa"/>
-                  <w:tcBorders>
-                    <w:top w:val="single" w:sz="8" w:space="0" w:color="A3A3A3"/>
-                    <w:left w:val="single" w:sz="8" w:space="0" w:color="A3A3A3"/>
-                    <w:bottom w:val="single" w:sz="8" w:space="0" w:color="A3A3A3"/>
-                    <w:right w:val="single" w:sz="8" w:space="0" w:color="A3A3A3"/>
-                  </w:tcBorders>
-                  <w:tcMar>
-                    <w:top w:w="40" w:type="dxa"/>
-                    <w:left w:w="60" w:type="dxa"/>
-                    <w:bottom w:w="40" w:type="dxa"/>
-                    <w:right w:w="60" w:type="dxa"/>
-                  </w:tcMar>
-                  <w:hideMark/>
-                </w:tcPr>
-                <w:p>
-                  <w:r>
-                    <w:t>Pass</w:t>
-                  </w:r>
-                </w:p>
-              </w:tc>
-            </w:tr>
-          </w:tbl>
-          <w:p/>
-        </w:tc>
-        <w:tc>
-          <w:tcPr>
-            <w:tcW w:w="868" w:type="dxa"/>
-            <w:tcBorders>
-              <w:top w:val="single" w:sz="8" w:space="0" w:color="A3A3A3"/>
-              <w:left w:val="single" w:sz="8" w:space="0" w:color="A3A3A3"/>
-              <w:bottom w:val="single" w:sz="8" w:space="0" w:color="A3A3A3"/>
-              <w:right w:val="single" w:sz="8" w:space="0" w:color="A3A3A3"/>
-            </w:tcBorders>
-            <w:tcMar>
-              <w:top w:w="40" w:type="dxa"/>
-              <w:left w:w="60" w:type="dxa"/>
-              <w:bottom w:w="40" w:type="dxa"/>
-              <w:right w:w="60" w:type="dxa"/>
-            </w:tcMar>
-            <w:hideMark/>
-          </w:tcPr>
-          <w:p>
-            <w:r>
-              <w:lastRenderedPageBreak/>
-              <w:t>See the Evid</w:t>
-            </w:r>
-            <w:r>
-              <w:lastRenderedPageBreak/>
-              <w:t>ence table after this table.</w:t>
-            </w:r>
-          </w:p>
-        </w:tc>
-      </w:tr>
-      <w:tr>
-        <w:tc>
-          <w:tcPr>
-            <w:tcW w:w="960" w:type="dxa"/>
-            <w:tcBorders>
-              <w:top w:val="single" w:sz="8" w:space="0" w:color="A3A3A3"/>
-              <w:left w:val="single" w:sz="8" w:space="0" w:color="A3A3A3"/>
-              <w:bottom w:val="single" w:sz="8" w:space="0" w:color="A3A3A3"/>
-              <w:right w:val="single" w:sz="8" w:space="0" w:color="A3A3A3"/>
-            </w:tcBorders>
-            <w:tcMar>
-              <w:top w:w="40" w:type="dxa"/>
-              <w:left w:w="60" w:type="dxa"/>
-              <w:bottom w:w="40" w:type="dxa"/>
-              <w:right w:w="60" w:type="dxa"/>
-            </w:tcMar>
-            <w:hideMark/>
-          </w:tcPr>
-          <w:p>
-            <w:r>
-              <w:lastRenderedPageBreak/>
-              <w:t>3.</w:t>
-            </w:r>
-          </w:p>
-        </w:tc>
-        <w:tc>
-          <w:tcPr>
-            <w:tcW w:w="988" w:type="dxa"/>
-            <w:tcBorders>
-              <w:top w:val="single" w:sz="8" w:space="0" w:color="A3A3A3"/>
-              <w:left w:val="single" w:sz="8" w:space="0" w:color="A3A3A3"/>
-              <w:bottom w:val="single" w:sz="8" w:space="0" w:color="A3A3A3"/>
-              <w:right w:val="single" w:sz="8" w:space="0" w:color="A3A3A3"/>
-            </w:tcBorders>
-            <w:tcMar>
-              <w:top w:w="40" w:type="dxa"/>
-              <w:left w:w="60" w:type="dxa"/>
-              <w:bottom w:w="40" w:type="dxa"/>
-              <w:right w:w="60" w:type="dxa"/>
-            </w:tcMar>
-            <w:hideMark/>
-          </w:tcPr>
-          <w:p>
-            <w:r>
-              <w:t>The error contains a descriptive message and names the conflicting value.</w:t>
-            </w:r>
-          </w:p>
-        </w:tc>
-        <w:tc>
-          <w:tcPr>
-            <w:tcW w:w="12781" w:type="dxa"/>
-            <w:tcBorders>
-              <w:top w:val="single" w:sz="8" w:space="0" w:color="A3A3A3"/>
-              <w:left w:val="single" w:sz="8" w:space="0" w:color="A3A3A3"/>
-              <w:bottom w:val="single" w:sz="8" w:space="0" w:color="A3A3A3"/>
-              <w:right w:val="single" w:sz="8" w:space="0" w:color="A3A3A3"/>
-            </w:tcBorders>
-            <w:tcMar>
-              <w:top w:w="40" w:type="dxa"/>
-              <w:left w:w="60" w:type="dxa"/>
-              <w:bottom w:w="40" w:type="dxa"/>
-              <w:right w:w="60" w:type="dxa"/>
-            </w:tcMar>
-            <w:hideMark/>
-          </w:tcPr>
-          <w:tbl>
-            <w:tblPr>
-              <w:tblW w:w="0" w:type="auto"/>
-              <w:tblBorders>
-                <w:top w:val="single" w:sz="8" w:space="0" w:color="A3A3A3"/>
-                <w:left w:val="single" w:sz="8" w:space="0" w:color="A3A3A3"/>
-                <w:bottom w:val="single" w:sz="8" w:space="0" w:color="A3A3A3"/>
-                <w:right w:val="single" w:sz="8" w:space="0" w:color="A3A3A3"/>
-              </w:tblBorders>
-              <w:tblCellMar>
-                <w:left w:w="0" w:type="dxa"/>
-                <w:right w:w="0" w:type="dxa"/>
-              </w:tblCellMar>
-              <w:tblLook w:val="04A0" w:firstRow="1" w:lastRow="0" w:firstColumn="1" w:lastColumn="0" w:noHBand="0" w:noVBand="1"/>
-              <w:tblCaption w:val=""/>
-              <w:tblDescription w:val=""/>
-            </w:tblPr>
-            <w:tblGrid>
-              <w:gridCol w:w="366"/>
-              <w:gridCol w:w="1460"/>
-              <w:gridCol w:w="2159"/>
-              <w:gridCol w:w="2086"/>
-            </w:tblGrid>
-            <w:tr>
-              <w:tc>
-                <w:tcPr>
-                  <w:tcW w:w="960" w:type="dxa"/>
-                  <w:tcBorders>
-                    <w:top w:val="single" w:sz="8" w:space="0" w:color="A3A3A3"/>
-                    <w:left w:val="single" w:sz="8" w:space="0" w:color="A3A3A3"/>
-                    <w:bottom w:val="single" w:sz="8" w:space="0" w:color="A3A3A3"/>
-                    <w:right w:val="single" w:sz="8" w:space="0" w:color="A3A3A3"/>
-                  </w:tcBorders>
-                  <w:tcMar>
-                    <w:top w:w="40" w:type="dxa"/>
-                    <w:left w:w="60" w:type="dxa"/>
-                    <w:bottom w:w="40" w:type="dxa"/>
-                    <w:right w:w="60" w:type="dxa"/>
-                  </w:tcMar>
-                  <w:hideMark/>
-                </w:tcPr>
-                <w:p>
-                  <w:r>
-                    <w:t> </w:t>
-                  </w:r>
-                </w:p>
-              </w:tc>
-              <w:tc>
-                <w:tcPr>
-                  <w:tcW w:w="2985" w:type="dxa"/>
-                  <w:tcBorders>
-                    <w:top w:val="single" w:sz="8" w:space="0" w:color="A3A3A3"/>
-                    <w:left w:val="single" w:sz="8" w:space="0" w:color="A3A3A3"/>
-                    <w:bottom w:val="single" w:sz="8" w:space="0" w:color="A3A3A3"/>
-                    <w:right w:val="single" w:sz="8" w:space="0" w:color="A3A3A3"/>
-                  </w:tcBorders>
-                  <w:tcMar>
-                    <w:top w:w="40" w:type="dxa"/>
-                    <w:left w:w="60" w:type="dxa"/>
-                    <w:bottom w:w="40" w:type="dxa"/>
-                    <w:right w:w="60" w:type="dxa"/>
-                  </w:tcMar>
-                  <w:hideMark/>
-                </w:tcPr>
-                <w:p>
-                  <w:pPr>
-                    <w:rPr>
-                      <w:b/>
-                      <w:bCs/>
-                    </w:rPr>
-                  </w:pPr>
-                  <w:r>
-                    <w:rPr>
-                      <w:b/>
-                      <w:bCs/>
-                    </w:rPr>
-                    <w:t>Interactive Server</w:t>
-                  </w:r>
-                </w:p>
-              </w:tc>
-              <w:tc>
-                <w:tcPr>
-                  <w:tcW w:w="4395" w:type="dxa"/>
-                  <w:tcBorders>
-                    <w:top w:val="single" w:sz="8" w:space="0" w:color="A3A3A3"/>
-                    <w:left w:val="single" w:sz="8" w:space="0" w:color="A3A3A3"/>
-                    <w:bottom w:val="single" w:sz="8" w:space="0" w:color="A3A3A3"/>
-                    <w:right w:val="single" w:sz="8" w:space="0" w:color="A3A3A3"/>
-                  </w:tcBorders>
-                  <w:tcMar>
-                    <w:top w:w="40" w:type="dxa"/>
-                    <w:left w:w="60" w:type="dxa"/>
-                    <w:bottom w:w="40" w:type="dxa"/>
-                    <w:right w:w="60" w:type="dxa"/>
-                  </w:tcMar>
-                  <w:hideMark/>
-                </w:tcPr>
-                <w:p>
-                  <w:pPr>
-                    <w:rPr>
-                      <w:b/>
-                      <w:bCs/>
-                    </w:rPr>
-                  </w:pPr>
-                  <w:r>
-                    <w:rPr>
-                      <w:b/>
-                      <w:bCs/>
-                    </w:rPr>
-                    <w:t>Interactive WebAssembly</w:t>
-                  </w:r>
-                </w:p>
-              </w:tc>
-              <w:tc>
-                <w:tcPr>
-                  <w:tcW w:w="3843" w:type="dxa"/>
-                  <w:tcBorders>
-                    <w:top w:val="single" w:sz="8" w:space="0" w:color="A3A3A3"/>
-                    <w:left w:val="single" w:sz="8" w:space="0" w:color="A3A3A3"/>
-                    <w:bottom w:val="single" w:sz="8" w:space="0" w:color="A3A3A3"/>
-                    <w:right w:val="single" w:sz="8" w:space="0" w:color="A3A3A3"/>
-                  </w:tcBorders>
-                  <w:tcMar>
-                    <w:top w:w="40" w:type="dxa"/>
-                    <w:left w:w="60" w:type="dxa"/>
-                    <w:bottom w:w="40" w:type="dxa"/>
-                    <w:right w:w="60" w:type="dxa"/>
-                  </w:tcMar>
-                  <w:hideMark/>
-                </w:tcPr>
-                <w:p>
-                  <w:pPr>
-                    <w:rPr>
-                      <w:b/>
-                      <w:bCs/>
-                    </w:rPr>
-                  </w:pPr>
-                  <w:r>
-                    <w:rPr>
-                      <w:b/>
-                      <w:bCs/>
-                    </w:rPr>
-                    <w:t>Standalone WebAssembly</w:t>
-                  </w:r>
-                </w:p>
-              </w:tc>
-            </w:tr>
-            <w:tr>
-              <w:tc>
-                <w:tcPr>
-                  <w:tcW w:w="988" w:type="dxa"/>
+                  <w:tcW w:w="994" w:type="dxa"/>
                   <w:tcBorders>
                     <w:top w:val="single" w:sz="8" w:space="0" w:color="A3A3A3"/>
                     <w:left w:val="single" w:sz="8" w:space="0" w:color="A3A3A3"/>
@@ -1334,7 +622,7 @@
               </w:tc>
               <w:tc>
                 <w:tcPr>
-                  <w:tcW w:w="2985" w:type="dxa"/>
+                  <w:tcW w:w="1169" w:type="dxa"/>
                   <w:tcBorders>
                     <w:top w:val="single" w:sz="8" w:space="0" w:color="A3A3A3"/>
                     <w:left w:val="single" w:sz="8" w:space="0" w:color="A3A3A3"/>
@@ -1354,61 +642,250 @@
                     <w:t>Pass</w:t>
                   </w:r>
                 </w:p>
+              </w:tc>
+              <w:tc>
+                <w:tcPr>
+                  <w:tcW w:w="1336" w:type="dxa"/>
+                  <w:tcBorders>
+                    <w:top w:val="single" w:sz="8" w:space="0" w:color="A3A3A3"/>
+                    <w:left w:val="single" w:sz="8" w:space="0" w:color="A3A3A3"/>
+                    <w:bottom w:val="single" w:sz="8" w:space="0" w:color="A3A3A3"/>
+                    <w:right w:val="single" w:sz="8" w:space="0" w:color="A3A3A3"/>
+                  </w:tcBorders>
+                  <w:tcMar>
+                    <w:top w:w="40" w:type="dxa"/>
+                    <w:left w:w="60" w:type="dxa"/>
+                    <w:bottom w:w="40" w:type="dxa"/>
+                    <w:right w:w="60" w:type="dxa"/>
+                  </w:tcMar>
+                  <w:hideMark/>
+                </w:tcPr>
                 <w:p>
                   <w:r>
-                    <w:rPr>
-                      <w:noProof/>
-                    </w:rPr>
-                    <w:drawing>
-                      <wp:inline distT="0" distB="0" distL="0" distR="0" wp14:anchorId="5412224F" wp14:editId="5E26DD8F">
-                        <wp:extent cx="1739900" cy="609600"/>
-                        <wp:effectExtent l="0" t="0" r="0" b="0"/>
-                        <wp:docPr id="1218112281" name="Picture 10"/>
-                        <wp:cNvGraphicFramePr>
-                          <a:graphicFrameLocks xmlns:a="http://schemas.openxmlformats.org/drawingml/2006/main" noChangeAspect="1"/>
-                        </wp:cNvGraphicFramePr>
-                        <a:graphic xmlns:a="http://schemas.openxmlformats.org/drawingml/2006/main">
-                          <a:graphicData uri="http://schemas.openxmlformats.org/drawingml/2006/picture">
-                            <pic:pic xmlns:pic="http://schemas.openxmlformats.org/drawingml/2006/picture">
-                              <pic:nvPicPr>
-                                <pic:cNvPr id="0" name="Picture 176"/>
-                                <pic:cNvPicPr>
-                                  <a:picLocks noChangeAspect="1" noChangeArrowheads="1"/>
-                                </pic:cNvPicPr>
-                              </pic:nvPicPr>
-                              <pic:blipFill>
-                                <a:blip r:embed="rId6" cstate="print">
-                                  <a:extLst>
-                                    <a:ext uri="{28A0092B-C50C-407E-A947-70E740481C1C}">
-                                      <a14:useLocalDpi xmlns:a14="http://schemas.microsoft.com/office/drawing/2010/main" val="0"/>
-                                    </a:ext>
-                                  </a:extLst>
-                                </a:blip>
-                                <a:srcRect/>
-                                <a:stretch>
-                                  <a:fillRect/>
-                                </a:stretch>
-                              </pic:blipFill>
-                              <pic:spPr bwMode="auto">
-                                <a:xfrm>
-                                  <a:off x="0" y="0"/>
-                                  <a:ext cx="1739900" cy="609600"/>
-                                </a:xfrm>
-                                <a:prstGeom prst="rect">
-                                  <a:avLst/>
-                                </a:prstGeom>
-                                <a:noFill/>
-                                <a:ln>
-                                  <a:noFill/>
-                                </a:ln>
-                              </pic:spPr>
-                            </pic:pic>
-                          </a:graphicData>
-                        </a:graphic>
-                      </wp:inline>
-                    </w:drawing>
+                    <w:t>Pass</w:t>
                   </w:r>
                 </w:p>
+              </w:tc>
+              <w:tc>
+                <w:tcPr>
+                  <w:tcW w:w="1106" w:type="dxa"/>
+                  <w:tcBorders>
+                    <w:top w:val="single" w:sz="8" w:space="0" w:color="A3A3A3"/>
+                    <w:left w:val="single" w:sz="8" w:space="0" w:color="A3A3A3"/>
+                    <w:bottom w:val="single" w:sz="8" w:space="0" w:color="A3A3A3"/>
+                    <w:right w:val="single" w:sz="8" w:space="0" w:color="A3A3A3"/>
+                  </w:tcBorders>
+                  <w:tcMar>
+                    <w:top w:w="40" w:type="dxa"/>
+                    <w:left w:w="60" w:type="dxa"/>
+                    <w:bottom w:w="40" w:type="dxa"/>
+                    <w:right w:w="60" w:type="dxa"/>
+                  </w:tcMar>
+                  <w:hideMark/>
+                </w:tcPr>
+                <w:p>
+                  <w:r>
+                    <w:t>Pass</w:t>
+                  </w:r>
+                </w:p>
+              </w:tc>
+            </w:tr>
+          </w:tbl>
+          <w:p/>
+        </w:tc>
+        <w:tc>
+          <w:tcPr>
+            <w:tcW w:w="3348" w:type="dxa"/>
+            <w:tcBorders>
+              <w:top w:val="single" w:sz="8" w:space="0" w:color="A3A3A3"/>
+              <w:left w:val="single" w:sz="8" w:space="0" w:color="A3A3A3"/>
+              <w:bottom w:val="single" w:sz="8" w:space="0" w:color="A3A3A3"/>
+              <w:right w:val="single" w:sz="8" w:space="0" w:color="A3A3A3"/>
+            </w:tcBorders>
+            <w:tcMar>
+              <w:top w:w="40" w:type="dxa"/>
+              <w:left w:w="60" w:type="dxa"/>
+              <w:bottom w:w="40" w:type="dxa"/>
+              <w:right w:w="60" w:type="dxa"/>
+            </w:tcMar>
+            <w:hideMark/>
+          </w:tcPr>
+          <w:p>
+            <w:r>
+              <w:t xml:space="preserve">New-NET10-App: </w:t>
+            </w:r>
+            <w:hyperlink r:id="rId6" w:history="1">
+              <w:r>
+                <w:rPr>
+                  <w:rStyle w:val="Hyperlink"/>
+                </w:rPr>
+                <w:t>Evidence/New-NET10-App</w:t>
+              </w:r>
+            </w:hyperlink>
+            <w:r>
+              <w:br/>
+            </w:r>
+            <w:r>
+              <w:br/>
+              <w:t xml:space="preserve">NET10-to-NET11-Migrated-App: </w:t>
+            </w:r>
+            <w:hyperlink r:id="rId7" w:history="1">
+              <w:r>
+                <w:rPr>
+                  <w:rStyle w:val="Hyperlink"/>
+                </w:rPr>
+                <w:t>Evidence/NET10-to-NET11-Migrated-App</w:t>
+              </w:r>
+            </w:hyperlink>
+          </w:p>
+          <w:p>
+            <w:r>
+              <w:lastRenderedPageBreak/>
+              <w:t> </w:t>
+            </w:r>
+          </w:p>
+          <w:p>
+            <w:r>
+              <w:t>Find the Record action count and both counters for .NET 10 and .NET 11 in the 'Custom Event Behavior Matrix' section below this table.</w:t>
+            </w:r>
+          </w:p>
+        </w:tc>
+      </w:tr>
+      <w:tr>
+        <w:tc>
+          <w:tcPr>
+            <w:tcW w:w="960" w:type="dxa"/>
+            <w:tcBorders>
+              <w:top w:val="single" w:sz="8" w:space="0" w:color="A3A3A3"/>
+              <w:left w:val="single" w:sz="8" w:space="0" w:color="A3A3A3"/>
+              <w:bottom w:val="single" w:sz="8" w:space="0" w:color="A3A3A3"/>
+              <w:right w:val="single" w:sz="8" w:space="0" w:color="A3A3A3"/>
+            </w:tcBorders>
+            <w:tcMar>
+              <w:top w:w="40" w:type="dxa"/>
+              <w:left w:w="60" w:type="dxa"/>
+              <w:bottom w:w="40" w:type="dxa"/>
+              <w:right w:w="60" w:type="dxa"/>
+            </w:tcMar>
+            <w:hideMark/>
+          </w:tcPr>
+          <w:p>
+            <w:r>
+              <w:lastRenderedPageBreak/>
+              <w:t>2.</w:t>
+            </w:r>
+          </w:p>
+        </w:tc>
+        <w:tc>
+          <w:tcPr>
+            <w:tcW w:w="3810" w:type="dxa"/>
+            <w:tcBorders>
+              <w:top w:val="single" w:sz="8" w:space="0" w:color="A3A3A3"/>
+              <w:left w:val="single" w:sz="8" w:space="0" w:color="A3A3A3"/>
+              <w:bottom w:val="single" w:sz="8" w:space="0" w:color="A3A3A3"/>
+              <w:right w:val="single" w:sz="8" w:space="0" w:color="A3A3A3"/>
+            </w:tcBorders>
+            <w:tcMar>
+              <w:top w:w="40" w:type="dxa"/>
+              <w:left w:w="60" w:type="dxa"/>
+              <w:bottom w:w="40" w:type="dxa"/>
+              <w:right w:w="60" w:type="dxa"/>
+            </w:tcMar>
+            <w:hideMark/>
+          </w:tcPr>
+          <w:p>
+            <w:r>
+              <w:t xml:space="preserve">Calling </w:t>
+            </w:r>
+            <w:proofErr w:type="spellStart"/>
+            <w:r>
+              <w:t>Blazor.registerCustomEventType</w:t>
+            </w:r>
+            <w:proofErr w:type="spellEnd"/>
+            <w:r>
+              <w:t xml:space="preserve">('scroll', </w:t>
+            </w:r>
+            <w:proofErr w:type="gramStart"/>
+            <w:r>
+              <w:t xml:space="preserve">{ </w:t>
+            </w:r>
+            <w:proofErr w:type="spellStart"/>
+            <w:r>
+              <w:t>browserEventName</w:t>
+            </w:r>
+            <w:proofErr w:type="spellEnd"/>
+            <w:proofErr w:type="gramEnd"/>
+            <w:r>
+              <w:t>: 'scroll</w:t>
+            </w:r>
+            <w:proofErr w:type="gramStart"/>
+            <w:r>
+              <w:t>' }</w:t>
+            </w:r>
+            <w:proofErr w:type="gramEnd"/>
+            <w:r>
+              <w:t>) throws a JavaScript error synchronously.</w:t>
+            </w:r>
+          </w:p>
+        </w:tc>
+        <w:tc>
+          <w:tcPr>
+            <w:tcW w:w="5013" w:type="dxa"/>
+            <w:tcBorders>
+              <w:top w:val="single" w:sz="8" w:space="0" w:color="A3A3A3"/>
+              <w:left w:val="single" w:sz="8" w:space="0" w:color="A3A3A3"/>
+              <w:bottom w:val="single" w:sz="8" w:space="0" w:color="A3A3A3"/>
+              <w:right w:val="single" w:sz="8" w:space="0" w:color="A3A3A3"/>
+            </w:tcBorders>
+            <w:tcMar>
+              <w:top w:w="40" w:type="dxa"/>
+              <w:left w:w="60" w:type="dxa"/>
+              <w:bottom w:w="40" w:type="dxa"/>
+              <w:right w:w="60" w:type="dxa"/>
+            </w:tcMar>
+            <w:hideMark/>
+          </w:tcPr>
+          <w:tbl>
+            <w:tblPr>
+              <w:tblW w:w="0" w:type="auto"/>
+              <w:tblBorders>
+                <w:top w:val="single" w:sz="8" w:space="0" w:color="A3A3A3"/>
+                <w:left w:val="single" w:sz="8" w:space="0" w:color="A3A3A3"/>
+                <w:bottom w:val="single" w:sz="8" w:space="0" w:color="A3A3A3"/>
+                <w:right w:val="single" w:sz="8" w:space="0" w:color="A3A3A3"/>
+              </w:tblBorders>
+              <w:tblCellMar>
+                <w:left w:w="0" w:type="dxa"/>
+                <w:right w:w="0" w:type="dxa"/>
+              </w:tblCellMar>
+              <w:tblLook w:val="04A0" w:firstRow="1" w:lastRow="0" w:firstColumn="1" w:lastColumn="0" w:noHBand="0" w:noVBand="1"/>
+              <w:tblCaption w:val=""/>
+              <w:tblDescription w:val=""/>
+            </w:tblPr>
+            <w:tblGrid>
+              <w:gridCol w:w="496"/>
+              <w:gridCol w:w="991"/>
+              <w:gridCol w:w="1281"/>
+              <w:gridCol w:w="1281"/>
+            </w:tblGrid>
+            <w:tr>
+              <w:tc>
+                <w:tcPr>
+                  <w:tcW w:w="965" w:type="dxa"/>
+                  <w:tcBorders>
+                    <w:top w:val="single" w:sz="8" w:space="0" w:color="A3A3A3"/>
+                    <w:left w:val="single" w:sz="8" w:space="0" w:color="A3A3A3"/>
+                    <w:bottom w:val="single" w:sz="8" w:space="0" w:color="A3A3A3"/>
+                    <w:right w:val="single" w:sz="8" w:space="0" w:color="A3A3A3"/>
+                  </w:tcBorders>
+                  <w:tcMar>
+                    <w:top w:w="40" w:type="dxa"/>
+                    <w:left w:w="60" w:type="dxa"/>
+                    <w:bottom w:w="40" w:type="dxa"/>
+                    <w:right w:w="60" w:type="dxa"/>
+                  </w:tcMar>
+                  <w:hideMark/>
+                </w:tcPr>
                 <w:p>
                   <w:r>
                     <w:t> </w:t>
@@ -1417,7 +894,563 @@
               </w:tc>
               <w:tc>
                 <w:tcPr>
-                  <w:tcW w:w="4395" w:type="dxa"/>
+                  <w:tcW w:w="1195" w:type="dxa"/>
+                  <w:tcBorders>
+                    <w:top w:val="single" w:sz="8" w:space="0" w:color="A3A3A3"/>
+                    <w:left w:val="single" w:sz="8" w:space="0" w:color="A3A3A3"/>
+                    <w:bottom w:val="single" w:sz="8" w:space="0" w:color="A3A3A3"/>
+                    <w:right w:val="single" w:sz="8" w:space="0" w:color="A3A3A3"/>
+                  </w:tcBorders>
+                  <w:tcMar>
+                    <w:top w:w="40" w:type="dxa"/>
+                    <w:left w:w="60" w:type="dxa"/>
+                    <w:bottom w:w="40" w:type="dxa"/>
+                    <w:right w:w="60" w:type="dxa"/>
+                  </w:tcMar>
+                  <w:hideMark/>
+                </w:tcPr>
+                <w:p>
+                  <w:r>
+                    <w:rPr>
+                      <w:b/>
+                      <w:bCs/>
+                    </w:rPr>
+                    <w:t>Interactive Server</w:t>
+                  </w:r>
+                </w:p>
+              </w:tc>
+              <w:tc>
+                <w:tcPr>
+                  <w:tcW w:w="1345" w:type="dxa"/>
+                  <w:tcBorders>
+                    <w:top w:val="single" w:sz="8" w:space="0" w:color="A3A3A3"/>
+                    <w:left w:val="single" w:sz="8" w:space="0" w:color="A3A3A3"/>
+                    <w:bottom w:val="single" w:sz="8" w:space="0" w:color="A3A3A3"/>
+                    <w:right w:val="single" w:sz="8" w:space="0" w:color="A3A3A3"/>
+                  </w:tcBorders>
+                  <w:tcMar>
+                    <w:top w:w="40" w:type="dxa"/>
+                    <w:left w:w="60" w:type="dxa"/>
+                    <w:bottom w:w="40" w:type="dxa"/>
+                    <w:right w:w="60" w:type="dxa"/>
+                  </w:tcMar>
+                  <w:hideMark/>
+                </w:tcPr>
+                <w:p>
+                  <w:r>
+                    <w:rPr>
+                      <w:b/>
+                      <w:bCs/>
+                    </w:rPr>
+                    <w:t xml:space="preserve">Interactive </w:t>
+                  </w:r>
+                  <w:proofErr w:type="spellStart"/>
+                  <w:r>
+                    <w:rPr>
+                      <w:b/>
+                      <w:bCs/>
+                    </w:rPr>
+                    <w:t>WebAssembly</w:t>
+                  </w:r>
+                  <w:proofErr w:type="spellEnd"/>
+                </w:p>
+              </w:tc>
+              <w:tc>
+                <w:tcPr>
+                  <w:tcW w:w="1233" w:type="dxa"/>
+                  <w:tcBorders>
+                    <w:top w:val="single" w:sz="8" w:space="0" w:color="A3A3A3"/>
+                    <w:left w:val="single" w:sz="8" w:space="0" w:color="A3A3A3"/>
+                    <w:bottom w:val="single" w:sz="8" w:space="0" w:color="A3A3A3"/>
+                    <w:right w:val="single" w:sz="8" w:space="0" w:color="A3A3A3"/>
+                  </w:tcBorders>
+                  <w:tcMar>
+                    <w:top w:w="40" w:type="dxa"/>
+                    <w:left w:w="60" w:type="dxa"/>
+                    <w:bottom w:w="40" w:type="dxa"/>
+                    <w:right w:w="60" w:type="dxa"/>
+                  </w:tcMar>
+                  <w:hideMark/>
+                </w:tcPr>
+                <w:p>
+                  <w:r>
+                    <w:rPr>
+                      <w:b/>
+                      <w:bCs/>
+                    </w:rPr>
+                    <w:t xml:space="preserve">Standalone </w:t>
+                  </w:r>
+                  <w:proofErr w:type="spellStart"/>
+                  <w:r>
+                    <w:rPr>
+                      <w:b/>
+                      <w:bCs/>
+                    </w:rPr>
+                    <w:t>WebAssembly</w:t>
+                  </w:r>
+                  <w:proofErr w:type="spellEnd"/>
+                </w:p>
+              </w:tc>
+            </w:tr>
+            <w:tr>
+              <w:tc>
+                <w:tcPr>
+                  <w:tcW w:w="994" w:type="dxa"/>
+                  <w:tcBorders>
+                    <w:top w:val="single" w:sz="8" w:space="0" w:color="A3A3A3"/>
+                    <w:left w:val="single" w:sz="8" w:space="0" w:color="A3A3A3"/>
+                    <w:bottom w:val="single" w:sz="8" w:space="0" w:color="A3A3A3"/>
+                    <w:right w:val="single" w:sz="8" w:space="0" w:color="A3A3A3"/>
+                  </w:tcBorders>
+                  <w:tcMar>
+                    <w:top w:w="40" w:type="dxa"/>
+                    <w:left w:w="60" w:type="dxa"/>
+                    <w:bottom w:w="40" w:type="dxa"/>
+                    <w:right w:w="60" w:type="dxa"/>
+                  </w:tcMar>
+                  <w:hideMark/>
+                </w:tcPr>
+                <w:p>
+                  <w:r>
+                    <w:rPr>
+                      <w:b/>
+                      <w:bCs/>
+                    </w:rPr>
+                    <w:t>.NET 11</w:t>
+                  </w:r>
+                </w:p>
+              </w:tc>
+              <w:tc>
+                <w:tcPr>
+                  <w:tcW w:w="1169" w:type="dxa"/>
+                  <w:tcBorders>
+                    <w:top w:val="single" w:sz="8" w:space="0" w:color="A3A3A3"/>
+                    <w:left w:val="single" w:sz="8" w:space="0" w:color="A3A3A3"/>
+                    <w:bottom w:val="single" w:sz="8" w:space="0" w:color="A3A3A3"/>
+                    <w:right w:val="single" w:sz="8" w:space="0" w:color="A3A3A3"/>
+                  </w:tcBorders>
+                  <w:tcMar>
+                    <w:top w:w="40" w:type="dxa"/>
+                    <w:left w:w="60" w:type="dxa"/>
+                    <w:bottom w:w="40" w:type="dxa"/>
+                    <w:right w:w="60" w:type="dxa"/>
+                  </w:tcMar>
+                  <w:hideMark/>
+                </w:tcPr>
+                <w:p>
+                  <w:r>
+                    <w:t>Pass</w:t>
+                  </w:r>
+                </w:p>
+              </w:tc>
+              <w:tc>
+                <w:tcPr>
+                  <w:tcW w:w="1336" w:type="dxa"/>
+                  <w:tcBorders>
+                    <w:top w:val="single" w:sz="8" w:space="0" w:color="A3A3A3"/>
+                    <w:left w:val="single" w:sz="8" w:space="0" w:color="A3A3A3"/>
+                    <w:bottom w:val="single" w:sz="8" w:space="0" w:color="A3A3A3"/>
+                    <w:right w:val="single" w:sz="8" w:space="0" w:color="A3A3A3"/>
+                  </w:tcBorders>
+                  <w:tcMar>
+                    <w:top w:w="40" w:type="dxa"/>
+                    <w:left w:w="60" w:type="dxa"/>
+                    <w:bottom w:w="40" w:type="dxa"/>
+                    <w:right w:w="60" w:type="dxa"/>
+                  </w:tcMar>
+                  <w:hideMark/>
+                </w:tcPr>
+                <w:p>
+                  <w:r>
+                    <w:t>Pass</w:t>
+                  </w:r>
+                </w:p>
+              </w:tc>
+              <w:tc>
+                <w:tcPr>
+                  <w:tcW w:w="1106" w:type="dxa"/>
+                  <w:tcBorders>
+                    <w:top w:val="single" w:sz="8" w:space="0" w:color="A3A3A3"/>
+                    <w:left w:val="single" w:sz="8" w:space="0" w:color="A3A3A3"/>
+                    <w:bottom w:val="single" w:sz="8" w:space="0" w:color="A3A3A3"/>
+                    <w:right w:val="single" w:sz="8" w:space="0" w:color="A3A3A3"/>
+                  </w:tcBorders>
+                  <w:tcMar>
+                    <w:top w:w="40" w:type="dxa"/>
+                    <w:left w:w="60" w:type="dxa"/>
+                    <w:bottom w:w="40" w:type="dxa"/>
+                    <w:right w:w="60" w:type="dxa"/>
+                  </w:tcMar>
+                  <w:hideMark/>
+                </w:tcPr>
+                <w:p>
+                  <w:r>
+                    <w:t>Pass</w:t>
+                  </w:r>
+                </w:p>
+              </w:tc>
+            </w:tr>
+          </w:tbl>
+          <w:p/>
+        </w:tc>
+        <w:tc>
+          <w:tcPr>
+            <w:tcW w:w="3290" w:type="dxa"/>
+            <w:tcBorders>
+              <w:top w:val="single" w:sz="8" w:space="0" w:color="A3A3A3"/>
+              <w:left w:val="single" w:sz="8" w:space="0" w:color="A3A3A3"/>
+              <w:bottom w:val="single" w:sz="8" w:space="0" w:color="A3A3A3"/>
+              <w:right w:val="single" w:sz="8" w:space="0" w:color="A3A3A3"/>
+            </w:tcBorders>
+            <w:tcMar>
+              <w:top w:w="40" w:type="dxa"/>
+              <w:left w:w="60" w:type="dxa"/>
+              <w:bottom w:w="40" w:type="dxa"/>
+              <w:right w:w="60" w:type="dxa"/>
+            </w:tcMar>
+            <w:hideMark/>
+          </w:tcPr>
+          <w:p>
+            <w:r>
+              <w:t xml:space="preserve">Interactive Server: </w:t>
+            </w:r>
+            <w:hyperlink r:id="rId8" w:history="1">
+              <w:r>
+                <w:rPr>
+                  <w:rStyle w:val="Hyperlink"/>
+                </w:rPr>
+                <w:t>name-collision-console-error.png</w:t>
+              </w:r>
+            </w:hyperlink>
+          </w:p>
+          <w:p>
+            <w:r>
+              <w:t> </w:t>
+            </w:r>
+          </w:p>
+          <w:p>
+            <w:r>
+              <w:t xml:space="preserve">Interactive </w:t>
+            </w:r>
+            <w:proofErr w:type="spellStart"/>
+            <w:r>
+              <w:t>WebAssembly</w:t>
+            </w:r>
+            <w:proofErr w:type="spellEnd"/>
+            <w:r>
+              <w:t xml:space="preserve">: </w:t>
+            </w:r>
+            <w:hyperlink r:id="rId9" w:history="1">
+              <w:r>
+                <w:rPr>
+                  <w:rStyle w:val="Hyperlink"/>
+                </w:rPr>
+                <w:t>name-collision-console-error.png</w:t>
+              </w:r>
+            </w:hyperlink>
+            <w:r>
+              <w:t xml:space="preserve">, </w:t>
+            </w:r>
+            <w:hyperlink r:id="rId10" w:history="1">
+              <w:r>
+                <w:rPr>
+                  <w:rStyle w:val="Hyperlink"/>
+                </w:rPr>
+                <w:t>name-collision-vs-error.png</w:t>
+              </w:r>
+            </w:hyperlink>
+          </w:p>
+          <w:p>
+            <w:r>
+              <w:t> </w:t>
+            </w:r>
+          </w:p>
+          <w:p>
+            <w:r>
+              <w:t xml:space="preserve">Standalone </w:t>
+            </w:r>
+            <w:proofErr w:type="spellStart"/>
+            <w:r>
+              <w:t>WebAssemb</w:t>
+            </w:r>
+            <w:r>
+              <w:lastRenderedPageBreak/>
+              <w:t>ly</w:t>
+            </w:r>
+            <w:proofErr w:type="spellEnd"/>
+            <w:r>
+              <w:t xml:space="preserve">:  </w:t>
+            </w:r>
+            <w:hyperlink r:id="rId11" w:history="1">
+              <w:r>
+                <w:rPr>
+                  <w:rStyle w:val="Hyperlink"/>
+                </w:rPr>
+                <w:t>name-collision-console-error.png</w:t>
+              </w:r>
+            </w:hyperlink>
+            <w:r>
+              <w:t xml:space="preserve">, </w:t>
+            </w:r>
+            <w:hyperlink r:id="rId12" w:history="1">
+              <w:r>
+                <w:rPr>
+                  <w:rStyle w:val="Hyperlink"/>
+                </w:rPr>
+                <w:t>name-collision-vs-error.png</w:t>
+              </w:r>
+            </w:hyperlink>
+          </w:p>
+          <w:p>
+            <w:r>
+              <w:t> </w:t>
+            </w:r>
+          </w:p>
+        </w:tc>
+      </w:tr>
+      <w:tr>
+        <w:tc>
+          <w:tcPr>
+            <w:tcW w:w="960" w:type="dxa"/>
+            <w:tcBorders>
+              <w:top w:val="single" w:sz="8" w:space="0" w:color="A3A3A3"/>
+              <w:left w:val="single" w:sz="8" w:space="0" w:color="A3A3A3"/>
+              <w:bottom w:val="single" w:sz="8" w:space="0" w:color="A3A3A3"/>
+              <w:right w:val="single" w:sz="8" w:space="0" w:color="A3A3A3"/>
+            </w:tcBorders>
+            <w:tcMar>
+              <w:top w:w="40" w:type="dxa"/>
+              <w:left w:w="60" w:type="dxa"/>
+              <w:bottom w:w="40" w:type="dxa"/>
+              <w:right w:w="60" w:type="dxa"/>
+            </w:tcMar>
+            <w:hideMark/>
+          </w:tcPr>
+          <w:p>
+            <w:r>
+              <w:lastRenderedPageBreak/>
+              <w:t>3.</w:t>
+            </w:r>
+          </w:p>
+        </w:tc>
+        <w:tc>
+          <w:tcPr>
+            <w:tcW w:w="3783" w:type="dxa"/>
+            <w:tcBorders>
+              <w:top w:val="single" w:sz="8" w:space="0" w:color="A3A3A3"/>
+              <w:left w:val="single" w:sz="8" w:space="0" w:color="A3A3A3"/>
+              <w:bottom w:val="single" w:sz="8" w:space="0" w:color="A3A3A3"/>
+              <w:right w:val="single" w:sz="8" w:space="0" w:color="A3A3A3"/>
+            </w:tcBorders>
+            <w:tcMar>
+              <w:top w:w="40" w:type="dxa"/>
+              <w:left w:w="60" w:type="dxa"/>
+              <w:bottom w:w="40" w:type="dxa"/>
+              <w:right w:w="60" w:type="dxa"/>
+            </w:tcMar>
+            <w:hideMark/>
+          </w:tcPr>
+          <w:p>
+            <w:r>
+              <w:t>The error contains a descriptive message and names the conflicting value.</w:t>
+            </w:r>
+          </w:p>
+        </w:tc>
+        <w:tc>
+          <w:tcPr>
+            <w:tcW w:w="5013" w:type="dxa"/>
+            <w:tcBorders>
+              <w:top w:val="single" w:sz="8" w:space="0" w:color="A3A3A3"/>
+              <w:left w:val="single" w:sz="8" w:space="0" w:color="A3A3A3"/>
+              <w:bottom w:val="single" w:sz="8" w:space="0" w:color="A3A3A3"/>
+              <w:right w:val="single" w:sz="8" w:space="0" w:color="A3A3A3"/>
+            </w:tcBorders>
+            <w:tcMar>
+              <w:top w:w="40" w:type="dxa"/>
+              <w:left w:w="60" w:type="dxa"/>
+              <w:bottom w:w="40" w:type="dxa"/>
+              <w:right w:w="60" w:type="dxa"/>
+            </w:tcMar>
+            <w:hideMark/>
+          </w:tcPr>
+          <w:tbl>
+            <w:tblPr>
+              <w:tblW w:w="0" w:type="auto"/>
+              <w:tblBorders>
+                <w:top w:val="single" w:sz="8" w:space="0" w:color="A3A3A3"/>
+                <w:left w:val="single" w:sz="8" w:space="0" w:color="A3A3A3"/>
+                <w:bottom w:val="single" w:sz="8" w:space="0" w:color="A3A3A3"/>
+                <w:right w:val="single" w:sz="8" w:space="0" w:color="A3A3A3"/>
+              </w:tblBorders>
+              <w:tblCellMar>
+                <w:left w:w="0" w:type="dxa"/>
+                <w:right w:w="0" w:type="dxa"/>
+              </w:tblCellMar>
+              <w:tblLook w:val="04A0" w:firstRow="1" w:lastRow="0" w:firstColumn="1" w:lastColumn="0" w:noHBand="0" w:noVBand="1"/>
+              <w:tblCaption w:val=""/>
+              <w:tblDescription w:val=""/>
+            </w:tblPr>
+            <w:tblGrid>
+              <w:gridCol w:w="496"/>
+              <w:gridCol w:w="991"/>
+              <w:gridCol w:w="1281"/>
+              <w:gridCol w:w="1281"/>
+            </w:tblGrid>
+            <w:tr>
+              <w:tc>
+                <w:tcPr>
+                  <w:tcW w:w="965" w:type="dxa"/>
+                  <w:tcBorders>
+                    <w:top w:val="single" w:sz="8" w:space="0" w:color="A3A3A3"/>
+                    <w:left w:val="single" w:sz="8" w:space="0" w:color="A3A3A3"/>
+                    <w:bottom w:val="single" w:sz="8" w:space="0" w:color="A3A3A3"/>
+                    <w:right w:val="single" w:sz="8" w:space="0" w:color="A3A3A3"/>
+                  </w:tcBorders>
+                  <w:tcMar>
+                    <w:top w:w="40" w:type="dxa"/>
+                    <w:left w:w="60" w:type="dxa"/>
+                    <w:bottom w:w="40" w:type="dxa"/>
+                    <w:right w:w="60" w:type="dxa"/>
+                  </w:tcMar>
+                  <w:hideMark/>
+                </w:tcPr>
+                <w:p>
+                  <w:r>
+                    <w:t> </w:t>
+                  </w:r>
+                </w:p>
+              </w:tc>
+              <w:tc>
+                <w:tcPr>
+                  <w:tcW w:w="1195" w:type="dxa"/>
+                  <w:tcBorders>
+                    <w:top w:val="single" w:sz="8" w:space="0" w:color="A3A3A3"/>
+                    <w:left w:val="single" w:sz="8" w:space="0" w:color="A3A3A3"/>
+                    <w:bottom w:val="single" w:sz="8" w:space="0" w:color="A3A3A3"/>
+                    <w:right w:val="single" w:sz="8" w:space="0" w:color="A3A3A3"/>
+                  </w:tcBorders>
+                  <w:tcMar>
+                    <w:top w:w="40" w:type="dxa"/>
+                    <w:left w:w="60" w:type="dxa"/>
+                    <w:bottom w:w="40" w:type="dxa"/>
+                    <w:right w:w="60" w:type="dxa"/>
+                  </w:tcMar>
+                  <w:hideMark/>
+                </w:tcPr>
+                <w:p>
+                  <w:r>
+                    <w:rPr>
+                      <w:b/>
+                      <w:bCs/>
+                    </w:rPr>
+                    <w:t>Interactive Server</w:t>
+                  </w:r>
+                </w:p>
+              </w:tc>
+              <w:tc>
+                <w:tcPr>
+                  <w:tcW w:w="1345" w:type="dxa"/>
+                  <w:tcBorders>
+                    <w:top w:val="single" w:sz="8" w:space="0" w:color="A3A3A3"/>
+                    <w:left w:val="single" w:sz="8" w:space="0" w:color="A3A3A3"/>
+                    <w:bottom w:val="single" w:sz="8" w:space="0" w:color="A3A3A3"/>
+                    <w:right w:val="single" w:sz="8" w:space="0" w:color="A3A3A3"/>
+                  </w:tcBorders>
+                  <w:tcMar>
+                    <w:top w:w="40" w:type="dxa"/>
+                    <w:left w:w="60" w:type="dxa"/>
+                    <w:bottom w:w="40" w:type="dxa"/>
+                    <w:right w:w="60" w:type="dxa"/>
+                  </w:tcMar>
+                  <w:hideMark/>
+                </w:tcPr>
+                <w:p>
+                  <w:r>
+                    <w:rPr>
+                      <w:b/>
+                      <w:bCs/>
+                    </w:rPr>
+                    <w:t xml:space="preserve">Interactive </w:t>
+                  </w:r>
+                  <w:proofErr w:type="spellStart"/>
+                  <w:r>
+                    <w:rPr>
+                      <w:b/>
+                      <w:bCs/>
+                    </w:rPr>
+                    <w:t>WebAssembly</w:t>
+                  </w:r>
+                  <w:proofErr w:type="spellEnd"/>
+                </w:p>
+              </w:tc>
+              <w:tc>
+                <w:tcPr>
+                  <w:tcW w:w="1233" w:type="dxa"/>
+                  <w:tcBorders>
+                    <w:top w:val="single" w:sz="8" w:space="0" w:color="A3A3A3"/>
+                    <w:left w:val="single" w:sz="8" w:space="0" w:color="A3A3A3"/>
+                    <w:bottom w:val="single" w:sz="8" w:space="0" w:color="A3A3A3"/>
+                    <w:right w:val="single" w:sz="8" w:space="0" w:color="A3A3A3"/>
+                  </w:tcBorders>
+                  <w:tcMar>
+                    <w:top w:w="40" w:type="dxa"/>
+                    <w:left w:w="60" w:type="dxa"/>
+                    <w:bottom w:w="40" w:type="dxa"/>
+                    <w:right w:w="60" w:type="dxa"/>
+                  </w:tcMar>
+                  <w:hideMark/>
+                </w:tcPr>
+                <w:p>
+                  <w:r>
+                    <w:rPr>
+                      <w:b/>
+                      <w:bCs/>
+                    </w:rPr>
+                    <w:t xml:space="preserve">Standalone </w:t>
+                  </w:r>
+                  <w:proofErr w:type="spellStart"/>
+                  <w:r>
+                    <w:rPr>
+                      <w:b/>
+                      <w:bCs/>
+                    </w:rPr>
+                    <w:t>WebAssembly</w:t>
+                  </w:r>
+                  <w:proofErr w:type="spellEnd"/>
+                </w:p>
+              </w:tc>
+            </w:tr>
+            <w:tr>
+              <w:tc>
+                <w:tcPr>
+                  <w:tcW w:w="994" w:type="dxa"/>
+                  <w:tcBorders>
+                    <w:top w:val="single" w:sz="8" w:space="0" w:color="A3A3A3"/>
+                    <w:left w:val="single" w:sz="8" w:space="0" w:color="A3A3A3"/>
+                    <w:bottom w:val="single" w:sz="8" w:space="0" w:color="A3A3A3"/>
+                    <w:right w:val="single" w:sz="8" w:space="0" w:color="A3A3A3"/>
+                  </w:tcBorders>
+                  <w:tcMar>
+                    <w:top w:w="40" w:type="dxa"/>
+                    <w:left w:w="60" w:type="dxa"/>
+                    <w:bottom w:w="40" w:type="dxa"/>
+                    <w:right w:w="60" w:type="dxa"/>
+                  </w:tcMar>
+                  <w:hideMark/>
+                </w:tcPr>
+                <w:p>
+                  <w:r>
+                    <w:rPr>
+                      <w:b/>
+                      <w:bCs/>
+                    </w:rPr>
+                    <w:t>.NET 11</w:t>
+                  </w:r>
+                </w:p>
+              </w:tc>
+              <w:tc>
+                <w:tcPr>
+                  <w:tcW w:w="1169" w:type="dxa"/>
                   <w:tcBorders>
                     <w:top w:val="single" w:sz="8" w:space="0" w:color="A3A3A3"/>
                     <w:left w:val="single" w:sz="8" w:space="0" w:color="A3A3A3"/>
@@ -1442,130 +1475,10 @@
                     <w:t> </w:t>
                   </w:r>
                 </w:p>
-                <w:p>
-                  <w:r>
-                    <w:rPr>
-                      <w:noProof/>
-                    </w:rPr>
-                    <w:drawing>
-                      <wp:inline distT="0" distB="0" distL="0" distR="0" wp14:anchorId="56BB0BE3" wp14:editId="0DAD9661">
-                        <wp:extent cx="2603500" cy="812800"/>
-                        <wp:effectExtent l="0" t="0" r="6350" b="6350"/>
-                        <wp:docPr id="290281358" name="Picture 9"/>
-                        <wp:cNvGraphicFramePr>
-                          <a:graphicFrameLocks xmlns:a="http://schemas.openxmlformats.org/drawingml/2006/main" noChangeAspect="1"/>
-                        </wp:cNvGraphicFramePr>
-                        <a:graphic xmlns:a="http://schemas.openxmlformats.org/drawingml/2006/main">
-                          <a:graphicData uri="http://schemas.openxmlformats.org/drawingml/2006/picture">
-                            <pic:pic xmlns:pic="http://schemas.openxmlformats.org/drawingml/2006/picture">
-                              <pic:nvPicPr>
-                                <pic:cNvPr id="0" name="Picture 177"/>
-                                <pic:cNvPicPr>
-                                  <a:picLocks noChangeAspect="1" noChangeArrowheads="1"/>
-                                </pic:cNvPicPr>
-                              </pic:nvPicPr>
-                              <pic:blipFill>
-                                <a:blip r:embed="rId7" cstate="print">
-                                  <a:extLst>
-                                    <a:ext uri="{28A0092B-C50C-407E-A947-70E740481C1C}">
-                                      <a14:useLocalDpi xmlns:a14="http://schemas.microsoft.com/office/drawing/2010/main" val="0"/>
-                                    </a:ext>
-                                  </a:extLst>
-                                </a:blip>
-                                <a:srcRect/>
-                                <a:stretch>
-                                  <a:fillRect/>
-                                </a:stretch>
-                              </pic:blipFill>
-                              <pic:spPr bwMode="auto">
-                                <a:xfrm>
-                                  <a:off x="0" y="0"/>
-                                  <a:ext cx="2603500" cy="812800"/>
-                                </a:xfrm>
-                                <a:prstGeom prst="rect">
-                                  <a:avLst/>
-                                </a:prstGeom>
-                                <a:noFill/>
-                                <a:ln>
-                                  <a:noFill/>
-                                </a:ln>
-                              </pic:spPr>
-                            </pic:pic>
-                          </a:graphicData>
-                        </a:graphic>
-                      </wp:inline>
-                    </w:drawing>
-                  </w:r>
-                </w:p>
-                <w:p>
-                  <w:r>
-                    <w:t> </w:t>
-                  </w:r>
-                </w:p>
-                <w:p>
-                  <w:r>
-                    <w:rPr>
-                      <w:noProof/>
-                    </w:rPr>
-                    <w:drawing>
-                      <wp:inline distT="0" distB="0" distL="0" distR="0" wp14:anchorId="60C3DF7A" wp14:editId="3B99931D">
-                        <wp:extent cx="2641600" cy="971550"/>
-                        <wp:effectExtent l="0" t="0" r="6350" b="0"/>
-                        <wp:docPr id="1937713924" name="Picture 8"/>
-                        <wp:cNvGraphicFramePr>
-                          <a:graphicFrameLocks xmlns:a="http://schemas.openxmlformats.org/drawingml/2006/main" noChangeAspect="1"/>
-                        </wp:cNvGraphicFramePr>
-                        <a:graphic xmlns:a="http://schemas.openxmlformats.org/drawingml/2006/main">
-                          <a:graphicData uri="http://schemas.openxmlformats.org/drawingml/2006/picture">
-                            <pic:pic xmlns:pic="http://schemas.openxmlformats.org/drawingml/2006/picture">
-                              <pic:nvPicPr>
-                                <pic:cNvPr id="0" name="Picture 178"/>
-                                <pic:cNvPicPr>
-                                  <a:picLocks noChangeAspect="1" noChangeArrowheads="1"/>
-                                </pic:cNvPicPr>
-                              </pic:nvPicPr>
-                              <pic:blipFill>
-                                <a:blip r:embed="rId8" cstate="print">
-                                  <a:extLst>
-                                    <a:ext uri="{28A0092B-C50C-407E-A947-70E740481C1C}">
-                                      <a14:useLocalDpi xmlns:a14="http://schemas.microsoft.com/office/drawing/2010/main" val="0"/>
-                                    </a:ext>
-                                  </a:extLst>
-                                </a:blip>
-                                <a:srcRect/>
-                                <a:stretch>
-                                  <a:fillRect/>
-                                </a:stretch>
-                              </pic:blipFill>
-                              <pic:spPr bwMode="auto">
-                                <a:xfrm>
-                                  <a:off x="0" y="0"/>
-                                  <a:ext cx="2641600" cy="971550"/>
-                                </a:xfrm>
-                                <a:prstGeom prst="rect">
-                                  <a:avLst/>
-                                </a:prstGeom>
-                                <a:noFill/>
-                                <a:ln>
-                                  <a:noFill/>
-                                </a:ln>
-                              </pic:spPr>
-                            </pic:pic>
-                          </a:graphicData>
-                        </a:graphic>
-                      </wp:inline>
-                    </w:drawing>
-                  </w:r>
-                </w:p>
-                <w:p>
-                  <w:r>
-                    <w:t> </w:t>
-                  </w:r>
-                </w:p>
               </w:tc>
               <w:tc>
                 <w:tcPr>
-                  <w:tcW w:w="4064" w:type="dxa"/>
+                  <w:tcW w:w="1336" w:type="dxa"/>
                   <w:tcBorders>
                     <w:top w:val="single" w:sz="8" w:space="0" w:color="A3A3A3"/>
                     <w:left w:val="single" w:sz="8" w:space="0" w:color="A3A3A3"/>
@@ -1590,119 +1503,27 @@
                     <w:t> </w:t>
                   </w:r>
                 </w:p>
+              </w:tc>
+              <w:tc>
+                <w:tcPr>
+                  <w:tcW w:w="1106" w:type="dxa"/>
+                  <w:tcBorders>
+                    <w:top w:val="single" w:sz="8" w:space="0" w:color="A3A3A3"/>
+                    <w:left w:val="single" w:sz="8" w:space="0" w:color="A3A3A3"/>
+                    <w:bottom w:val="single" w:sz="8" w:space="0" w:color="A3A3A3"/>
+                    <w:right w:val="single" w:sz="8" w:space="0" w:color="A3A3A3"/>
+                  </w:tcBorders>
+                  <w:tcMar>
+                    <w:top w:w="40" w:type="dxa"/>
+                    <w:left w:w="60" w:type="dxa"/>
+                    <w:bottom w:w="40" w:type="dxa"/>
+                    <w:right w:w="60" w:type="dxa"/>
+                  </w:tcMar>
+                  <w:hideMark/>
+                </w:tcPr>
                 <w:p>
                   <w:r>
-                    <w:rPr>
-                      <w:noProof/>
-                    </w:rPr>
-                    <w:drawing>
-                      <wp:inline distT="0" distB="0" distL="0" distR="0" wp14:anchorId="55612742" wp14:editId="2572AE68">
-                        <wp:extent cx="2520950" cy="781050"/>
-                        <wp:effectExtent l="0" t="0" r="0" b="0"/>
-                        <wp:docPr id="662404031" name="Picture 7"/>
-                        <wp:cNvGraphicFramePr>
-                          <a:graphicFrameLocks xmlns:a="http://schemas.openxmlformats.org/drawingml/2006/main" noChangeAspect="1"/>
-                        </wp:cNvGraphicFramePr>
-                        <a:graphic xmlns:a="http://schemas.openxmlformats.org/drawingml/2006/main">
-                          <a:graphicData uri="http://schemas.openxmlformats.org/drawingml/2006/picture">
-                            <pic:pic xmlns:pic="http://schemas.openxmlformats.org/drawingml/2006/picture">
-                              <pic:nvPicPr>
-                                <pic:cNvPr id="0" name="Picture 179"/>
-                                <pic:cNvPicPr>
-                                  <a:picLocks noChangeAspect="1" noChangeArrowheads="1"/>
-                                </pic:cNvPicPr>
-                              </pic:nvPicPr>
-                              <pic:blipFill>
-                                <a:blip r:embed="rId9" cstate="print">
-                                  <a:extLst>
-                                    <a:ext uri="{28A0092B-C50C-407E-A947-70E740481C1C}">
-                                      <a14:useLocalDpi xmlns:a14="http://schemas.microsoft.com/office/drawing/2010/main" val="0"/>
-                                    </a:ext>
-                                  </a:extLst>
-                                </a:blip>
-                                <a:srcRect/>
-                                <a:stretch>
-                                  <a:fillRect/>
-                                </a:stretch>
-                              </pic:blipFill>
-                              <pic:spPr bwMode="auto">
-                                <a:xfrm>
-                                  <a:off x="0" y="0"/>
-                                  <a:ext cx="2520950" cy="781050"/>
-                                </a:xfrm>
-                                <a:prstGeom prst="rect">
-                                  <a:avLst/>
-                                </a:prstGeom>
-                                <a:noFill/>
-                                <a:ln>
-                                  <a:noFill/>
-                                </a:ln>
-                              </pic:spPr>
-                            </pic:pic>
-                          </a:graphicData>
-                        </a:graphic>
-                      </wp:inline>
-                    </w:drawing>
-                  </w:r>
-                </w:p>
-                <w:p>
-                  <w:r>
-                    <w:t> </w:t>
-                  </w:r>
-                </w:p>
-                <w:p>
-                  <w:r>
-                    <w:rPr>
-                      <w:noProof/>
-                    </w:rPr>
-                    <w:drawing>
-                      <wp:inline distT="0" distB="0" distL="0" distR="0" wp14:anchorId="0B2BE3F3" wp14:editId="3DCABAF2">
-                        <wp:extent cx="2546350" cy="1003300"/>
-                        <wp:effectExtent l="0" t="0" r="6350" b="6350"/>
-                        <wp:docPr id="769520755" name="Picture 6"/>
-                        <wp:cNvGraphicFramePr>
-                          <a:graphicFrameLocks xmlns:a="http://schemas.openxmlformats.org/drawingml/2006/main" noChangeAspect="1"/>
-                        </wp:cNvGraphicFramePr>
-                        <a:graphic xmlns:a="http://schemas.openxmlformats.org/drawingml/2006/main">
-                          <a:graphicData uri="http://schemas.openxmlformats.org/drawingml/2006/picture">
-                            <pic:pic xmlns:pic="http://schemas.openxmlformats.org/drawingml/2006/picture">
-                              <pic:nvPicPr>
-                                <pic:cNvPr id="0" name="Picture 180"/>
-                                <pic:cNvPicPr>
-                                  <a:picLocks noChangeAspect="1" noChangeArrowheads="1"/>
-                                </pic:cNvPicPr>
-                              </pic:nvPicPr>
-                              <pic:blipFill>
-                                <a:blip r:embed="rId10" cstate="print">
-                                  <a:extLst>
-                                    <a:ext uri="{28A0092B-C50C-407E-A947-70E740481C1C}">
-                                      <a14:useLocalDpi xmlns:a14="http://schemas.microsoft.com/office/drawing/2010/main" val="0"/>
-                                    </a:ext>
-                                  </a:extLst>
-                                </a:blip>
-                                <a:srcRect/>
-                                <a:stretch>
-                                  <a:fillRect/>
-                                </a:stretch>
-                              </pic:blipFill>
-                              <pic:spPr bwMode="auto">
-                                <a:xfrm>
-                                  <a:off x="0" y="0"/>
-                                  <a:ext cx="2546350" cy="1003300"/>
-                                </a:xfrm>
-                                <a:prstGeom prst="rect">
-                                  <a:avLst/>
-                                </a:prstGeom>
-                                <a:noFill/>
-                                <a:ln>
-                                  <a:noFill/>
-                                </a:ln>
-                              </pic:spPr>
-                            </pic:pic>
-                          </a:graphicData>
-                        </a:graphic>
-                      </wp:inline>
-                    </w:drawing>
+                    <w:t>Pass</w:t>
                   </w:r>
                 </w:p>
                 <w:p>
@@ -1717,25 +1538,85 @@
         </w:tc>
         <w:tc>
           <w:tcPr>
-            <w:tcW w:w="868" w:type="dxa"/>
-            <w:tcBorders>
-              <w:top w:val="single" w:sz="8" w:space="0" w:color="A3A3A3"/>
-              <w:left w:val="single" w:sz="8" w:space="0" w:color="A3A3A3"/>
-              <w:bottom w:val="single" w:sz="8" w:space="0" w:color="A3A3A3"/>
-              <w:right w:val="single" w:sz="8" w:space="0" w:color="A3A3A3"/>
-            </w:tcBorders>
-            <w:tcMar>
-              <w:top w:w="40" w:type="dxa"/>
-              <w:left w:w="60" w:type="dxa"/>
-              <w:bottom w:w="40" w:type="dxa"/>
-              <w:right w:w="60" w:type="dxa"/>
-            </w:tcMar>
-            <w:hideMark/>
-          </w:tcPr>
-          <w:p>
-            <w:r>
-              <w:t>See the Evidence table after this table.</w:t>
-            </w:r>
+            <w:tcW w:w="3290" w:type="dxa"/>
+            <w:tcBorders>
+              <w:top w:val="single" w:sz="8" w:space="0" w:color="A3A3A3"/>
+              <w:left w:val="single" w:sz="8" w:space="0" w:color="A3A3A3"/>
+              <w:bottom w:val="single" w:sz="8" w:space="0" w:color="A3A3A3"/>
+              <w:right w:val="single" w:sz="8" w:space="0" w:color="A3A3A3"/>
+            </w:tcBorders>
+            <w:tcMar>
+              <w:top w:w="40" w:type="dxa"/>
+              <w:left w:w="60" w:type="dxa"/>
+              <w:bottom w:w="40" w:type="dxa"/>
+              <w:right w:w="60" w:type="dxa"/>
+            </w:tcMar>
+            <w:hideMark/>
+          </w:tcPr>
+          <w:p>
+            <w:r>
+              <w:t xml:space="preserve">Interactive Server: </w:t>
+            </w:r>
+            <w:hyperlink r:id="rId13" w:history="1">
+              <w:r>
+                <w:rPr>
+                  <w:rStyle w:val="Hyperlink"/>
+                </w:rPr>
+                <w:t>name-collision-console-error.png</w:t>
+              </w:r>
+            </w:hyperlink>
+          </w:p>
+          <w:p>
+            <w:r>
+              <w:t> </w:t>
+            </w:r>
+          </w:p>
+          <w:p>
+            <w:r>
+              <w:t xml:space="preserve">Interactive </w:t>
+            </w:r>
+            <w:proofErr w:type="spellStart"/>
+            <w:r>
+              <w:t>WebAssembly</w:t>
+            </w:r>
+            <w:proofErr w:type="spellEnd"/>
+            <w:r>
+              <w:t xml:space="preserve">: </w:t>
+            </w:r>
+            <w:hyperlink r:id="rId14" w:history="1">
+              <w:r>
+                <w:rPr>
+                  <w:rStyle w:val="Hyperlink"/>
+                </w:rPr>
+                <w:t>name-collision-console-error.png</w:t>
+              </w:r>
+            </w:hyperlink>
+          </w:p>
+          <w:p>
+            <w:r>
+              <w:t> </w:t>
+            </w:r>
+          </w:p>
+          <w:p>
+            <w:r>
+              <w:t xml:space="preserve">Standalone </w:t>
+            </w:r>
+            <w:proofErr w:type="spellStart"/>
+            <w:r>
+              <w:t>WebAssembly</w:t>
+            </w:r>
+            <w:proofErr w:type="spellEnd"/>
+            <w:r>
+              <w:t xml:space="preserve">:  </w:t>
+            </w:r>
+            <w:hyperlink r:id="rId15" w:history="1">
+              <w:r>
+                <w:rPr>
+                  <w:rStyle w:val="Hyperlink"/>
+                </w:rPr>
+                <w:t>name-collision-console-error.png</w:t>
+              </w:r>
+            </w:hyperlink>
           </w:p>
         </w:tc>
       </w:tr>
@@ -1765,30 +1646,42 @@
         </w:tc>
         <w:tc>
           <w:tcPr>
-            <w:tcW w:w="988" w:type="dxa"/>
-            <w:tcBorders>
-              <w:top w:val="single" w:sz="8" w:space="0" w:color="A3A3A3"/>
-              <w:left w:val="single" w:sz="8" w:space="0" w:color="A3A3A3"/>
-              <w:bottom w:val="single" w:sz="8" w:space="0" w:color="A3A3A3"/>
-              <w:right w:val="single" w:sz="8" w:space="0" w:color="A3A3A3"/>
-            </w:tcBorders>
-            <w:tcMar>
-              <w:top w:w="40" w:type="dxa"/>
-              <w:left w:w="60" w:type="dxa"/>
-              <w:bottom w:w="40" w:type="dxa"/>
-              <w:right w:w="60" w:type="dxa"/>
-            </w:tcMar>
-            <w:hideMark/>
-          </w:tcPr>
-          <w:p>
-            <w:r>
-              <w:t>After correcting the name to something different (e.g., customscroll), the registration succeeds and the event fires exactly once per user interaction.</w:t>
-            </w:r>
-          </w:p>
-        </w:tc>
-        <w:tc>
-          <w:tcPr>
-            <w:tcW w:w="12423" w:type="dxa"/>
+            <w:tcW w:w="3783" w:type="dxa"/>
+            <w:tcBorders>
+              <w:top w:val="single" w:sz="8" w:space="0" w:color="A3A3A3"/>
+              <w:left w:val="single" w:sz="8" w:space="0" w:color="A3A3A3"/>
+              <w:bottom w:val="single" w:sz="8" w:space="0" w:color="A3A3A3"/>
+              <w:right w:val="single" w:sz="8" w:space="0" w:color="A3A3A3"/>
+            </w:tcBorders>
+            <w:tcMar>
+              <w:top w:w="40" w:type="dxa"/>
+              <w:left w:w="60" w:type="dxa"/>
+              <w:bottom w:w="40" w:type="dxa"/>
+              <w:right w:w="60" w:type="dxa"/>
+            </w:tcMar>
+            <w:hideMark/>
+          </w:tcPr>
+          <w:p>
+            <w:r>
+              <w:t xml:space="preserve">After correcting the name to something different (e.g., </w:t>
+            </w:r>
+            <w:proofErr w:type="spellStart"/>
+            <w:r>
+              <w:t>customscroll</w:t>
+            </w:r>
+            <w:proofErr w:type="spellEnd"/>
+            <w:r>
+              <w:t xml:space="preserve">), the registration succeeds and the </w:t>
+            </w:r>
+            <w:r>
+              <w:lastRenderedPageBreak/>
+              <w:t>event fires exactly once per user interaction.</w:t>
+            </w:r>
+          </w:p>
+        </w:tc>
+        <w:tc>
+          <w:tcPr>
+            <w:tcW w:w="5013" w:type="dxa"/>
             <w:tcBorders>
               <w:top w:val="single" w:sz="8" w:space="0" w:color="A3A3A3"/>
               <w:left w:val="single" w:sz="8" w:space="0" w:color="A3A3A3"/>
@@ -1821,15 +1714,15 @@
               <w:tblDescription w:val=""/>
             </w:tblPr>
             <w:tblGrid>
-              <w:gridCol w:w="729"/>
-              <w:gridCol w:w="1469"/>
-              <w:gridCol w:w="1947"/>
-              <w:gridCol w:w="1926"/>
+              <w:gridCol w:w="496"/>
+              <w:gridCol w:w="991"/>
+              <w:gridCol w:w="1281"/>
+              <w:gridCol w:w="1281"/>
             </w:tblGrid>
             <w:tr>
               <w:tc>
                 <w:tcPr>
-                  <w:tcW w:w="960" w:type="dxa"/>
+                  <w:tcW w:w="965" w:type="dxa"/>
                   <w:tcBorders>
                     <w:top w:val="single" w:sz="8" w:space="0" w:color="A3A3A3"/>
                     <w:left w:val="single" w:sz="8" w:space="0" w:color="A3A3A3"/>
@@ -1846,13 +1739,14 @@
                 </w:tcPr>
                 <w:p>
                   <w:r>
+                    <w:lastRenderedPageBreak/>
                     <w:t> </w:t>
                   </w:r>
                 </w:p>
               </w:tc>
               <w:tc>
                 <w:tcPr>
-                  <w:tcW w:w="1904" w:type="dxa"/>
+                  <w:tcW w:w="1195" w:type="dxa"/>
                   <w:tcBorders>
                     <w:top w:val="single" w:sz="8" w:space="0" w:color="A3A3A3"/>
                     <w:left w:val="single" w:sz="8" w:space="0" w:color="A3A3A3"/>
@@ -1868,12 +1762,6 @@
                   <w:hideMark/>
                 </w:tcPr>
                 <w:p>
-                  <w:pPr>
-                    <w:rPr>
-                      <w:b/>
-                      <w:bCs/>
-                    </w:rPr>
-                  </w:pPr>
                   <w:r>
                     <w:rPr>
                       <w:b/>
@@ -1885,7 +1773,7 @@
               </w:tc>
               <w:tc>
                 <w:tcPr>
-                  <w:tcW w:w="2601" w:type="dxa"/>
+                  <w:tcW w:w="1345" w:type="dxa"/>
                   <w:tcBorders>
                     <w:top w:val="single" w:sz="8" w:space="0" w:color="A3A3A3"/>
                     <w:left w:val="single" w:sz="8" w:space="0" w:color="A3A3A3"/>
@@ -1901,24 +1789,27 @@
                   <w:hideMark/>
                 </w:tcPr>
                 <w:p>
-                  <w:pPr>
-                    <w:rPr>
-                      <w:b/>
-                      <w:bCs/>
-                    </w:rPr>
-                  </w:pPr>
                   <w:r>
                     <w:rPr>
                       <w:b/>
                       <w:bCs/>
                     </w:rPr>
-                    <w:t>Interactive WebAssembly</w:t>
+                    <w:t xml:space="preserve">Interactive </w:t>
                   </w:r>
+                  <w:proofErr w:type="spellStart"/>
+                  <w:r>
+                    <w:rPr>
+                      <w:b/>
+                      <w:bCs/>
+                    </w:rPr>
+                    <w:t>WebAssembly</w:t>
+                  </w:r>
+                  <w:proofErr w:type="spellEnd"/>
                 </w:p>
               </w:tc>
               <w:tc>
                 <w:tcPr>
-                  <w:tcW w:w="2527" w:type="dxa"/>
+                  <w:tcW w:w="1233" w:type="dxa"/>
                   <w:tcBorders>
                     <w:top w:val="single" w:sz="8" w:space="0" w:color="A3A3A3"/>
                     <w:left w:val="single" w:sz="8" w:space="0" w:color="A3A3A3"/>
@@ -1934,26 +1825,29 @@
                   <w:hideMark/>
                 </w:tcPr>
                 <w:p>
-                  <w:pPr>
-                    <w:rPr>
-                      <w:b/>
-                      <w:bCs/>
-                    </w:rPr>
-                  </w:pPr>
                   <w:r>
                     <w:rPr>
                       <w:b/>
                       <w:bCs/>
                     </w:rPr>
-                    <w:t>Standalone WebAssembly</w:t>
+                    <w:t xml:space="preserve">Standalone </w:t>
                   </w:r>
+                  <w:proofErr w:type="spellStart"/>
+                  <w:r>
+                    <w:rPr>
+                      <w:b/>
+                      <w:bCs/>
+                    </w:rPr>
+                    <w:t>WebAssembly</w:t>
+                  </w:r>
+                  <w:proofErr w:type="spellEnd"/>
                 </w:p>
               </w:tc>
             </w:tr>
             <w:tr>
               <w:tc>
                 <w:tcPr>
-                  <w:tcW w:w="988" w:type="dxa"/>
+                  <w:tcW w:w="994" w:type="dxa"/>
                   <w:tcBorders>
                     <w:top w:val="single" w:sz="8" w:space="0" w:color="A3A3A3"/>
                     <w:left w:val="single" w:sz="8" w:space="0" w:color="A3A3A3"/>
@@ -1969,24 +1863,19 @@
                   <w:hideMark/>
                 </w:tcPr>
                 <w:p>
-                  <w:pPr>
-                    <w:rPr>
-                      <w:b/>
-                      <w:bCs/>
-                    </w:rPr>
-                  </w:pPr>
                   <w:r>
                     <w:rPr>
                       <w:b/>
                       <w:bCs/>
                     </w:rPr>
+                    <w:lastRenderedPageBreak/>
                     <w:t>.NET 11</w:t>
                   </w:r>
                 </w:p>
               </w:tc>
               <w:tc>
                 <w:tcPr>
-                  <w:tcW w:w="1875" w:type="dxa"/>
+                  <w:tcW w:w="1169" w:type="dxa"/>
                   <w:tcBorders>
                     <w:top w:val="single" w:sz="8" w:space="0" w:color="A3A3A3"/>
                     <w:left w:val="single" w:sz="8" w:space="0" w:color="A3A3A3"/>
@@ -2009,7 +1898,7 @@
               </w:tc>
               <w:tc>
                 <w:tcPr>
-                  <w:tcW w:w="2573" w:type="dxa"/>
+                  <w:tcW w:w="1336" w:type="dxa"/>
                   <w:tcBorders>
                     <w:top w:val="single" w:sz="8" w:space="0" w:color="A3A3A3"/>
                     <w:left w:val="single" w:sz="8" w:space="0" w:color="A3A3A3"/>
@@ -2032,7 +1921,7 @@
               </w:tc>
               <w:tc>
                 <w:tcPr>
-                  <w:tcW w:w="2189" w:type="dxa"/>
+                  <w:tcW w:w="1106" w:type="dxa"/>
                   <w:tcBorders>
                     <w:top w:val="single" w:sz="8" w:space="0" w:color="A3A3A3"/>
                     <w:left w:val="single" w:sz="8" w:space="0" w:color="A3A3A3"/>
@@ -2059,28 +1948,99 @@
         </w:tc>
         <w:tc>
           <w:tcPr>
-            <w:tcW w:w="868" w:type="dxa"/>
-            <w:tcBorders>
-              <w:top w:val="single" w:sz="8" w:space="0" w:color="A3A3A3"/>
-              <w:left w:val="single" w:sz="8" w:space="0" w:color="A3A3A3"/>
-              <w:bottom w:val="single" w:sz="8" w:space="0" w:color="A3A3A3"/>
-              <w:right w:val="single" w:sz="8" w:space="0" w:color="A3A3A3"/>
-            </w:tcBorders>
-            <w:tcMar>
-              <w:top w:w="40" w:type="dxa"/>
-              <w:left w:w="60" w:type="dxa"/>
-              <w:bottom w:w="40" w:type="dxa"/>
-              <w:right w:w="60" w:type="dxa"/>
-            </w:tcMar>
-            <w:hideMark/>
-          </w:tcPr>
-          <w:p>
-            <w:r>
-              <w:t xml:space="preserve">See the Evidence table after this </w:t>
-            </w:r>
+            <w:tcW w:w="3348" w:type="dxa"/>
+            <w:tcBorders>
+              <w:top w:val="single" w:sz="8" w:space="0" w:color="A3A3A3"/>
+              <w:left w:val="single" w:sz="8" w:space="0" w:color="A3A3A3"/>
+              <w:bottom w:val="single" w:sz="8" w:space="0" w:color="A3A3A3"/>
+              <w:right w:val="single" w:sz="8" w:space="0" w:color="A3A3A3"/>
+            </w:tcBorders>
+            <w:tcMar>
+              <w:top w:w="40" w:type="dxa"/>
+              <w:left w:w="60" w:type="dxa"/>
+              <w:bottom w:w="40" w:type="dxa"/>
+              <w:right w:w="60" w:type="dxa"/>
+            </w:tcMar>
+            <w:hideMark/>
+          </w:tcPr>
+          <w:p>
             <w:r>
               <w:lastRenderedPageBreak/>
-              <w:t>table.</w:t>
+              <w:t xml:space="preserve">Interactive Server: </w:t>
+            </w:r>
+            <w:hyperlink r:id="rId16" w:history="1">
+              <w:r>
+                <w:rPr>
+                  <w:rStyle w:val="Hyperlink"/>
+                </w:rPr>
+                <w:t>name-collision-fixed.png</w:t>
+              </w:r>
+            </w:hyperlink>
+          </w:p>
+          <w:p>
+            <w:r>
+              <w:lastRenderedPageBreak/>
+              <w:t> </w:t>
+            </w:r>
+          </w:p>
+          <w:p>
+            <w:r>
+              <w:t xml:space="preserve">Interactive </w:t>
+            </w:r>
+            <w:proofErr w:type="spellStart"/>
+            <w:r>
+              <w:t>WebAssembly</w:t>
+            </w:r>
+            <w:proofErr w:type="spellEnd"/>
+            <w:r>
+              <w:t xml:space="preserve">: </w:t>
+            </w:r>
+            <w:hyperlink r:id="rId17" w:history="1">
+              <w:r>
+                <w:rPr>
+                  <w:rStyle w:val="Hyperlink"/>
+                </w:rPr>
+                <w:t>name-collision-fixed.png</w:t>
+              </w:r>
+            </w:hyperlink>
+            <w:r>
+              <w:t xml:space="preserve"> </w:t>
+            </w:r>
+          </w:p>
+          <w:p>
+            <w:r>
+              <w:t> </w:t>
+            </w:r>
+          </w:p>
+          <w:p>
+            <w:r>
+              <w:t xml:space="preserve">Standalone </w:t>
+            </w:r>
+            <w:proofErr w:type="spellStart"/>
+            <w:r>
+              <w:t>WebAssembly</w:t>
+            </w:r>
+            <w:proofErr w:type="spellEnd"/>
+            <w:r>
+              <w:t xml:space="preserve">: </w:t>
+            </w:r>
+            <w:hyperlink r:id="rId18" w:history="1">
+              <w:r>
+                <w:rPr>
+                  <w:rStyle w:val="Hyperlink"/>
+                </w:rPr>
+                <w:t>name-collision-fixed.png</w:t>
+              </w:r>
+            </w:hyperlink>
+            <w:r>
+              <w:t xml:space="preserve"> </w:t>
+            </w:r>
+            <w:r>
+              <w:br/>
+            </w:r>
+            <w:r>
+              <w:br/>
+              <w:t>Find the Record action count and both counters for .NET 10 and .NET 11 in the 'Custom Event Behavior Matrix' section below this table.</w:t>
             </w:r>
           </w:p>
         </w:tc>
@@ -2090,6 +2050,15 @@
       <w:r>
         <w:lastRenderedPageBreak/>
         <w:t> </w:t>
+      </w:r>
+    </w:p>
+    <w:p>
+      <w:r>
+        <w:rPr>
+          <w:b/>
+          <w:bCs/>
+        </w:rPr>
+        <w:t>Custom Event Behavior Matrix: .NET 10 vs. .NET 11</w:t>
       </w:r>
     </w:p>
     <w:p>
@@ -2103,12 +2072,21 @@
           <w:b/>
           <w:bCs/>
         </w:rPr>
-        <w:t>Evidence Table:</w:t>
+        <w:t>Interactive Server</w:t>
       </w:r>
     </w:p>
     <w:p>
       <w:r>
         <w:t> </w:t>
+      </w:r>
+    </w:p>
+    <w:p>
+      <w:r>
+        <w:rPr>
+          <w:b/>
+          <w:bCs/>
+        </w:rPr>
+        <w:t>Custom events registered for a native browser event(scroll)</w:t>
       </w:r>
     </w:p>
     <w:tbl>
@@ -2129,13 +2107,15 @@
         <w:tblDescription w:val=""/>
       </w:tblPr>
       <w:tblGrid>
-        <w:gridCol w:w="1973"/>
-        <w:gridCol w:w="6803"/>
+        <w:gridCol w:w="1425"/>
+        <w:gridCol w:w="783"/>
+        <w:gridCol w:w="4094"/>
+        <w:gridCol w:w="3038"/>
       </w:tblGrid>
       <w:tr>
         <w:tc>
           <w:tcPr>
-            <w:tcW w:w="1973" w:type="dxa"/>
+            <w:tcW w:w="1074" w:type="dxa"/>
             <w:tcBorders>
               <w:top w:val="single" w:sz="8" w:space="0" w:color="A3A3A3"/>
               <w:left w:val="single" w:sz="8" w:space="0" w:color="A3A3A3"/>
@@ -2156,13 +2136,14 @@
                 <w:b/>
                 <w:bCs/>
               </w:rPr>
-              <w:t>Configuration</w:t>
-            </w:r>
-          </w:p>
-        </w:tc>
-        <w:tc>
-          <w:tcPr>
-            <w:tcW w:w="6787" w:type="dxa"/>
+              <w:lastRenderedPageBreak/>
+              <w:t>Environment</w:t>
+            </w:r>
+          </w:p>
+        </w:tc>
+        <w:tc>
+          <w:tcPr>
+            <w:tcW w:w="1076" w:type="dxa"/>
             <w:tcBorders>
               <w:top w:val="single" w:sz="8" w:space="0" w:color="A3A3A3"/>
               <w:left w:val="single" w:sz="8" w:space="0" w:color="A3A3A3"/>
@@ -2183,7 +2164,111 @@
                 <w:b/>
                 <w:bCs/>
               </w:rPr>
-              <w:t>Video Evidence</w:t>
+              <w:t>Action Count</w:t>
+            </w:r>
+          </w:p>
+        </w:tc>
+        <w:tc>
+          <w:tcPr>
+            <w:tcW w:w="8270" w:type="dxa"/>
+            <w:tcBorders>
+              <w:top w:val="single" w:sz="8" w:space="0" w:color="A3A3A3"/>
+              <w:left w:val="single" w:sz="8" w:space="0" w:color="A3A3A3"/>
+              <w:bottom w:val="single" w:sz="8" w:space="0" w:color="A3A3A3"/>
+              <w:right w:val="single" w:sz="8" w:space="0" w:color="A3A3A3"/>
+            </w:tcBorders>
+            <w:tcMar>
+              <w:top w:w="40" w:type="dxa"/>
+              <w:left w:w="60" w:type="dxa"/>
+              <w:bottom w:w="40" w:type="dxa"/>
+              <w:right w:w="60" w:type="dxa"/>
+            </w:tcMar>
+            <w:hideMark/>
+          </w:tcPr>
+          <w:p>
+            <w:r>
+              <w:rPr>
+                <w:b/>
+                <w:bCs/>
+              </w:rPr>
+              <w:t xml:space="preserve">Custom event name matches the underlying </w:t>
+            </w:r>
+            <w:proofErr w:type="spellStart"/>
+            <w:proofErr w:type="gramStart"/>
+            <w:r>
+              <w:rPr>
+                <w:b/>
+                <w:bCs/>
+              </w:rPr>
+              <w:t>browserEventName</w:t>
+            </w:r>
+            <w:proofErr w:type="spellEnd"/>
+            <w:r>
+              <w:rPr>
+                <w:b/>
+                <w:bCs/>
+              </w:rPr>
+              <w:t>(</w:t>
+            </w:r>
+            <w:proofErr w:type="gramEnd"/>
+            <w:r>
+              <w:rPr>
+                <w:b/>
+                <w:bCs/>
+              </w:rPr>
+              <w:t>Counter Count)</w:t>
+            </w:r>
+          </w:p>
+        </w:tc>
+        <w:tc>
+          <w:tcPr>
+            <w:tcW w:w="2416" w:type="dxa"/>
+            <w:tcBorders>
+              <w:top w:val="single" w:sz="8" w:space="0" w:color="A3A3A3"/>
+              <w:left w:val="single" w:sz="8" w:space="0" w:color="A3A3A3"/>
+              <w:bottom w:val="single" w:sz="8" w:space="0" w:color="A3A3A3"/>
+              <w:right w:val="single" w:sz="8" w:space="0" w:color="A3A3A3"/>
+            </w:tcBorders>
+            <w:tcMar>
+              <w:top w:w="40" w:type="dxa"/>
+              <w:left w:w="60" w:type="dxa"/>
+              <w:bottom w:w="40" w:type="dxa"/>
+              <w:right w:w="60" w:type="dxa"/>
+            </w:tcMar>
+            <w:hideMark/>
+          </w:tcPr>
+          <w:p>
+            <w:r>
+              <w:rPr>
+                <w:b/>
+                <w:bCs/>
+              </w:rPr>
+              <w:t xml:space="preserve">Custom event name differs from the underlying </w:t>
+            </w:r>
+            <w:proofErr w:type="spellStart"/>
+            <w:proofErr w:type="gramStart"/>
+            <w:r>
+              <w:rPr>
+                <w:b/>
+                <w:bCs/>
+              </w:rPr>
+              <w:t>browserEventName</w:t>
+            </w:r>
+            <w:proofErr w:type="spellEnd"/>
+            <w:r>
+              <w:rPr>
+                <w:b/>
+                <w:bCs/>
+              </w:rPr>
+              <w:t>(</w:t>
+            </w:r>
+            <w:proofErr w:type="gramEnd"/>
+            <w:r>
+              <w:rPr>
+                <w:b/>
+                <w:bCs/>
+              </w:rPr>
+              <w:t>Counter Count)</w:t>
             </w:r>
           </w:p>
         </w:tc>
@@ -2191,159 +2276,244 @@
       <w:tr>
         <w:tc>
           <w:tcPr>
-            <w:tcW w:w="1973" w:type="dxa"/>
-            <w:tcBorders>
-              <w:top w:val="single" w:sz="8" w:space="0" w:color="A3A3A3"/>
-              <w:left w:val="single" w:sz="8" w:space="0" w:color="A3A3A3"/>
-              <w:bottom w:val="single" w:sz="8" w:space="0" w:color="A3A3A3"/>
-              <w:right w:val="single" w:sz="8" w:space="0" w:color="A3A3A3"/>
-            </w:tcBorders>
-            <w:tcMar>
-              <w:top w:w="40" w:type="dxa"/>
-              <w:left w:w="60" w:type="dxa"/>
-              <w:bottom w:w="40" w:type="dxa"/>
-              <w:right w:w="60" w:type="dxa"/>
-            </w:tcMar>
-            <w:hideMark/>
-          </w:tcPr>
-          <w:p>
-            <w:r>
-              <w:t>Interactive Server</w:t>
-            </w:r>
-          </w:p>
-        </w:tc>
-        <w:tc>
-          <w:tcPr>
-            <w:tcW w:w="6787" w:type="dxa"/>
-            <w:tcBorders>
-              <w:top w:val="single" w:sz="8" w:space="0" w:color="A3A3A3"/>
-              <w:left w:val="single" w:sz="8" w:space="0" w:color="A3A3A3"/>
-              <w:bottom w:val="single" w:sz="8" w:space="0" w:color="A3A3A3"/>
-              <w:right w:val="single" w:sz="8" w:space="0" w:color="A3A3A3"/>
-            </w:tcBorders>
-            <w:tcMar>
-              <w:top w:w="40" w:type="dxa"/>
-              <w:left w:w="60" w:type="dxa"/>
-              <w:bottom w:w="40" w:type="dxa"/>
-              <w:right w:w="60" w:type="dxa"/>
-            </w:tcMar>
-            <w:hideMark/>
-          </w:tcPr>
-          <w:p>
-            <w:hyperlink r:id="rId11" w:history="1">
-              <w:r>
-                <w:rPr>
-                  <w:rStyle w:val="Hyperlink"/>
-                </w:rPr>
-                <w:t>custom-event-validation/Evidence/InteractiveServer.zip at main · BharatRamsf3693/custom-event-validation</w:t>
-              </w:r>
-            </w:hyperlink>
+            <w:tcW w:w="1074" w:type="dxa"/>
+            <w:tcBorders>
+              <w:top w:val="single" w:sz="8" w:space="0" w:color="A3A3A3"/>
+              <w:left w:val="single" w:sz="8" w:space="0" w:color="A3A3A3"/>
+              <w:bottom w:val="single" w:sz="8" w:space="0" w:color="A3A3A3"/>
+              <w:right w:val="single" w:sz="8" w:space="0" w:color="A3A3A3"/>
+            </w:tcBorders>
+            <w:tcMar>
+              <w:top w:w="40" w:type="dxa"/>
+              <w:left w:w="60" w:type="dxa"/>
+              <w:bottom w:w="40" w:type="dxa"/>
+              <w:right w:w="60" w:type="dxa"/>
+            </w:tcMar>
+            <w:hideMark/>
+          </w:tcPr>
+          <w:p>
+            <w:r>
+              <w:t>.NET 10</w:t>
+            </w:r>
+          </w:p>
+        </w:tc>
+        <w:tc>
+          <w:tcPr>
+            <w:tcW w:w="1076" w:type="dxa"/>
+            <w:tcBorders>
+              <w:top w:val="single" w:sz="8" w:space="0" w:color="A3A3A3"/>
+              <w:left w:val="single" w:sz="8" w:space="0" w:color="A3A3A3"/>
+              <w:bottom w:val="single" w:sz="8" w:space="0" w:color="A3A3A3"/>
+              <w:right w:val="single" w:sz="8" w:space="0" w:color="A3A3A3"/>
+            </w:tcBorders>
+            <w:tcMar>
+              <w:top w:w="40" w:type="dxa"/>
+              <w:left w:w="60" w:type="dxa"/>
+              <w:bottom w:w="40" w:type="dxa"/>
+              <w:right w:w="60" w:type="dxa"/>
+            </w:tcMar>
+            <w:hideMark/>
+          </w:tcPr>
+          <w:p>
+            <w:r>
+              <w:t>3</w:t>
+            </w:r>
+          </w:p>
+        </w:tc>
+        <w:tc>
+          <w:tcPr>
+            <w:tcW w:w="8270" w:type="dxa"/>
+            <w:tcBorders>
+              <w:top w:val="single" w:sz="8" w:space="0" w:color="A3A3A3"/>
+              <w:left w:val="single" w:sz="8" w:space="0" w:color="A3A3A3"/>
+              <w:bottom w:val="single" w:sz="8" w:space="0" w:color="A3A3A3"/>
+              <w:right w:val="single" w:sz="8" w:space="0" w:color="A3A3A3"/>
+            </w:tcBorders>
+            <w:tcMar>
+              <w:top w:w="40" w:type="dxa"/>
+              <w:left w:w="60" w:type="dxa"/>
+              <w:bottom w:w="40" w:type="dxa"/>
+              <w:right w:w="60" w:type="dxa"/>
+            </w:tcMar>
+            <w:hideMark/>
+          </w:tcPr>
+          <w:p>
+            <w:r>
+              <w:t>82</w:t>
+            </w:r>
+          </w:p>
+        </w:tc>
+        <w:tc>
+          <w:tcPr>
+            <w:tcW w:w="2107" w:type="dxa"/>
+            <w:tcBorders>
+              <w:top w:val="single" w:sz="8" w:space="0" w:color="A3A3A3"/>
+              <w:left w:val="single" w:sz="8" w:space="0" w:color="A3A3A3"/>
+              <w:bottom w:val="single" w:sz="8" w:space="0" w:color="A3A3A3"/>
+              <w:right w:val="single" w:sz="8" w:space="0" w:color="A3A3A3"/>
+            </w:tcBorders>
+            <w:tcMar>
+              <w:top w:w="40" w:type="dxa"/>
+              <w:left w:w="60" w:type="dxa"/>
+              <w:bottom w:w="40" w:type="dxa"/>
+              <w:right w:w="60" w:type="dxa"/>
+            </w:tcMar>
+            <w:hideMark/>
+          </w:tcPr>
+          <w:p>
+            <w:r>
+              <w:t>41</w:t>
+            </w:r>
           </w:p>
         </w:tc>
       </w:tr>
       <w:tr>
         <w:tc>
           <w:tcPr>
-            <w:tcW w:w="1973" w:type="dxa"/>
-            <w:tcBorders>
-              <w:top w:val="single" w:sz="8" w:space="0" w:color="A3A3A3"/>
-              <w:left w:val="single" w:sz="8" w:space="0" w:color="A3A3A3"/>
-              <w:bottom w:val="single" w:sz="8" w:space="0" w:color="A3A3A3"/>
-              <w:right w:val="single" w:sz="8" w:space="0" w:color="A3A3A3"/>
-            </w:tcBorders>
-            <w:tcMar>
-              <w:top w:w="40" w:type="dxa"/>
-              <w:left w:w="60" w:type="dxa"/>
-              <w:bottom w:w="40" w:type="dxa"/>
-              <w:right w:w="60" w:type="dxa"/>
-            </w:tcMar>
-            <w:hideMark/>
-          </w:tcPr>
-          <w:p>
-            <w:r>
-              <w:t>Interactive WebAssembly</w:t>
-            </w:r>
-          </w:p>
-        </w:tc>
-        <w:tc>
-          <w:tcPr>
-            <w:tcW w:w="6787" w:type="dxa"/>
-            <w:tcBorders>
-              <w:top w:val="single" w:sz="8" w:space="0" w:color="A3A3A3"/>
-              <w:left w:val="single" w:sz="8" w:space="0" w:color="A3A3A3"/>
-              <w:bottom w:val="single" w:sz="8" w:space="0" w:color="A3A3A3"/>
-              <w:right w:val="single" w:sz="8" w:space="0" w:color="A3A3A3"/>
-            </w:tcBorders>
-            <w:tcMar>
-              <w:top w:w="40" w:type="dxa"/>
-              <w:left w:w="60" w:type="dxa"/>
-              <w:bottom w:w="40" w:type="dxa"/>
-              <w:right w:w="60" w:type="dxa"/>
-            </w:tcMar>
-            <w:hideMark/>
-          </w:tcPr>
-          <w:p>
-            <w:hyperlink r:id="rId12" w:history="1">
-              <w:r>
-                <w:rPr>
-                  <w:rStyle w:val="Hyperlink"/>
-                </w:rPr>
-                <w:t>custom-event-validation/Evidence/InteractiveWebAssembly.zip at main · BharatRamsf3693/custom-event-validation</w:t>
-              </w:r>
-            </w:hyperlink>
-          </w:p>
-        </w:tc>
-      </w:tr>
-      <w:tr>
-        <w:tc>
-          <w:tcPr>
-            <w:tcW w:w="1973" w:type="dxa"/>
-            <w:tcBorders>
-              <w:top w:val="single" w:sz="8" w:space="0" w:color="A3A3A3"/>
-              <w:left w:val="single" w:sz="8" w:space="0" w:color="A3A3A3"/>
-              <w:bottom w:val="single" w:sz="8" w:space="0" w:color="A3A3A3"/>
-              <w:right w:val="single" w:sz="8" w:space="0" w:color="A3A3A3"/>
-            </w:tcBorders>
-            <w:tcMar>
-              <w:top w:w="40" w:type="dxa"/>
-              <w:left w:w="60" w:type="dxa"/>
-              <w:bottom w:w="40" w:type="dxa"/>
-              <w:right w:w="60" w:type="dxa"/>
-            </w:tcMar>
-            <w:hideMark/>
-          </w:tcPr>
-          <w:p>
-            <w:r>
-              <w:t>Standalone WebAssembly</w:t>
-            </w:r>
-          </w:p>
-        </w:tc>
-        <w:tc>
-          <w:tcPr>
-            <w:tcW w:w="6803" w:type="dxa"/>
-            <w:tcBorders>
-              <w:top w:val="single" w:sz="8" w:space="0" w:color="A3A3A3"/>
-              <w:left w:val="single" w:sz="8" w:space="0" w:color="A3A3A3"/>
-              <w:bottom w:val="single" w:sz="8" w:space="0" w:color="A3A3A3"/>
-              <w:right w:val="single" w:sz="8" w:space="0" w:color="A3A3A3"/>
-            </w:tcBorders>
-            <w:tcMar>
-              <w:top w:w="40" w:type="dxa"/>
-              <w:left w:w="60" w:type="dxa"/>
-              <w:bottom w:w="40" w:type="dxa"/>
-              <w:right w:w="60" w:type="dxa"/>
-            </w:tcMar>
-            <w:hideMark/>
-          </w:tcPr>
-          <w:p>
-            <w:hyperlink r:id="rId13" w:history="1">
-              <w:r>
-                <w:rPr>
-                  <w:rStyle w:val="Hyperlink"/>
-                </w:rPr>
-                <w:t>custom-event-validation/Evidence/StandaloneWebAssembly.zip at main · BharatRamsf3693/custom-event-validation</w:t>
-              </w:r>
-            </w:hyperlink>
+            <w:tcW w:w="1074" w:type="dxa"/>
+            <w:tcBorders>
+              <w:top w:val="single" w:sz="8" w:space="0" w:color="A3A3A3"/>
+              <w:left w:val="single" w:sz="8" w:space="0" w:color="A3A3A3"/>
+              <w:bottom w:val="single" w:sz="8" w:space="0" w:color="A3A3A3"/>
+              <w:right w:val="single" w:sz="8" w:space="0" w:color="A3A3A3"/>
+            </w:tcBorders>
+            <w:tcMar>
+              <w:top w:w="40" w:type="dxa"/>
+              <w:left w:w="60" w:type="dxa"/>
+              <w:bottom w:w="40" w:type="dxa"/>
+              <w:right w:w="60" w:type="dxa"/>
+            </w:tcMar>
+            <w:hideMark/>
+          </w:tcPr>
+          <w:p>
+            <w:r>
+              <w:t>.NET 11</w:t>
+            </w:r>
+          </w:p>
+        </w:tc>
+        <w:tc>
+          <w:tcPr>
+            <w:tcW w:w="1045" w:type="dxa"/>
+            <w:tcBorders>
+              <w:top w:val="single" w:sz="8" w:space="0" w:color="A3A3A3"/>
+              <w:left w:val="single" w:sz="8" w:space="0" w:color="A3A3A3"/>
+              <w:bottom w:val="single" w:sz="8" w:space="0" w:color="A3A3A3"/>
+              <w:right w:val="single" w:sz="8" w:space="0" w:color="A3A3A3"/>
+            </w:tcBorders>
+            <w:tcMar>
+              <w:top w:w="40" w:type="dxa"/>
+              <w:left w:w="60" w:type="dxa"/>
+              <w:bottom w:w="40" w:type="dxa"/>
+              <w:right w:w="60" w:type="dxa"/>
+            </w:tcMar>
+            <w:hideMark/>
+          </w:tcPr>
+          <w:p>
+            <w:r>
+              <w:t>3</w:t>
+            </w:r>
+          </w:p>
+        </w:tc>
+        <w:tc>
+          <w:tcPr>
+            <w:tcW w:w="8316" w:type="dxa"/>
+            <w:tcBorders>
+              <w:top w:val="single" w:sz="8" w:space="0" w:color="A3A3A3"/>
+              <w:left w:val="single" w:sz="8" w:space="0" w:color="A3A3A3"/>
+              <w:bottom w:val="single" w:sz="8" w:space="0" w:color="A3A3A3"/>
+              <w:right w:val="single" w:sz="8" w:space="0" w:color="A3A3A3"/>
+            </w:tcBorders>
+            <w:tcMar>
+              <w:top w:w="40" w:type="dxa"/>
+              <w:left w:w="60" w:type="dxa"/>
+              <w:bottom w:w="40" w:type="dxa"/>
+              <w:right w:w="60" w:type="dxa"/>
+            </w:tcMar>
+            <w:hideMark/>
+          </w:tcPr>
+          <w:p>
+            <w:r>
+              <w:t>The counter works fine since the .NET event handler gets triggered; however, the custom event argument is not passed to the .NET event handler from JavaScript. This breaks the expected behavior of the custom event arguments feature.</w:t>
+            </w:r>
+            <w:r>
+              <w:br/>
+              <w:t> </w:t>
+            </w:r>
+          </w:p>
+          <w:p>
+            <w:r>
+              <w:drawing>
+                <wp:inline distT="0" distB="0" distL="0" distR="0" wp14:anchorId="6B50C399" wp14:editId="62B9ACF3">
+                  <wp:extent cx="2692400" cy="1403350"/>
+                  <wp:effectExtent l="0" t="0" r="0" b="6350"/>
+                  <wp:docPr id="1017642593" name="Picture 32"/>
+                  <wp:cNvGraphicFramePr>
+                    <a:graphicFrameLocks xmlns:a="http://schemas.openxmlformats.org/drawingml/2006/main" noChangeAspect="1"/>
+                  </wp:cNvGraphicFramePr>
+                  <a:graphic xmlns:a="http://schemas.openxmlformats.org/drawingml/2006/main">
+                    <a:graphicData uri="http://schemas.openxmlformats.org/drawingml/2006/picture">
+                      <pic:pic xmlns:pic="http://schemas.openxmlformats.org/drawingml/2006/picture">
+                        <pic:nvPicPr>
+                          <pic:cNvPr id="0" name="Picture 583"/>
+                          <pic:cNvPicPr>
+                            <a:picLocks noChangeAspect="1" noChangeArrowheads="1"/>
+                          </pic:cNvPicPr>
+                        </pic:nvPicPr>
+                        <pic:blipFill>
+                          <a:blip r:embed="rId19" cstate="print">
+                            <a:extLst>
+                              <a:ext uri="{28A0092B-C50C-407E-A947-70E740481C1C}">
+                                <a14:useLocalDpi xmlns:a14="http://schemas.microsoft.com/office/drawing/2010/main" val="0"/>
+                              </a:ext>
+                            </a:extLst>
+                          </a:blip>
+                          <a:srcRect/>
+                          <a:stretch>
+                            <a:fillRect/>
+                          </a:stretch>
+                        </pic:blipFill>
+                        <pic:spPr bwMode="auto">
+                          <a:xfrm>
+                            <a:off x="0" y="0"/>
+                            <a:ext cx="2692400" cy="1403350"/>
+                          </a:xfrm>
+                          <a:prstGeom prst="rect">
+                            <a:avLst/>
+                          </a:prstGeom>
+                          <a:noFill/>
+                          <a:ln>
+                            <a:noFill/>
+                          </a:ln>
+                        </pic:spPr>
+                      </pic:pic>
+                    </a:graphicData>
+                  </a:graphic>
+                </wp:inline>
+              </w:drawing>
+            </w:r>
+          </w:p>
+        </w:tc>
+        <w:tc>
+          <w:tcPr>
+            <w:tcW w:w="2091" w:type="dxa"/>
+            <w:tcBorders>
+              <w:top w:val="single" w:sz="8" w:space="0" w:color="A3A3A3"/>
+              <w:left w:val="single" w:sz="8" w:space="0" w:color="A3A3A3"/>
+              <w:bottom w:val="single" w:sz="8" w:space="0" w:color="A3A3A3"/>
+              <w:right w:val="single" w:sz="8" w:space="0" w:color="A3A3A3"/>
+            </w:tcBorders>
+            <w:tcMar>
+              <w:top w:w="40" w:type="dxa"/>
+              <w:left w:w="60" w:type="dxa"/>
+              <w:bottom w:w="40" w:type="dxa"/>
+              <w:right w:w="60" w:type="dxa"/>
+            </w:tcMar>
+            <w:hideMark/>
+          </w:tcPr>
+          <w:p>
+            <w:r>
+              <w:t>39</w:t>
+            </w:r>
           </w:p>
         </w:tc>
       </w:tr>
@@ -2359,36 +2529,23 @@
           <w:b/>
           <w:bCs/>
         </w:rPr>
-        <w:t>Concern:</w:t>
+        <w:t>Custom events registered for another custom event(</w:t>
       </w:r>
-    </w:p>
-    <w:p>
-      <w:r>
-        <w:t> </w:t>
-      </w:r>
-    </w:p>
-    <w:p>
+      <w:proofErr w:type="spellStart"/>
       <w:r>
         <w:rPr>
           <w:b/>
           <w:bCs/>
         </w:rPr>
-        <w:t>Built-in Event Registration Fails Before Double-Firing Can Be Validated</w:t>
+        <w:t>scrolltop</w:t>
       </w:r>
-    </w:p>
-    <w:p>
+      <w:proofErr w:type="spellEnd"/>
       <w:r>
-        <w:t> </w:t>
-      </w:r>
-    </w:p>
-    <w:p>
-      <w:r>
-        <w:t>Based on the requirement details, registering a built-in browser event in custom event registration and declaring the corresponding EventHandler in C# results in the following compilation error:</w:t>
-      </w:r>
-    </w:p>
-    <w:p>
-      <w:r>
-        <w:t> </w:t>
+        <w:rPr>
+          <w:b/>
+          <w:bCs/>
+        </w:rPr>
+        <w:t>)</w:t>
       </w:r>
     </w:p>
     <w:tbl>
@@ -2409,43 +2566,1024 @@
         <w:tblDescription w:val=""/>
       </w:tblPr>
       <w:tblGrid>
-        <w:gridCol w:w="8761"/>
+        <w:gridCol w:w="1188"/>
+        <w:gridCol w:w="662"/>
+        <w:gridCol w:w="4079"/>
+        <w:gridCol w:w="3411"/>
       </w:tblGrid>
       <w:tr>
         <w:tc>
           <w:tcPr>
-            <w:tcW w:w="8761" w:type="dxa"/>
-            <w:tcBorders>
-              <w:top w:val="single" w:sz="8" w:space="0" w:color="A3A3A3"/>
-              <w:left w:val="single" w:sz="8" w:space="0" w:color="A3A3A3"/>
-              <w:bottom w:val="single" w:sz="8" w:space="0" w:color="A3A3A3"/>
-              <w:right w:val="single" w:sz="8" w:space="0" w:color="A3A3A3"/>
-            </w:tcBorders>
-            <w:tcMar>
-              <w:top w:w="40" w:type="dxa"/>
-              <w:left w:w="60" w:type="dxa"/>
-              <w:bottom w:w="40" w:type="dxa"/>
-              <w:right w:w="60" w:type="dxa"/>
-            </w:tcMar>
-            <w:hideMark/>
-          </w:tcPr>
-          <w:p>
-            <w:r>
-              <w:t xml:space="preserve">The attribute 'onscroll' was matched by multiple event handler attributes. Duplicates: </w:t>
-            </w:r>
+            <w:tcW w:w="1015" w:type="dxa"/>
+            <w:tcBorders>
+              <w:top w:val="single" w:sz="8" w:space="0" w:color="A3A3A3"/>
+              <w:left w:val="single" w:sz="8" w:space="0" w:color="A3A3A3"/>
+              <w:bottom w:val="single" w:sz="8" w:space="0" w:color="A3A3A3"/>
+              <w:right w:val="single" w:sz="8" w:space="0" w:color="A3A3A3"/>
+            </w:tcBorders>
+            <w:tcMar>
+              <w:top w:w="40" w:type="dxa"/>
+              <w:left w:w="60" w:type="dxa"/>
+              <w:bottom w:w="40" w:type="dxa"/>
+              <w:right w:w="60" w:type="dxa"/>
+            </w:tcMar>
+            <w:hideMark/>
+          </w:tcPr>
+          <w:p>
+            <w:r>
+              <w:rPr>
+                <w:b/>
+                <w:bCs/>
+              </w:rPr>
+              <w:t>Environment</w:t>
+            </w:r>
+          </w:p>
+        </w:tc>
+        <w:tc>
+          <w:tcPr>
+            <w:tcW w:w="988" w:type="dxa"/>
+            <w:tcBorders>
+              <w:top w:val="single" w:sz="8" w:space="0" w:color="A3A3A3"/>
+              <w:left w:val="single" w:sz="8" w:space="0" w:color="A3A3A3"/>
+              <w:bottom w:val="single" w:sz="8" w:space="0" w:color="A3A3A3"/>
+              <w:right w:val="single" w:sz="8" w:space="0" w:color="A3A3A3"/>
+            </w:tcBorders>
+            <w:tcMar>
+              <w:top w:w="40" w:type="dxa"/>
+              <w:left w:w="60" w:type="dxa"/>
+              <w:bottom w:w="40" w:type="dxa"/>
+              <w:right w:w="60" w:type="dxa"/>
+            </w:tcMar>
+            <w:hideMark/>
+          </w:tcPr>
+          <w:p>
+            <w:r>
+              <w:rPr>
+                <w:b/>
+                <w:bCs/>
+              </w:rPr>
+              <w:t>Action Count</w:t>
+            </w:r>
+          </w:p>
+        </w:tc>
+        <w:tc>
+          <w:tcPr>
+            <w:tcW w:w="6245" w:type="dxa"/>
+            <w:tcBorders>
+              <w:top w:val="single" w:sz="8" w:space="0" w:color="A3A3A3"/>
+              <w:left w:val="single" w:sz="8" w:space="0" w:color="A3A3A3"/>
+              <w:bottom w:val="single" w:sz="8" w:space="0" w:color="A3A3A3"/>
+              <w:right w:val="single" w:sz="8" w:space="0" w:color="A3A3A3"/>
+            </w:tcBorders>
+            <w:tcMar>
+              <w:top w:w="40" w:type="dxa"/>
+              <w:left w:w="60" w:type="dxa"/>
+              <w:bottom w:w="40" w:type="dxa"/>
+              <w:right w:w="60" w:type="dxa"/>
+            </w:tcMar>
+            <w:hideMark/>
+          </w:tcPr>
+          <w:p>
+            <w:r>
+              <w:rPr>
+                <w:b/>
+                <w:bCs/>
+              </w:rPr>
+              <w:t xml:space="preserve">Custom event name matches the underlying </w:t>
+            </w:r>
+            <w:proofErr w:type="spellStart"/>
             <w:proofErr w:type="gramStart"/>
             <w:r>
-              <w:t>Microsoft.AspNetCore.Components.Web</w:t>
+              <w:rPr>
+                <w:b/>
+                <w:bCs/>
+              </w:rPr>
+              <w:t>browserEventName</w:t>
+            </w:r>
+            <w:proofErr w:type="spellEnd"/>
+            <w:r>
+              <w:rPr>
+                <w:b/>
+                <w:bCs/>
+              </w:rPr>
+              <w:t>(</w:t>
             </w:r>
             <w:proofErr w:type="gramEnd"/>
             <w:r>
-              <w:t xml:space="preserve">.EventHandlers </w:t>
-            </w:r>
+              <w:rPr>
+                <w:b/>
+                <w:bCs/>
+              </w:rPr>
+              <w:t>Counter Count)</w:t>
+            </w:r>
+          </w:p>
+        </w:tc>
+        <w:tc>
+          <w:tcPr>
+            <w:tcW w:w="4545" w:type="dxa"/>
+            <w:tcBorders>
+              <w:top w:val="single" w:sz="8" w:space="0" w:color="A3A3A3"/>
+              <w:left w:val="single" w:sz="8" w:space="0" w:color="A3A3A3"/>
+              <w:bottom w:val="single" w:sz="8" w:space="0" w:color="A3A3A3"/>
+              <w:right w:val="single" w:sz="8" w:space="0" w:color="A3A3A3"/>
+            </w:tcBorders>
+            <w:tcMar>
+              <w:top w:w="40" w:type="dxa"/>
+              <w:left w:w="60" w:type="dxa"/>
+              <w:bottom w:w="40" w:type="dxa"/>
+              <w:right w:w="60" w:type="dxa"/>
+            </w:tcMar>
+            <w:hideMark/>
+          </w:tcPr>
+          <w:p>
+            <w:r>
+              <w:rPr>
+                <w:b/>
+                <w:bCs/>
+              </w:rPr>
+              <w:t xml:space="preserve">Custom event name differs from the underlying </w:t>
+            </w:r>
+            <w:proofErr w:type="spellStart"/>
             <w:proofErr w:type="gramStart"/>
             <w:r>
-              <w:t>InteractiveServer.CustomEvents.EventHandlers</w:t>
+              <w:rPr>
+                <w:b/>
+                <w:bCs/>
+              </w:rPr>
+              <w:t>browserEventName</w:t>
+            </w:r>
+            <w:proofErr w:type="spellEnd"/>
+            <w:r>
+              <w:rPr>
+                <w:b/>
+                <w:bCs/>
+              </w:rPr>
+              <w:t>(</w:t>
             </w:r>
             <w:proofErr w:type="gramEnd"/>
+            <w:r>
+              <w:rPr>
+                <w:b/>
+                <w:bCs/>
+              </w:rPr>
+              <w:t>Counter Count)</w:t>
+            </w:r>
+          </w:p>
+        </w:tc>
+      </w:tr>
+      <w:tr>
+        <w:tc>
+          <w:tcPr>
+            <w:tcW w:w="1004" w:type="dxa"/>
+            <w:tcBorders>
+              <w:top w:val="single" w:sz="8" w:space="0" w:color="A3A3A3"/>
+              <w:left w:val="single" w:sz="8" w:space="0" w:color="A3A3A3"/>
+              <w:bottom w:val="single" w:sz="8" w:space="0" w:color="A3A3A3"/>
+              <w:right w:val="single" w:sz="8" w:space="0" w:color="A3A3A3"/>
+            </w:tcBorders>
+            <w:tcMar>
+              <w:top w:w="40" w:type="dxa"/>
+              <w:left w:w="60" w:type="dxa"/>
+              <w:bottom w:w="40" w:type="dxa"/>
+              <w:right w:w="60" w:type="dxa"/>
+            </w:tcMar>
+            <w:hideMark/>
+          </w:tcPr>
+          <w:p>
+            <w:r>
+              <w:t>.NET 10</w:t>
+            </w:r>
+          </w:p>
+        </w:tc>
+        <w:tc>
+          <w:tcPr>
+            <w:tcW w:w="988" w:type="dxa"/>
+            <w:tcBorders>
+              <w:top w:val="single" w:sz="8" w:space="0" w:color="A3A3A3"/>
+              <w:left w:val="single" w:sz="8" w:space="0" w:color="A3A3A3"/>
+              <w:bottom w:val="single" w:sz="8" w:space="0" w:color="A3A3A3"/>
+              <w:right w:val="single" w:sz="8" w:space="0" w:color="A3A3A3"/>
+            </w:tcBorders>
+            <w:tcMar>
+              <w:top w:w="40" w:type="dxa"/>
+              <w:left w:w="60" w:type="dxa"/>
+              <w:bottom w:w="40" w:type="dxa"/>
+              <w:right w:w="60" w:type="dxa"/>
+            </w:tcMar>
+            <w:hideMark/>
+          </w:tcPr>
+          <w:p>
+            <w:r>
+              <w:t>3</w:t>
+            </w:r>
+          </w:p>
+        </w:tc>
+        <w:tc>
+          <w:tcPr>
+            <w:tcW w:w="6245" w:type="dxa"/>
+            <w:tcBorders>
+              <w:top w:val="single" w:sz="8" w:space="0" w:color="A3A3A3"/>
+              <w:left w:val="single" w:sz="8" w:space="0" w:color="A3A3A3"/>
+              <w:bottom w:val="single" w:sz="8" w:space="0" w:color="A3A3A3"/>
+              <w:right w:val="single" w:sz="8" w:space="0" w:color="A3A3A3"/>
+            </w:tcBorders>
+            <w:tcMar>
+              <w:top w:w="40" w:type="dxa"/>
+              <w:left w:w="60" w:type="dxa"/>
+              <w:bottom w:w="40" w:type="dxa"/>
+              <w:right w:w="60" w:type="dxa"/>
+            </w:tcMar>
+            <w:hideMark/>
+          </w:tcPr>
+          <w:p>
+            <w:r>
+              <w:t>6</w:t>
+            </w:r>
+          </w:p>
+        </w:tc>
+        <w:tc>
+          <w:tcPr>
+            <w:tcW w:w="4290" w:type="dxa"/>
+            <w:tcBorders>
+              <w:top w:val="single" w:sz="8" w:space="0" w:color="A3A3A3"/>
+              <w:left w:val="single" w:sz="8" w:space="0" w:color="A3A3A3"/>
+              <w:bottom w:val="single" w:sz="8" w:space="0" w:color="A3A3A3"/>
+              <w:right w:val="single" w:sz="8" w:space="0" w:color="A3A3A3"/>
+            </w:tcBorders>
+            <w:tcMar>
+              <w:top w:w="40" w:type="dxa"/>
+              <w:left w:w="60" w:type="dxa"/>
+              <w:bottom w:w="40" w:type="dxa"/>
+              <w:right w:w="60" w:type="dxa"/>
+            </w:tcMar>
+            <w:hideMark/>
+          </w:tcPr>
+          <w:p>
+            <w:r>
+              <w:t>3</w:t>
+            </w:r>
+          </w:p>
+        </w:tc>
+      </w:tr>
+      <w:tr>
+        <w:tc>
+          <w:tcPr>
+            <w:tcW w:w="1004" w:type="dxa"/>
+            <w:tcBorders>
+              <w:top w:val="single" w:sz="8" w:space="0" w:color="A3A3A3"/>
+              <w:left w:val="single" w:sz="8" w:space="0" w:color="A3A3A3"/>
+              <w:bottom w:val="single" w:sz="8" w:space="0" w:color="A3A3A3"/>
+              <w:right w:val="single" w:sz="8" w:space="0" w:color="A3A3A3"/>
+            </w:tcBorders>
+            <w:tcMar>
+              <w:top w:w="40" w:type="dxa"/>
+              <w:left w:w="60" w:type="dxa"/>
+              <w:bottom w:w="40" w:type="dxa"/>
+              <w:right w:w="60" w:type="dxa"/>
+            </w:tcMar>
+            <w:hideMark/>
+          </w:tcPr>
+          <w:p>
+            <w:r>
+              <w:t>.NET 11</w:t>
+            </w:r>
+          </w:p>
+        </w:tc>
+        <w:tc>
+          <w:tcPr>
+            <w:tcW w:w="958" w:type="dxa"/>
+            <w:tcBorders>
+              <w:top w:val="single" w:sz="8" w:space="0" w:color="A3A3A3"/>
+              <w:left w:val="single" w:sz="8" w:space="0" w:color="A3A3A3"/>
+              <w:bottom w:val="single" w:sz="8" w:space="0" w:color="A3A3A3"/>
+              <w:right w:val="single" w:sz="8" w:space="0" w:color="A3A3A3"/>
+            </w:tcBorders>
+            <w:tcMar>
+              <w:top w:w="40" w:type="dxa"/>
+              <w:left w:w="60" w:type="dxa"/>
+              <w:bottom w:w="40" w:type="dxa"/>
+              <w:right w:w="60" w:type="dxa"/>
+            </w:tcMar>
+            <w:hideMark/>
+          </w:tcPr>
+          <w:p>
+            <w:r>
+              <w:t>3</w:t>
+            </w:r>
+          </w:p>
+        </w:tc>
+        <w:tc>
+          <w:tcPr>
+            <w:tcW w:w="6245" w:type="dxa"/>
+            <w:tcBorders>
+              <w:top w:val="single" w:sz="8" w:space="0" w:color="A3A3A3"/>
+              <w:left w:val="single" w:sz="8" w:space="0" w:color="A3A3A3"/>
+              <w:bottom w:val="single" w:sz="8" w:space="0" w:color="A3A3A3"/>
+              <w:right w:val="single" w:sz="8" w:space="0" w:color="A3A3A3"/>
+            </w:tcBorders>
+            <w:tcMar>
+              <w:top w:w="40" w:type="dxa"/>
+              <w:left w:w="60" w:type="dxa"/>
+              <w:bottom w:w="40" w:type="dxa"/>
+              <w:right w:w="60" w:type="dxa"/>
+            </w:tcMar>
+            <w:hideMark/>
+          </w:tcPr>
+          <w:p>
+            <w:r>
+              <w:t xml:space="preserve">The counter works fine since the .NET event handler gets triggered; however, the custom event argument is not passed to the .NET event handler from JavaScript. This breaks the expected </w:t>
+            </w:r>
+            <w:r>
+              <w:lastRenderedPageBreak/>
+              <w:t>behavior of the custom event arguments feature.</w:t>
+            </w:r>
+            <w:r>
+              <w:br/>
+              <w:t> </w:t>
+            </w:r>
+          </w:p>
+          <w:p>
+            <w:r>
+              <w:drawing>
+                <wp:inline distT="0" distB="0" distL="0" distR="0" wp14:anchorId="146CAEC2" wp14:editId="60096021">
+                  <wp:extent cx="2692400" cy="1403350"/>
+                  <wp:effectExtent l="0" t="0" r="0" b="6350"/>
+                  <wp:docPr id="1075097289" name="Picture 31"/>
+                  <wp:cNvGraphicFramePr>
+                    <a:graphicFrameLocks xmlns:a="http://schemas.openxmlformats.org/drawingml/2006/main" noChangeAspect="1"/>
+                  </wp:cNvGraphicFramePr>
+                  <a:graphic xmlns:a="http://schemas.openxmlformats.org/drawingml/2006/main">
+                    <a:graphicData uri="http://schemas.openxmlformats.org/drawingml/2006/picture">
+                      <pic:pic xmlns:pic="http://schemas.openxmlformats.org/drawingml/2006/picture">
+                        <pic:nvPicPr>
+                          <pic:cNvPr id="0" name="Picture 584"/>
+                          <pic:cNvPicPr>
+                            <a:picLocks noChangeAspect="1" noChangeArrowheads="1"/>
+                          </pic:cNvPicPr>
+                        </pic:nvPicPr>
+                        <pic:blipFill>
+                          <a:blip r:embed="rId19" cstate="print">
+                            <a:extLst>
+                              <a:ext uri="{28A0092B-C50C-407E-A947-70E740481C1C}">
+                                <a14:useLocalDpi xmlns:a14="http://schemas.microsoft.com/office/drawing/2010/main" val="0"/>
+                              </a:ext>
+                            </a:extLst>
+                          </a:blip>
+                          <a:srcRect/>
+                          <a:stretch>
+                            <a:fillRect/>
+                          </a:stretch>
+                        </pic:blipFill>
+                        <pic:spPr bwMode="auto">
+                          <a:xfrm>
+                            <a:off x="0" y="0"/>
+                            <a:ext cx="2692400" cy="1403350"/>
+                          </a:xfrm>
+                          <a:prstGeom prst="rect">
+                            <a:avLst/>
+                          </a:prstGeom>
+                          <a:noFill/>
+                          <a:ln>
+                            <a:noFill/>
+                          </a:ln>
+                        </pic:spPr>
+                      </pic:pic>
+                    </a:graphicData>
+                  </a:graphic>
+                </wp:inline>
+              </w:drawing>
+            </w:r>
+          </w:p>
+          <w:p>
+            <w:r>
+              <w:t> </w:t>
+            </w:r>
+          </w:p>
+          <w:p>
+            <w:r>
+              <w:drawing>
+                <wp:inline distT="0" distB="0" distL="0" distR="0" wp14:anchorId="28790ACA" wp14:editId="12F51A94">
+                  <wp:extent cx="3276600" cy="368300"/>
+                  <wp:effectExtent l="0" t="0" r="0" b="0"/>
+                  <wp:docPr id="652705583" name="Picture 30"/>
+                  <wp:cNvGraphicFramePr>
+                    <a:graphicFrameLocks xmlns:a="http://schemas.openxmlformats.org/drawingml/2006/main" noChangeAspect="1"/>
+                  </wp:cNvGraphicFramePr>
+                  <a:graphic xmlns:a="http://schemas.openxmlformats.org/drawingml/2006/main">
+                    <a:graphicData uri="http://schemas.openxmlformats.org/drawingml/2006/picture">
+                      <pic:pic xmlns:pic="http://schemas.openxmlformats.org/drawingml/2006/picture">
+                        <pic:nvPicPr>
+                          <pic:cNvPr id="0" name="Picture 585"/>
+                          <pic:cNvPicPr>
+                            <a:picLocks noChangeAspect="1" noChangeArrowheads="1"/>
+                          </pic:cNvPicPr>
+                        </pic:nvPicPr>
+                        <pic:blipFill>
+                          <a:blip r:embed="rId20" cstate="print">
+                            <a:extLst>
+                              <a:ext uri="{28A0092B-C50C-407E-A947-70E740481C1C}">
+                                <a14:useLocalDpi xmlns:a14="http://schemas.microsoft.com/office/drawing/2010/main" val="0"/>
+                              </a:ext>
+                            </a:extLst>
+                          </a:blip>
+                          <a:srcRect/>
+                          <a:stretch>
+                            <a:fillRect/>
+                          </a:stretch>
+                        </pic:blipFill>
+                        <pic:spPr bwMode="auto">
+                          <a:xfrm>
+                            <a:off x="0" y="0"/>
+                            <a:ext cx="3276600" cy="368300"/>
+                          </a:xfrm>
+                          <a:prstGeom prst="rect">
+                            <a:avLst/>
+                          </a:prstGeom>
+                          <a:noFill/>
+                          <a:ln>
+                            <a:noFill/>
+                          </a:ln>
+                        </pic:spPr>
+                      </pic:pic>
+                    </a:graphicData>
+                  </a:graphic>
+                </wp:inline>
+              </w:drawing>
+            </w:r>
+          </w:p>
+          <w:p>
+            <w:r>
+              <w:t> </w:t>
+            </w:r>
+          </w:p>
+        </w:tc>
+        <w:tc>
+          <w:tcPr>
+            <w:tcW w:w="4497" w:type="dxa"/>
+            <w:tcBorders>
+              <w:top w:val="single" w:sz="8" w:space="0" w:color="A3A3A3"/>
+              <w:left w:val="single" w:sz="8" w:space="0" w:color="A3A3A3"/>
+              <w:bottom w:val="single" w:sz="8" w:space="0" w:color="A3A3A3"/>
+              <w:right w:val="single" w:sz="8" w:space="0" w:color="A3A3A3"/>
+            </w:tcBorders>
+            <w:tcMar>
+              <w:top w:w="40" w:type="dxa"/>
+              <w:left w:w="60" w:type="dxa"/>
+              <w:bottom w:w="40" w:type="dxa"/>
+              <w:right w:w="60" w:type="dxa"/>
+            </w:tcMar>
+            <w:hideMark/>
+          </w:tcPr>
+          <w:p>
+            <w:r>
+              <w:lastRenderedPageBreak/>
+              <w:t>3</w:t>
+            </w:r>
+          </w:p>
+          <w:p>
+            <w:r>
+              <w:t> </w:t>
+            </w:r>
+          </w:p>
+          <w:p>
+            <w:r>
+              <w:lastRenderedPageBreak/>
+              <w:t>In this case, we get the event arguments properly:</w:t>
+            </w:r>
+            <w:r>
+              <w:br/>
+              <w:t> </w:t>
+            </w:r>
+          </w:p>
+          <w:p>
+            <w:r>
+              <w:drawing>
+                <wp:inline distT="0" distB="0" distL="0" distR="0" wp14:anchorId="469FB7B5" wp14:editId="6D19D45E">
+                  <wp:extent cx="2717800" cy="215900"/>
+                  <wp:effectExtent l="0" t="0" r="6350" b="0"/>
+                  <wp:docPr id="235789735" name="Picture 29"/>
+                  <wp:cNvGraphicFramePr>
+                    <a:graphicFrameLocks xmlns:a="http://schemas.openxmlformats.org/drawingml/2006/main" noChangeAspect="1"/>
+                  </wp:cNvGraphicFramePr>
+                  <a:graphic xmlns:a="http://schemas.openxmlformats.org/drawingml/2006/main">
+                    <a:graphicData uri="http://schemas.openxmlformats.org/drawingml/2006/picture">
+                      <pic:pic xmlns:pic="http://schemas.openxmlformats.org/drawingml/2006/picture">
+                        <pic:nvPicPr>
+                          <pic:cNvPr id="0" name="Picture 586"/>
+                          <pic:cNvPicPr>
+                            <a:picLocks noChangeAspect="1" noChangeArrowheads="1"/>
+                          </pic:cNvPicPr>
+                        </pic:nvPicPr>
+                        <pic:blipFill>
+                          <a:blip r:embed="rId21" cstate="print">
+                            <a:extLst>
+                              <a:ext uri="{28A0092B-C50C-407E-A947-70E740481C1C}">
+                                <a14:useLocalDpi xmlns:a14="http://schemas.microsoft.com/office/drawing/2010/main" val="0"/>
+                              </a:ext>
+                            </a:extLst>
+                          </a:blip>
+                          <a:srcRect/>
+                          <a:stretch>
+                            <a:fillRect/>
+                          </a:stretch>
+                        </pic:blipFill>
+                        <pic:spPr bwMode="auto">
+                          <a:xfrm>
+                            <a:off x="0" y="0"/>
+                            <a:ext cx="2717800" cy="215900"/>
+                          </a:xfrm>
+                          <a:prstGeom prst="rect">
+                            <a:avLst/>
+                          </a:prstGeom>
+                          <a:noFill/>
+                          <a:ln>
+                            <a:noFill/>
+                          </a:ln>
+                        </pic:spPr>
+                      </pic:pic>
+                    </a:graphicData>
+                  </a:graphic>
+                </wp:inline>
+              </w:drawing>
+            </w:r>
+          </w:p>
+          <w:p>
+            <w:r>
+              <w:t> </w:t>
+            </w:r>
+          </w:p>
+        </w:tc>
+      </w:tr>
+    </w:tbl>
+    <w:p>
+      <w:r>
+        <w:lastRenderedPageBreak/>
+        <w:t> </w:t>
+      </w:r>
+    </w:p>
+    <w:p>
+      <w:r>
+        <w:rPr>
+          <w:b/>
+          <w:bCs/>
+        </w:rPr>
+        <w:t xml:space="preserve">Interactive </w:t>
+      </w:r>
+      <w:proofErr w:type="spellStart"/>
+      <w:r>
+        <w:rPr>
+          <w:b/>
+          <w:bCs/>
+        </w:rPr>
+        <w:t>WebAssembly</w:t>
+      </w:r>
+      <w:proofErr w:type="spellEnd"/>
+    </w:p>
+    <w:p>
+      <w:r>
+        <w:t> </w:t>
+      </w:r>
+    </w:p>
+    <w:p>
+      <w:r>
+        <w:rPr>
+          <w:b/>
+          <w:bCs/>
+        </w:rPr>
+        <w:t>Custom events registered for a native browser event(scroll)</w:t>
+      </w:r>
+    </w:p>
+    <w:tbl>
+      <w:tblPr>
+        <w:tblW w:w="0" w:type="auto"/>
+        <w:tblBorders>
+          <w:top w:val="single" w:sz="8" w:space="0" w:color="A3A3A3"/>
+          <w:left w:val="single" w:sz="8" w:space="0" w:color="A3A3A3"/>
+          <w:bottom w:val="single" w:sz="8" w:space="0" w:color="A3A3A3"/>
+          <w:right w:val="single" w:sz="8" w:space="0" w:color="A3A3A3"/>
+        </w:tblBorders>
+        <w:tblCellMar>
+          <w:left w:w="0" w:type="dxa"/>
+          <w:right w:w="0" w:type="dxa"/>
+        </w:tblCellMar>
+        <w:tblLook w:val="04A0" w:firstRow="1" w:lastRow="0" w:firstColumn="1" w:lastColumn="0" w:noHBand="0" w:noVBand="1"/>
+        <w:tblCaption w:val=""/>
+        <w:tblDescription w:val=""/>
+      </w:tblPr>
+      <w:tblGrid>
+        <w:gridCol w:w="1283"/>
+        <w:gridCol w:w="710"/>
+        <w:gridCol w:w="4628"/>
+        <w:gridCol w:w="2719"/>
+      </w:tblGrid>
+      <w:tr>
+        <w:tc>
+          <w:tcPr>
+            <w:tcW w:w="1056" w:type="dxa"/>
+            <w:tcBorders>
+              <w:top w:val="single" w:sz="8" w:space="0" w:color="A3A3A3"/>
+              <w:left w:val="single" w:sz="8" w:space="0" w:color="A3A3A3"/>
+              <w:bottom w:val="single" w:sz="8" w:space="0" w:color="A3A3A3"/>
+              <w:right w:val="single" w:sz="8" w:space="0" w:color="A3A3A3"/>
+            </w:tcBorders>
+            <w:tcMar>
+              <w:top w:w="40" w:type="dxa"/>
+              <w:left w:w="60" w:type="dxa"/>
+              <w:bottom w:w="40" w:type="dxa"/>
+              <w:right w:w="60" w:type="dxa"/>
+            </w:tcMar>
+            <w:hideMark/>
+          </w:tcPr>
+          <w:p>
+            <w:r>
+              <w:rPr>
+                <w:b/>
+                <w:bCs/>
+              </w:rPr>
+              <w:t>Environment</w:t>
+            </w:r>
+          </w:p>
+        </w:tc>
+        <w:tc>
+          <w:tcPr>
+            <w:tcW w:w="1057" w:type="dxa"/>
+            <w:tcBorders>
+              <w:top w:val="single" w:sz="8" w:space="0" w:color="A3A3A3"/>
+              <w:left w:val="single" w:sz="8" w:space="0" w:color="A3A3A3"/>
+              <w:bottom w:val="single" w:sz="8" w:space="0" w:color="A3A3A3"/>
+              <w:right w:val="single" w:sz="8" w:space="0" w:color="A3A3A3"/>
+            </w:tcBorders>
+            <w:tcMar>
+              <w:top w:w="40" w:type="dxa"/>
+              <w:left w:w="60" w:type="dxa"/>
+              <w:bottom w:w="40" w:type="dxa"/>
+              <w:right w:w="60" w:type="dxa"/>
+            </w:tcMar>
+            <w:hideMark/>
+          </w:tcPr>
+          <w:p>
+            <w:r>
+              <w:rPr>
+                <w:b/>
+                <w:bCs/>
+              </w:rPr>
+              <w:t>Action Count</w:t>
+            </w:r>
+          </w:p>
+        </w:tc>
+        <w:tc>
+          <w:tcPr>
+            <w:tcW w:w="8564" w:type="dxa"/>
+            <w:tcBorders>
+              <w:top w:val="single" w:sz="8" w:space="0" w:color="A3A3A3"/>
+              <w:left w:val="single" w:sz="8" w:space="0" w:color="A3A3A3"/>
+              <w:bottom w:val="single" w:sz="8" w:space="0" w:color="A3A3A3"/>
+              <w:right w:val="single" w:sz="8" w:space="0" w:color="A3A3A3"/>
+            </w:tcBorders>
+            <w:tcMar>
+              <w:top w:w="40" w:type="dxa"/>
+              <w:left w:w="60" w:type="dxa"/>
+              <w:bottom w:w="40" w:type="dxa"/>
+              <w:right w:w="60" w:type="dxa"/>
+            </w:tcMar>
+            <w:hideMark/>
+          </w:tcPr>
+          <w:p>
+            <w:r>
+              <w:rPr>
+                <w:b/>
+                <w:bCs/>
+              </w:rPr>
+              <w:t xml:space="preserve">Custom event name matches the underlying </w:t>
+            </w:r>
+            <w:proofErr w:type="spellStart"/>
+            <w:proofErr w:type="gramStart"/>
+            <w:r>
+              <w:rPr>
+                <w:b/>
+                <w:bCs/>
+              </w:rPr>
+              <w:t>browserEventName</w:t>
+            </w:r>
+            <w:proofErr w:type="spellEnd"/>
+            <w:r>
+              <w:rPr>
+                <w:b/>
+                <w:bCs/>
+              </w:rPr>
+              <w:t>(</w:t>
+            </w:r>
+            <w:proofErr w:type="gramEnd"/>
+            <w:r>
+              <w:rPr>
+                <w:b/>
+                <w:bCs/>
+              </w:rPr>
+              <w:t>Counter Count)</w:t>
+            </w:r>
+          </w:p>
+        </w:tc>
+        <w:tc>
+          <w:tcPr>
+            <w:tcW w:w="2163" w:type="dxa"/>
+            <w:tcBorders>
+              <w:top w:val="single" w:sz="8" w:space="0" w:color="A3A3A3"/>
+              <w:left w:val="single" w:sz="8" w:space="0" w:color="A3A3A3"/>
+              <w:bottom w:val="single" w:sz="8" w:space="0" w:color="A3A3A3"/>
+              <w:right w:val="single" w:sz="8" w:space="0" w:color="A3A3A3"/>
+            </w:tcBorders>
+            <w:tcMar>
+              <w:top w:w="40" w:type="dxa"/>
+              <w:left w:w="60" w:type="dxa"/>
+              <w:bottom w:w="40" w:type="dxa"/>
+              <w:right w:w="60" w:type="dxa"/>
+            </w:tcMar>
+            <w:hideMark/>
+          </w:tcPr>
+          <w:p>
+            <w:r>
+              <w:rPr>
+                <w:b/>
+                <w:bCs/>
+              </w:rPr>
+              <w:t xml:space="preserve">Custom event name differs from the underlying </w:t>
+            </w:r>
+            <w:proofErr w:type="spellStart"/>
+            <w:proofErr w:type="gramStart"/>
+            <w:r>
+              <w:rPr>
+                <w:b/>
+                <w:bCs/>
+              </w:rPr>
+              <w:t>browserEventName</w:t>
+            </w:r>
+            <w:proofErr w:type="spellEnd"/>
+            <w:r>
+              <w:rPr>
+                <w:b/>
+                <w:bCs/>
+              </w:rPr>
+              <w:t>(</w:t>
+            </w:r>
+            <w:proofErr w:type="gramEnd"/>
+            <w:r>
+              <w:rPr>
+                <w:b/>
+                <w:bCs/>
+              </w:rPr>
+              <w:t>Counter Count)</w:t>
+            </w:r>
+          </w:p>
+        </w:tc>
+      </w:tr>
+      <w:tr>
+        <w:tc>
+          <w:tcPr>
+            <w:tcW w:w="1056" w:type="dxa"/>
+            <w:tcBorders>
+              <w:top w:val="single" w:sz="8" w:space="0" w:color="A3A3A3"/>
+              <w:left w:val="single" w:sz="8" w:space="0" w:color="A3A3A3"/>
+              <w:bottom w:val="single" w:sz="8" w:space="0" w:color="A3A3A3"/>
+              <w:right w:val="single" w:sz="8" w:space="0" w:color="A3A3A3"/>
+            </w:tcBorders>
+            <w:tcMar>
+              <w:top w:w="40" w:type="dxa"/>
+              <w:left w:w="60" w:type="dxa"/>
+              <w:bottom w:w="40" w:type="dxa"/>
+              <w:right w:w="60" w:type="dxa"/>
+            </w:tcMar>
+            <w:hideMark/>
+          </w:tcPr>
+          <w:p>
+            <w:r>
+              <w:t>.NET 10</w:t>
+            </w:r>
+          </w:p>
+        </w:tc>
+        <w:tc>
+          <w:tcPr>
+            <w:tcW w:w="1057" w:type="dxa"/>
+            <w:tcBorders>
+              <w:top w:val="single" w:sz="8" w:space="0" w:color="A3A3A3"/>
+              <w:left w:val="single" w:sz="8" w:space="0" w:color="A3A3A3"/>
+              <w:bottom w:val="single" w:sz="8" w:space="0" w:color="A3A3A3"/>
+              <w:right w:val="single" w:sz="8" w:space="0" w:color="A3A3A3"/>
+            </w:tcBorders>
+            <w:tcMar>
+              <w:top w:w="40" w:type="dxa"/>
+              <w:left w:w="60" w:type="dxa"/>
+              <w:bottom w:w="40" w:type="dxa"/>
+              <w:right w:w="60" w:type="dxa"/>
+            </w:tcMar>
+            <w:hideMark/>
+          </w:tcPr>
+          <w:p>
+            <w:r>
+              <w:t>3</w:t>
+            </w:r>
+          </w:p>
+        </w:tc>
+        <w:tc>
+          <w:tcPr>
+            <w:tcW w:w="8564" w:type="dxa"/>
+            <w:tcBorders>
+              <w:top w:val="single" w:sz="8" w:space="0" w:color="A3A3A3"/>
+              <w:left w:val="single" w:sz="8" w:space="0" w:color="A3A3A3"/>
+              <w:bottom w:val="single" w:sz="8" w:space="0" w:color="A3A3A3"/>
+              <w:right w:val="single" w:sz="8" w:space="0" w:color="A3A3A3"/>
+            </w:tcBorders>
+            <w:tcMar>
+              <w:top w:w="40" w:type="dxa"/>
+              <w:left w:w="60" w:type="dxa"/>
+              <w:bottom w:w="40" w:type="dxa"/>
+              <w:right w:w="60" w:type="dxa"/>
+            </w:tcMar>
+            <w:hideMark/>
+          </w:tcPr>
+          <w:p>
+            <w:r>
+              <w:t>74</w:t>
+            </w:r>
+          </w:p>
+        </w:tc>
+        <w:tc>
+          <w:tcPr>
+            <w:tcW w:w="1852" w:type="dxa"/>
+            <w:tcBorders>
+              <w:top w:val="single" w:sz="8" w:space="0" w:color="A3A3A3"/>
+              <w:left w:val="single" w:sz="8" w:space="0" w:color="A3A3A3"/>
+              <w:bottom w:val="single" w:sz="8" w:space="0" w:color="A3A3A3"/>
+              <w:right w:val="single" w:sz="8" w:space="0" w:color="A3A3A3"/>
+            </w:tcBorders>
+            <w:tcMar>
+              <w:top w:w="40" w:type="dxa"/>
+              <w:left w:w="60" w:type="dxa"/>
+              <w:bottom w:w="40" w:type="dxa"/>
+              <w:right w:w="60" w:type="dxa"/>
+            </w:tcMar>
+            <w:hideMark/>
+          </w:tcPr>
+          <w:p>
+            <w:r>
+              <w:t>37</w:t>
+            </w:r>
+          </w:p>
+        </w:tc>
+      </w:tr>
+      <w:tr>
+        <w:tc>
+          <w:tcPr>
+            <w:tcW w:w="1056" w:type="dxa"/>
+            <w:tcBorders>
+              <w:top w:val="single" w:sz="8" w:space="0" w:color="A3A3A3"/>
+              <w:left w:val="single" w:sz="8" w:space="0" w:color="A3A3A3"/>
+              <w:bottom w:val="single" w:sz="8" w:space="0" w:color="A3A3A3"/>
+              <w:right w:val="single" w:sz="8" w:space="0" w:color="A3A3A3"/>
+            </w:tcBorders>
+            <w:tcMar>
+              <w:top w:w="40" w:type="dxa"/>
+              <w:left w:w="60" w:type="dxa"/>
+              <w:bottom w:w="40" w:type="dxa"/>
+              <w:right w:w="60" w:type="dxa"/>
+            </w:tcMar>
+            <w:hideMark/>
+          </w:tcPr>
+          <w:p>
+            <w:r>
+              <w:t>.NET 11</w:t>
+            </w:r>
+          </w:p>
+        </w:tc>
+        <w:tc>
+          <w:tcPr>
+            <w:tcW w:w="1027" w:type="dxa"/>
+            <w:tcBorders>
+              <w:top w:val="single" w:sz="8" w:space="0" w:color="A3A3A3"/>
+              <w:left w:val="single" w:sz="8" w:space="0" w:color="A3A3A3"/>
+              <w:bottom w:val="single" w:sz="8" w:space="0" w:color="A3A3A3"/>
+              <w:right w:val="single" w:sz="8" w:space="0" w:color="A3A3A3"/>
+            </w:tcBorders>
+            <w:tcMar>
+              <w:top w:w="40" w:type="dxa"/>
+              <w:left w:w="60" w:type="dxa"/>
+              <w:bottom w:w="40" w:type="dxa"/>
+              <w:right w:w="60" w:type="dxa"/>
+            </w:tcMar>
+            <w:hideMark/>
+          </w:tcPr>
+          <w:p>
+            <w:r>
+              <w:t>3</w:t>
+            </w:r>
+          </w:p>
+        </w:tc>
+        <w:tc>
+          <w:tcPr>
+            <w:tcW w:w="8594" w:type="dxa"/>
+            <w:tcBorders>
+              <w:top w:val="single" w:sz="8" w:space="0" w:color="A3A3A3"/>
+              <w:left w:val="single" w:sz="8" w:space="0" w:color="A3A3A3"/>
+              <w:bottom w:val="single" w:sz="8" w:space="0" w:color="A3A3A3"/>
+              <w:right w:val="single" w:sz="8" w:space="0" w:color="A3A3A3"/>
+            </w:tcBorders>
+            <w:tcMar>
+              <w:top w:w="40" w:type="dxa"/>
+              <w:left w:w="60" w:type="dxa"/>
+              <w:bottom w:w="40" w:type="dxa"/>
+              <w:right w:w="60" w:type="dxa"/>
+            </w:tcMar>
+            <w:hideMark/>
+          </w:tcPr>
+          <w:p>
+            <w:r>
+              <w:t>The counter works fine since the .NET event handler gets triggered; however, the custom event argument is not passed to the .NET event handler from JavaScript. This breaks the expected behavior of the custom event arguments feature.</w:t>
+            </w:r>
+            <w:r>
+              <w:br/>
+              <w:t> </w:t>
+            </w:r>
+          </w:p>
+          <w:p>
+            <w:r>
+              <w:lastRenderedPageBreak/>
+              <w:drawing>
+                <wp:inline distT="0" distB="0" distL="0" distR="0" wp14:anchorId="785769CD" wp14:editId="669494B5">
+                  <wp:extent cx="3422650" cy="1771650"/>
+                  <wp:effectExtent l="0" t="0" r="6350" b="0"/>
+                  <wp:docPr id="620122460" name="Picture 28"/>
+                  <wp:cNvGraphicFramePr>
+                    <a:graphicFrameLocks xmlns:a="http://schemas.openxmlformats.org/drawingml/2006/main" noChangeAspect="1"/>
+                  </wp:cNvGraphicFramePr>
+                  <a:graphic xmlns:a="http://schemas.openxmlformats.org/drawingml/2006/main">
+                    <a:graphicData uri="http://schemas.openxmlformats.org/drawingml/2006/picture">
+                      <pic:pic xmlns:pic="http://schemas.openxmlformats.org/drawingml/2006/picture">
+                        <pic:nvPicPr>
+                          <pic:cNvPr id="0" name="Picture 587"/>
+                          <pic:cNvPicPr>
+                            <a:picLocks noChangeAspect="1" noChangeArrowheads="1"/>
+                          </pic:cNvPicPr>
+                        </pic:nvPicPr>
+                        <pic:blipFill>
+                          <a:blip r:embed="rId22" cstate="print">
+                            <a:extLst>
+                              <a:ext uri="{28A0092B-C50C-407E-A947-70E740481C1C}">
+                                <a14:useLocalDpi xmlns:a14="http://schemas.microsoft.com/office/drawing/2010/main" val="0"/>
+                              </a:ext>
+                            </a:extLst>
+                          </a:blip>
+                          <a:srcRect/>
+                          <a:stretch>
+                            <a:fillRect/>
+                          </a:stretch>
+                        </pic:blipFill>
+                        <pic:spPr bwMode="auto">
+                          <a:xfrm>
+                            <a:off x="0" y="0"/>
+                            <a:ext cx="3422650" cy="1771650"/>
+                          </a:xfrm>
+                          <a:prstGeom prst="rect">
+                            <a:avLst/>
+                          </a:prstGeom>
+                          <a:noFill/>
+                          <a:ln>
+                            <a:noFill/>
+                          </a:ln>
+                        </pic:spPr>
+                      </pic:pic>
+                    </a:graphicData>
+                  </a:graphic>
+                </wp:inline>
+              </w:drawing>
+            </w:r>
+          </w:p>
+          <w:p>
+            <w:r>
+              <w:t> </w:t>
+            </w:r>
+          </w:p>
+        </w:tc>
+        <w:tc>
+          <w:tcPr>
+            <w:tcW w:w="1852" w:type="dxa"/>
+            <w:tcBorders>
+              <w:top w:val="single" w:sz="8" w:space="0" w:color="A3A3A3"/>
+              <w:left w:val="single" w:sz="8" w:space="0" w:color="A3A3A3"/>
+              <w:bottom w:val="single" w:sz="8" w:space="0" w:color="A3A3A3"/>
+              <w:right w:val="single" w:sz="8" w:space="0" w:color="A3A3A3"/>
+            </w:tcBorders>
+            <w:tcMar>
+              <w:top w:w="40" w:type="dxa"/>
+              <w:left w:w="60" w:type="dxa"/>
+              <w:bottom w:w="40" w:type="dxa"/>
+              <w:right w:w="60" w:type="dxa"/>
+            </w:tcMar>
+            <w:hideMark/>
+          </w:tcPr>
+          <w:p>
+            <w:r>
+              <w:lastRenderedPageBreak/>
+              <w:t>37</w:t>
+            </w:r>
           </w:p>
         </w:tc>
       </w:tr>
@@ -2457,15 +3595,454 @@
     </w:p>
     <w:p>
       <w:r>
-        <w:lastRenderedPageBreak/>
-        <w:t xml:space="preserve">Because of this compile-time validation, we are unable to reproduce the reported double-firing behavior using built-in events. Therefore, </w:t>
+        <w:rPr>
+          <w:b/>
+          <w:bCs/>
+        </w:rPr>
+        <w:t>Custom events registered for another custom event(</w:t>
       </w:r>
+      <w:proofErr w:type="spellStart"/>
       <w:r>
-        <w:t>to validate</w:t>
+        <w:rPr>
+          <w:b/>
+          <w:bCs/>
+        </w:rPr>
+        <w:t>scrolltop</w:t>
       </w:r>
+      <w:proofErr w:type="spellEnd"/>
       <w:r>
-        <w:t xml:space="preserve"> this issue, we used a custom event instead. This allowed us to verify the behavior related to event registration without encountering the duplicate event handler compilation error.</w:t>
+        <w:rPr>
+          <w:b/>
+          <w:bCs/>
+        </w:rPr>
+        <w:t>)</w:t>
       </w:r>
+    </w:p>
+    <w:tbl>
+      <w:tblPr>
+        <w:tblW w:w="0" w:type="auto"/>
+        <w:tblBorders>
+          <w:top w:val="single" w:sz="8" w:space="0" w:color="A3A3A3"/>
+          <w:left w:val="single" w:sz="8" w:space="0" w:color="A3A3A3"/>
+          <w:bottom w:val="single" w:sz="8" w:space="0" w:color="A3A3A3"/>
+          <w:right w:val="single" w:sz="8" w:space="0" w:color="A3A3A3"/>
+        </w:tblBorders>
+        <w:tblCellMar>
+          <w:left w:w="0" w:type="dxa"/>
+          <w:right w:w="0" w:type="dxa"/>
+        </w:tblCellMar>
+        <w:tblLook w:val="04A0" w:firstRow="1" w:lastRow="0" w:firstColumn="1" w:lastColumn="0" w:noHBand="0" w:noVBand="1"/>
+        <w:tblCaption w:val=""/>
+        <w:tblDescription w:val=""/>
+      </w:tblPr>
+      <w:tblGrid>
+        <w:gridCol w:w="1398"/>
+        <w:gridCol w:w="769"/>
+        <w:gridCol w:w="5077"/>
+        <w:gridCol w:w="2096"/>
+      </w:tblGrid>
+      <w:tr>
+        <w:tc>
+          <w:tcPr>
+            <w:tcW w:w="1061" w:type="dxa"/>
+            <w:tcBorders>
+              <w:top w:val="single" w:sz="8" w:space="0" w:color="A3A3A3"/>
+              <w:left w:val="single" w:sz="8" w:space="0" w:color="A3A3A3"/>
+              <w:bottom w:val="single" w:sz="8" w:space="0" w:color="A3A3A3"/>
+              <w:right w:val="single" w:sz="8" w:space="0" w:color="A3A3A3"/>
+            </w:tcBorders>
+            <w:tcMar>
+              <w:top w:w="40" w:type="dxa"/>
+              <w:left w:w="60" w:type="dxa"/>
+              <w:bottom w:w="40" w:type="dxa"/>
+              <w:right w:w="60" w:type="dxa"/>
+            </w:tcMar>
+            <w:hideMark/>
+          </w:tcPr>
+          <w:p>
+            <w:r>
+              <w:rPr>
+                <w:b/>
+                <w:bCs/>
+              </w:rPr>
+              <w:t>Environment</w:t>
+            </w:r>
+          </w:p>
+        </w:tc>
+        <w:tc>
+          <w:tcPr>
+            <w:tcW w:w="1063" w:type="dxa"/>
+            <w:tcBorders>
+              <w:top w:val="single" w:sz="8" w:space="0" w:color="A3A3A3"/>
+              <w:left w:val="single" w:sz="8" w:space="0" w:color="A3A3A3"/>
+              <w:bottom w:val="single" w:sz="8" w:space="0" w:color="A3A3A3"/>
+              <w:right w:val="single" w:sz="8" w:space="0" w:color="A3A3A3"/>
+            </w:tcBorders>
+            <w:tcMar>
+              <w:top w:w="40" w:type="dxa"/>
+              <w:left w:w="60" w:type="dxa"/>
+              <w:bottom w:w="40" w:type="dxa"/>
+              <w:right w:w="60" w:type="dxa"/>
+            </w:tcMar>
+            <w:hideMark/>
+          </w:tcPr>
+          <w:p>
+            <w:r>
+              <w:rPr>
+                <w:b/>
+                <w:bCs/>
+              </w:rPr>
+              <w:t>Action Count</w:t>
+            </w:r>
+          </w:p>
+        </w:tc>
+        <w:tc>
+          <w:tcPr>
+            <w:tcW w:w="8754" w:type="dxa"/>
+            <w:tcBorders>
+              <w:top w:val="single" w:sz="8" w:space="0" w:color="A3A3A3"/>
+              <w:left w:val="single" w:sz="8" w:space="0" w:color="A3A3A3"/>
+              <w:bottom w:val="single" w:sz="8" w:space="0" w:color="A3A3A3"/>
+              <w:right w:val="single" w:sz="8" w:space="0" w:color="A3A3A3"/>
+            </w:tcBorders>
+            <w:tcMar>
+              <w:top w:w="40" w:type="dxa"/>
+              <w:left w:w="60" w:type="dxa"/>
+              <w:bottom w:w="40" w:type="dxa"/>
+              <w:right w:w="60" w:type="dxa"/>
+            </w:tcMar>
+            <w:hideMark/>
+          </w:tcPr>
+          <w:p>
+            <w:r>
+              <w:rPr>
+                <w:b/>
+                <w:bCs/>
+              </w:rPr>
+              <w:t xml:space="preserve">Custom event name matches the underlying </w:t>
+            </w:r>
+            <w:proofErr w:type="spellStart"/>
+            <w:r>
+              <w:rPr>
+                <w:b/>
+                <w:bCs/>
+              </w:rPr>
+              <w:t>browserEventName</w:t>
+            </w:r>
+            <w:proofErr w:type="spellEnd"/>
+          </w:p>
+        </w:tc>
+        <w:tc>
+          <w:tcPr>
+            <w:tcW w:w="1902" w:type="dxa"/>
+            <w:tcBorders>
+              <w:top w:val="single" w:sz="8" w:space="0" w:color="A3A3A3"/>
+              <w:left w:val="single" w:sz="8" w:space="0" w:color="A3A3A3"/>
+              <w:bottom w:val="single" w:sz="8" w:space="0" w:color="A3A3A3"/>
+              <w:right w:val="single" w:sz="8" w:space="0" w:color="A3A3A3"/>
+            </w:tcBorders>
+            <w:tcMar>
+              <w:top w:w="40" w:type="dxa"/>
+              <w:left w:w="60" w:type="dxa"/>
+              <w:bottom w:w="40" w:type="dxa"/>
+              <w:right w:w="60" w:type="dxa"/>
+            </w:tcMar>
+            <w:hideMark/>
+          </w:tcPr>
+          <w:p>
+            <w:r>
+              <w:rPr>
+                <w:b/>
+                <w:bCs/>
+              </w:rPr>
+              <w:t xml:space="preserve">Custom event name differs from the underlying </w:t>
+            </w:r>
+            <w:proofErr w:type="spellStart"/>
+            <w:r>
+              <w:rPr>
+                <w:b/>
+                <w:bCs/>
+              </w:rPr>
+              <w:t>browserEventName</w:t>
+            </w:r>
+            <w:proofErr w:type="spellEnd"/>
+          </w:p>
+        </w:tc>
+      </w:tr>
+      <w:tr>
+        <w:tc>
+          <w:tcPr>
+            <w:tcW w:w="1061" w:type="dxa"/>
+            <w:tcBorders>
+              <w:top w:val="single" w:sz="8" w:space="0" w:color="A3A3A3"/>
+              <w:left w:val="single" w:sz="8" w:space="0" w:color="A3A3A3"/>
+              <w:bottom w:val="single" w:sz="8" w:space="0" w:color="A3A3A3"/>
+              <w:right w:val="single" w:sz="8" w:space="0" w:color="A3A3A3"/>
+            </w:tcBorders>
+            <w:tcMar>
+              <w:top w:w="40" w:type="dxa"/>
+              <w:left w:w="60" w:type="dxa"/>
+              <w:bottom w:w="40" w:type="dxa"/>
+              <w:right w:w="60" w:type="dxa"/>
+            </w:tcMar>
+            <w:hideMark/>
+          </w:tcPr>
+          <w:p>
+            <w:r>
+              <w:t>.NET 10</w:t>
+            </w:r>
+          </w:p>
+        </w:tc>
+        <w:tc>
+          <w:tcPr>
+            <w:tcW w:w="1063" w:type="dxa"/>
+            <w:tcBorders>
+              <w:top w:val="single" w:sz="8" w:space="0" w:color="A3A3A3"/>
+              <w:left w:val="single" w:sz="8" w:space="0" w:color="A3A3A3"/>
+              <w:bottom w:val="single" w:sz="8" w:space="0" w:color="A3A3A3"/>
+              <w:right w:val="single" w:sz="8" w:space="0" w:color="A3A3A3"/>
+            </w:tcBorders>
+            <w:tcMar>
+              <w:top w:w="40" w:type="dxa"/>
+              <w:left w:w="60" w:type="dxa"/>
+              <w:bottom w:w="40" w:type="dxa"/>
+              <w:right w:w="60" w:type="dxa"/>
+            </w:tcMar>
+            <w:hideMark/>
+          </w:tcPr>
+          <w:p>
+            <w:r>
+              <w:t>3</w:t>
+            </w:r>
+          </w:p>
+        </w:tc>
+        <w:tc>
+          <w:tcPr>
+            <w:tcW w:w="8754" w:type="dxa"/>
+            <w:tcBorders>
+              <w:top w:val="single" w:sz="8" w:space="0" w:color="A3A3A3"/>
+              <w:left w:val="single" w:sz="8" w:space="0" w:color="A3A3A3"/>
+              <w:bottom w:val="single" w:sz="8" w:space="0" w:color="A3A3A3"/>
+              <w:right w:val="single" w:sz="8" w:space="0" w:color="A3A3A3"/>
+            </w:tcBorders>
+            <w:tcMar>
+              <w:top w:w="40" w:type="dxa"/>
+              <w:left w:w="60" w:type="dxa"/>
+              <w:bottom w:w="40" w:type="dxa"/>
+              <w:right w:w="60" w:type="dxa"/>
+            </w:tcMar>
+            <w:hideMark/>
+          </w:tcPr>
+          <w:p>
+            <w:r>
+              <w:t>6</w:t>
+            </w:r>
+          </w:p>
+        </w:tc>
+        <w:tc>
+          <w:tcPr>
+            <w:tcW w:w="1649" w:type="dxa"/>
+            <w:tcBorders>
+              <w:top w:val="single" w:sz="8" w:space="0" w:color="A3A3A3"/>
+              <w:left w:val="single" w:sz="8" w:space="0" w:color="A3A3A3"/>
+              <w:bottom w:val="single" w:sz="8" w:space="0" w:color="A3A3A3"/>
+              <w:right w:val="single" w:sz="8" w:space="0" w:color="A3A3A3"/>
+            </w:tcBorders>
+            <w:tcMar>
+              <w:top w:w="40" w:type="dxa"/>
+              <w:left w:w="60" w:type="dxa"/>
+              <w:bottom w:w="40" w:type="dxa"/>
+              <w:right w:w="60" w:type="dxa"/>
+            </w:tcMar>
+            <w:hideMark/>
+          </w:tcPr>
+          <w:p>
+            <w:r>
+              <w:t>3</w:t>
+            </w:r>
+          </w:p>
+        </w:tc>
+      </w:tr>
+      <w:tr>
+        <w:tc>
+          <w:tcPr>
+            <w:tcW w:w="1061" w:type="dxa"/>
+            <w:tcBorders>
+              <w:top w:val="single" w:sz="8" w:space="0" w:color="A3A3A3"/>
+              <w:left w:val="single" w:sz="8" w:space="0" w:color="A3A3A3"/>
+              <w:bottom w:val="single" w:sz="8" w:space="0" w:color="A3A3A3"/>
+              <w:right w:val="single" w:sz="8" w:space="0" w:color="A3A3A3"/>
+            </w:tcBorders>
+            <w:tcMar>
+              <w:top w:w="40" w:type="dxa"/>
+              <w:left w:w="60" w:type="dxa"/>
+              <w:bottom w:w="40" w:type="dxa"/>
+              <w:right w:w="60" w:type="dxa"/>
+            </w:tcMar>
+            <w:hideMark/>
+          </w:tcPr>
+          <w:p>
+            <w:r>
+              <w:t>.NET 11</w:t>
+            </w:r>
+          </w:p>
+        </w:tc>
+        <w:tc>
+          <w:tcPr>
+            <w:tcW w:w="1032" w:type="dxa"/>
+            <w:tcBorders>
+              <w:top w:val="single" w:sz="8" w:space="0" w:color="A3A3A3"/>
+              <w:left w:val="single" w:sz="8" w:space="0" w:color="A3A3A3"/>
+              <w:bottom w:val="single" w:sz="8" w:space="0" w:color="A3A3A3"/>
+              <w:right w:val="single" w:sz="8" w:space="0" w:color="A3A3A3"/>
+            </w:tcBorders>
+            <w:tcMar>
+              <w:top w:w="40" w:type="dxa"/>
+              <w:left w:w="60" w:type="dxa"/>
+              <w:bottom w:w="40" w:type="dxa"/>
+              <w:right w:w="60" w:type="dxa"/>
+            </w:tcMar>
+            <w:hideMark/>
+          </w:tcPr>
+          <w:p>
+            <w:r>
+              <w:t>3</w:t>
+            </w:r>
+          </w:p>
+        </w:tc>
+        <w:tc>
+          <w:tcPr>
+            <w:tcW w:w="8784" w:type="dxa"/>
+            <w:tcBorders>
+              <w:top w:val="single" w:sz="8" w:space="0" w:color="A3A3A3"/>
+              <w:left w:val="single" w:sz="8" w:space="0" w:color="A3A3A3"/>
+              <w:bottom w:val="single" w:sz="8" w:space="0" w:color="A3A3A3"/>
+              <w:right w:val="single" w:sz="8" w:space="0" w:color="A3A3A3"/>
+            </w:tcBorders>
+            <w:tcMar>
+              <w:top w:w="40" w:type="dxa"/>
+              <w:left w:w="60" w:type="dxa"/>
+              <w:bottom w:w="40" w:type="dxa"/>
+              <w:right w:w="60" w:type="dxa"/>
+            </w:tcMar>
+            <w:hideMark/>
+          </w:tcPr>
+          <w:p>
+            <w:r>
+              <w:t>The counter works fine since the .NET event handler gets triggered; however, the custom event argument is not passed to the .NET event handler from JavaScript. This breaks the expected behavior of the custom event arguments feature.</w:t>
+            </w:r>
+            <w:r>
+              <w:br/>
+              <w:t> </w:t>
+            </w:r>
+          </w:p>
+          <w:p>
+            <w:r>
+              <w:drawing>
+                <wp:inline distT="0" distB="0" distL="0" distR="0" wp14:anchorId="4C82CF83" wp14:editId="66FF2E00">
+                  <wp:extent cx="3422650" cy="1771650"/>
+                  <wp:effectExtent l="0" t="0" r="6350" b="0"/>
+                  <wp:docPr id="593134691" name="Picture 27"/>
+                  <wp:cNvGraphicFramePr>
+                    <a:graphicFrameLocks xmlns:a="http://schemas.openxmlformats.org/drawingml/2006/main" noChangeAspect="1"/>
+                  </wp:cNvGraphicFramePr>
+                  <a:graphic xmlns:a="http://schemas.openxmlformats.org/drawingml/2006/main">
+                    <a:graphicData uri="http://schemas.openxmlformats.org/drawingml/2006/picture">
+                      <pic:pic xmlns:pic="http://schemas.openxmlformats.org/drawingml/2006/picture">
+                        <pic:nvPicPr>
+                          <pic:cNvPr id="0" name="Picture 588"/>
+                          <pic:cNvPicPr>
+                            <a:picLocks noChangeAspect="1" noChangeArrowheads="1"/>
+                          </pic:cNvPicPr>
+                        </pic:nvPicPr>
+                        <pic:blipFill>
+                          <a:blip r:embed="rId22" cstate="print">
+                            <a:extLst>
+                              <a:ext uri="{28A0092B-C50C-407E-A947-70E740481C1C}">
+                                <a14:useLocalDpi xmlns:a14="http://schemas.microsoft.com/office/drawing/2010/main" val="0"/>
+                              </a:ext>
+                            </a:extLst>
+                          </a:blip>
+                          <a:srcRect/>
+                          <a:stretch>
+                            <a:fillRect/>
+                          </a:stretch>
+                        </pic:blipFill>
+                        <pic:spPr bwMode="auto">
+                          <a:xfrm>
+                            <a:off x="0" y="0"/>
+                            <a:ext cx="3422650" cy="1771650"/>
+                          </a:xfrm>
+                          <a:prstGeom prst="rect">
+                            <a:avLst/>
+                          </a:prstGeom>
+                          <a:noFill/>
+                          <a:ln>
+                            <a:noFill/>
+                          </a:ln>
+                        </pic:spPr>
+                      </pic:pic>
+                    </a:graphicData>
+                  </a:graphic>
+                </wp:inline>
+              </w:drawing>
+            </w:r>
+          </w:p>
+          <w:p>
+            <w:r>
+              <w:lastRenderedPageBreak/>
+              <w:t> </w:t>
+            </w:r>
+          </w:p>
+        </w:tc>
+        <w:tc>
+          <w:tcPr>
+            <w:tcW w:w="1649" w:type="dxa"/>
+            <w:tcBorders>
+              <w:top w:val="single" w:sz="8" w:space="0" w:color="A3A3A3"/>
+              <w:left w:val="single" w:sz="8" w:space="0" w:color="A3A3A3"/>
+              <w:bottom w:val="single" w:sz="8" w:space="0" w:color="A3A3A3"/>
+              <w:right w:val="single" w:sz="8" w:space="0" w:color="A3A3A3"/>
+            </w:tcBorders>
+            <w:tcMar>
+              <w:top w:w="40" w:type="dxa"/>
+              <w:left w:w="60" w:type="dxa"/>
+              <w:bottom w:w="40" w:type="dxa"/>
+              <w:right w:w="60" w:type="dxa"/>
+            </w:tcMar>
+            <w:hideMark/>
+          </w:tcPr>
+          <w:p>
+            <w:r>
+              <w:lastRenderedPageBreak/>
+              <w:t>3</w:t>
+            </w:r>
+          </w:p>
+        </w:tc>
+      </w:tr>
+    </w:tbl>
+    <w:p>
+      <w:r>
+        <w:t> </w:t>
+      </w:r>
+    </w:p>
+    <w:p>
+      <w:r>
+        <w:rPr>
+          <w:b/>
+          <w:bCs/>
+        </w:rPr>
+        <w:t xml:space="preserve">Standalone </w:t>
+      </w:r>
+      <w:proofErr w:type="spellStart"/>
+      <w:r>
+        <w:rPr>
+          <w:b/>
+          <w:bCs/>
+        </w:rPr>
+        <w:t>WebAssembly</w:t>
+      </w:r>
+      <w:proofErr w:type="spellEnd"/>
     </w:p>
     <w:p>
       <w:r>
@@ -2474,21 +4051,849 @@
     </w:p>
     <w:p>
       <w:r>
-        <w:t xml:space="preserve">Given that issue is specifically about collisions between custom event </w:t>
-      </w:r>
-      <w:r>
-        <w:t xml:space="preserve">name </w:t>
-      </w:r>
-      <w:r>
-        <w:t>and browser event</w:t>
-      </w:r>
-      <w:r>
-        <w:t xml:space="preserve"> name</w:t>
-      </w:r>
-      <w:r>
-        <w:t>, it seems unusual that the validation requirement expects testing with a built-in event, as such registrations are already blocked by compile-time validation.</w:t>
+        <w:rPr>
+          <w:b/>
+          <w:bCs/>
+        </w:rPr>
+        <w:t>Custom events registered for a native browser event(scroll)</w:t>
       </w:r>
     </w:p>
+    <w:tbl>
+      <w:tblPr>
+        <w:tblW w:w="0" w:type="auto"/>
+        <w:tblBorders>
+          <w:top w:val="single" w:sz="8" w:space="0" w:color="A3A3A3"/>
+          <w:left w:val="single" w:sz="8" w:space="0" w:color="A3A3A3"/>
+          <w:bottom w:val="single" w:sz="8" w:space="0" w:color="A3A3A3"/>
+          <w:right w:val="single" w:sz="8" w:space="0" w:color="A3A3A3"/>
+        </w:tblBorders>
+        <w:tblCellMar>
+          <w:left w:w="0" w:type="dxa"/>
+          <w:right w:w="0" w:type="dxa"/>
+        </w:tblCellMar>
+        <w:tblLook w:val="04A0" w:firstRow="1" w:lastRow="0" w:firstColumn="1" w:lastColumn="0" w:noHBand="0" w:noVBand="1"/>
+        <w:tblCaption w:val=""/>
+        <w:tblDescription w:val=""/>
+      </w:tblPr>
+      <w:tblGrid>
+        <w:gridCol w:w="1367"/>
+        <w:gridCol w:w="753"/>
+        <w:gridCol w:w="5172"/>
+        <w:gridCol w:w="2048"/>
+      </w:tblGrid>
+      <w:tr>
+        <w:tc>
+          <w:tcPr>
+            <w:tcW w:w="1054" w:type="dxa"/>
+            <w:tcBorders>
+              <w:top w:val="single" w:sz="8" w:space="0" w:color="A3A3A3"/>
+              <w:left w:val="single" w:sz="8" w:space="0" w:color="A3A3A3"/>
+              <w:bottom w:val="single" w:sz="8" w:space="0" w:color="A3A3A3"/>
+              <w:right w:val="single" w:sz="8" w:space="0" w:color="A3A3A3"/>
+            </w:tcBorders>
+            <w:tcMar>
+              <w:top w:w="40" w:type="dxa"/>
+              <w:left w:w="60" w:type="dxa"/>
+              <w:bottom w:w="40" w:type="dxa"/>
+              <w:right w:w="60" w:type="dxa"/>
+            </w:tcMar>
+            <w:hideMark/>
+          </w:tcPr>
+          <w:p>
+            <w:r>
+              <w:rPr>
+                <w:b/>
+                <w:bCs/>
+              </w:rPr>
+              <w:t>Environment</w:t>
+            </w:r>
+          </w:p>
+        </w:tc>
+        <w:tc>
+          <w:tcPr>
+            <w:tcW w:w="1165" w:type="dxa"/>
+            <w:tcBorders>
+              <w:top w:val="single" w:sz="8" w:space="0" w:color="A3A3A3"/>
+              <w:left w:val="single" w:sz="8" w:space="0" w:color="A3A3A3"/>
+              <w:bottom w:val="single" w:sz="8" w:space="0" w:color="A3A3A3"/>
+              <w:right w:val="single" w:sz="8" w:space="0" w:color="A3A3A3"/>
+            </w:tcBorders>
+            <w:tcMar>
+              <w:top w:w="40" w:type="dxa"/>
+              <w:left w:w="60" w:type="dxa"/>
+              <w:bottom w:w="40" w:type="dxa"/>
+              <w:right w:w="60" w:type="dxa"/>
+            </w:tcMar>
+            <w:hideMark/>
+          </w:tcPr>
+          <w:p>
+            <w:r>
+              <w:rPr>
+                <w:b/>
+                <w:bCs/>
+              </w:rPr>
+              <w:t>Action Count</w:t>
+            </w:r>
+          </w:p>
+        </w:tc>
+        <w:tc>
+          <w:tcPr>
+            <w:tcW w:w="8738" w:type="dxa"/>
+            <w:tcBorders>
+              <w:top w:val="single" w:sz="8" w:space="0" w:color="A3A3A3"/>
+              <w:left w:val="single" w:sz="8" w:space="0" w:color="A3A3A3"/>
+              <w:bottom w:val="single" w:sz="8" w:space="0" w:color="A3A3A3"/>
+              <w:right w:val="single" w:sz="8" w:space="0" w:color="A3A3A3"/>
+            </w:tcBorders>
+            <w:tcMar>
+              <w:top w:w="40" w:type="dxa"/>
+              <w:left w:w="60" w:type="dxa"/>
+              <w:bottom w:w="40" w:type="dxa"/>
+              <w:right w:w="60" w:type="dxa"/>
+            </w:tcMar>
+            <w:hideMark/>
+          </w:tcPr>
+          <w:p>
+            <w:r>
+              <w:rPr>
+                <w:b/>
+                <w:bCs/>
+              </w:rPr>
+              <w:t xml:space="preserve">Custom event name matches the underlying </w:t>
+            </w:r>
+            <w:proofErr w:type="spellStart"/>
+            <w:r>
+              <w:rPr>
+                <w:b/>
+                <w:bCs/>
+              </w:rPr>
+              <w:t>browserEventName</w:t>
+            </w:r>
+            <w:proofErr w:type="spellEnd"/>
+          </w:p>
+        </w:tc>
+        <w:tc>
+          <w:tcPr>
+            <w:tcW w:w="1879" w:type="dxa"/>
+            <w:tcBorders>
+              <w:top w:val="single" w:sz="8" w:space="0" w:color="A3A3A3"/>
+              <w:left w:val="single" w:sz="8" w:space="0" w:color="A3A3A3"/>
+              <w:bottom w:val="single" w:sz="8" w:space="0" w:color="A3A3A3"/>
+              <w:right w:val="single" w:sz="8" w:space="0" w:color="A3A3A3"/>
+            </w:tcBorders>
+            <w:tcMar>
+              <w:top w:w="40" w:type="dxa"/>
+              <w:left w:w="60" w:type="dxa"/>
+              <w:bottom w:w="40" w:type="dxa"/>
+              <w:right w:w="60" w:type="dxa"/>
+            </w:tcMar>
+            <w:hideMark/>
+          </w:tcPr>
+          <w:p>
+            <w:r>
+              <w:rPr>
+                <w:b/>
+                <w:bCs/>
+              </w:rPr>
+              <w:t xml:space="preserve">Custom event name differs from the underlying </w:t>
+            </w:r>
+            <w:proofErr w:type="spellStart"/>
+            <w:r>
+              <w:rPr>
+                <w:b/>
+                <w:bCs/>
+              </w:rPr>
+              <w:t>browserEventName</w:t>
+            </w:r>
+            <w:proofErr w:type="spellEnd"/>
+          </w:p>
+        </w:tc>
+      </w:tr>
+      <w:tr>
+        <w:tc>
+          <w:tcPr>
+            <w:tcW w:w="1054" w:type="dxa"/>
+            <w:tcBorders>
+              <w:top w:val="single" w:sz="8" w:space="0" w:color="A3A3A3"/>
+              <w:left w:val="single" w:sz="8" w:space="0" w:color="A3A3A3"/>
+              <w:bottom w:val="single" w:sz="8" w:space="0" w:color="A3A3A3"/>
+              <w:right w:val="single" w:sz="8" w:space="0" w:color="A3A3A3"/>
+            </w:tcBorders>
+            <w:tcMar>
+              <w:top w:w="40" w:type="dxa"/>
+              <w:left w:w="60" w:type="dxa"/>
+              <w:bottom w:w="40" w:type="dxa"/>
+              <w:right w:w="60" w:type="dxa"/>
+            </w:tcMar>
+            <w:hideMark/>
+          </w:tcPr>
+          <w:p>
+            <w:r>
+              <w:t>.NET 10</w:t>
+            </w:r>
+          </w:p>
+        </w:tc>
+        <w:tc>
+          <w:tcPr>
+            <w:tcW w:w="1165" w:type="dxa"/>
+            <w:tcBorders>
+              <w:top w:val="single" w:sz="8" w:space="0" w:color="A3A3A3"/>
+              <w:left w:val="single" w:sz="8" w:space="0" w:color="A3A3A3"/>
+              <w:bottom w:val="single" w:sz="8" w:space="0" w:color="A3A3A3"/>
+              <w:right w:val="single" w:sz="8" w:space="0" w:color="A3A3A3"/>
+            </w:tcBorders>
+            <w:tcMar>
+              <w:top w:w="40" w:type="dxa"/>
+              <w:left w:w="60" w:type="dxa"/>
+              <w:bottom w:w="40" w:type="dxa"/>
+              <w:right w:w="60" w:type="dxa"/>
+            </w:tcMar>
+            <w:hideMark/>
+          </w:tcPr>
+          <w:p>
+            <w:r>
+              <w:t>3</w:t>
+            </w:r>
+          </w:p>
+        </w:tc>
+        <w:tc>
+          <w:tcPr>
+            <w:tcW w:w="8738" w:type="dxa"/>
+            <w:tcBorders>
+              <w:top w:val="single" w:sz="8" w:space="0" w:color="A3A3A3"/>
+              <w:left w:val="single" w:sz="8" w:space="0" w:color="A3A3A3"/>
+              <w:bottom w:val="single" w:sz="8" w:space="0" w:color="A3A3A3"/>
+              <w:right w:val="single" w:sz="8" w:space="0" w:color="A3A3A3"/>
+            </w:tcBorders>
+            <w:tcMar>
+              <w:top w:w="40" w:type="dxa"/>
+              <w:left w:w="60" w:type="dxa"/>
+              <w:bottom w:w="40" w:type="dxa"/>
+              <w:right w:w="60" w:type="dxa"/>
+            </w:tcMar>
+            <w:hideMark/>
+          </w:tcPr>
+          <w:p>
+            <w:r>
+              <w:t>72</w:t>
+            </w:r>
+          </w:p>
+        </w:tc>
+        <w:tc>
+          <w:tcPr>
+            <w:tcW w:w="1570" w:type="dxa"/>
+            <w:tcBorders>
+              <w:top w:val="single" w:sz="8" w:space="0" w:color="A3A3A3"/>
+              <w:left w:val="single" w:sz="8" w:space="0" w:color="A3A3A3"/>
+              <w:bottom w:val="single" w:sz="8" w:space="0" w:color="A3A3A3"/>
+              <w:right w:val="single" w:sz="8" w:space="0" w:color="A3A3A3"/>
+            </w:tcBorders>
+            <w:tcMar>
+              <w:top w:w="40" w:type="dxa"/>
+              <w:left w:w="60" w:type="dxa"/>
+              <w:bottom w:w="40" w:type="dxa"/>
+              <w:right w:w="60" w:type="dxa"/>
+            </w:tcMar>
+            <w:hideMark/>
+          </w:tcPr>
+          <w:p>
+            <w:r>
+              <w:t>36</w:t>
+            </w:r>
+          </w:p>
+        </w:tc>
+      </w:tr>
+      <w:tr>
+        <w:tc>
+          <w:tcPr>
+            <w:tcW w:w="1054" w:type="dxa"/>
+            <w:tcBorders>
+              <w:top w:val="single" w:sz="8" w:space="0" w:color="A3A3A3"/>
+              <w:left w:val="single" w:sz="8" w:space="0" w:color="A3A3A3"/>
+              <w:bottom w:val="single" w:sz="8" w:space="0" w:color="A3A3A3"/>
+              <w:right w:val="single" w:sz="8" w:space="0" w:color="A3A3A3"/>
+            </w:tcBorders>
+            <w:tcMar>
+              <w:top w:w="40" w:type="dxa"/>
+              <w:left w:w="60" w:type="dxa"/>
+              <w:bottom w:w="40" w:type="dxa"/>
+              <w:right w:w="60" w:type="dxa"/>
+            </w:tcMar>
+            <w:hideMark/>
+          </w:tcPr>
+          <w:p>
+            <w:r>
+              <w:t>.NET 11</w:t>
+            </w:r>
+          </w:p>
+        </w:tc>
+        <w:tc>
+          <w:tcPr>
+            <w:tcW w:w="1135" w:type="dxa"/>
+            <w:tcBorders>
+              <w:top w:val="single" w:sz="8" w:space="0" w:color="A3A3A3"/>
+              <w:left w:val="single" w:sz="8" w:space="0" w:color="A3A3A3"/>
+              <w:bottom w:val="single" w:sz="8" w:space="0" w:color="A3A3A3"/>
+              <w:right w:val="single" w:sz="8" w:space="0" w:color="A3A3A3"/>
+            </w:tcBorders>
+            <w:tcMar>
+              <w:top w:w="40" w:type="dxa"/>
+              <w:left w:w="60" w:type="dxa"/>
+              <w:bottom w:w="40" w:type="dxa"/>
+              <w:right w:w="60" w:type="dxa"/>
+            </w:tcMar>
+            <w:hideMark/>
+          </w:tcPr>
+          <w:p>
+            <w:r>
+              <w:t>3</w:t>
+            </w:r>
+          </w:p>
+        </w:tc>
+        <w:tc>
+          <w:tcPr>
+            <w:tcW w:w="8768" w:type="dxa"/>
+            <w:tcBorders>
+              <w:top w:val="single" w:sz="8" w:space="0" w:color="A3A3A3"/>
+              <w:left w:val="single" w:sz="8" w:space="0" w:color="A3A3A3"/>
+              <w:bottom w:val="single" w:sz="8" w:space="0" w:color="A3A3A3"/>
+              <w:right w:val="single" w:sz="8" w:space="0" w:color="A3A3A3"/>
+            </w:tcBorders>
+            <w:tcMar>
+              <w:top w:w="40" w:type="dxa"/>
+              <w:left w:w="60" w:type="dxa"/>
+              <w:bottom w:w="40" w:type="dxa"/>
+              <w:right w:w="60" w:type="dxa"/>
+            </w:tcMar>
+            <w:hideMark/>
+          </w:tcPr>
+          <w:p>
+            <w:r>
+              <w:t>The counter works fine since the .NET event handler gets triggered; however, the custom event argument is not passed to the .NET event handler from JavaScript. This breaks the expected behavior of the custom event arguments feature.</w:t>
+            </w:r>
+          </w:p>
+          <w:p>
+            <w:r>
+              <w:drawing>
+                <wp:inline distT="0" distB="0" distL="0" distR="0" wp14:anchorId="515FC01C" wp14:editId="0B1CB2AC">
+                  <wp:extent cx="3581400" cy="1860550"/>
+                  <wp:effectExtent l="0" t="0" r="0" b="6350"/>
+                  <wp:docPr id="976695661" name="Picture 26"/>
+                  <wp:cNvGraphicFramePr>
+                    <a:graphicFrameLocks xmlns:a="http://schemas.openxmlformats.org/drawingml/2006/main" noChangeAspect="1"/>
+                  </wp:cNvGraphicFramePr>
+                  <a:graphic xmlns:a="http://schemas.openxmlformats.org/drawingml/2006/main">
+                    <a:graphicData uri="http://schemas.openxmlformats.org/drawingml/2006/picture">
+                      <pic:pic xmlns:pic="http://schemas.openxmlformats.org/drawingml/2006/picture">
+                        <pic:nvPicPr>
+                          <pic:cNvPr id="0" name="Picture 589"/>
+                          <pic:cNvPicPr>
+                            <a:picLocks noChangeAspect="1" noChangeArrowheads="1"/>
+                          </pic:cNvPicPr>
+                        </pic:nvPicPr>
+                        <pic:blipFill>
+                          <a:blip r:embed="rId23" cstate="print">
+                            <a:extLst>
+                              <a:ext uri="{28A0092B-C50C-407E-A947-70E740481C1C}">
+                                <a14:useLocalDpi xmlns:a14="http://schemas.microsoft.com/office/drawing/2010/main" val="0"/>
+                              </a:ext>
+                            </a:extLst>
+                          </a:blip>
+                          <a:srcRect/>
+                          <a:stretch>
+                            <a:fillRect/>
+                          </a:stretch>
+                        </pic:blipFill>
+                        <pic:spPr bwMode="auto">
+                          <a:xfrm>
+                            <a:off x="0" y="0"/>
+                            <a:ext cx="3581400" cy="1860550"/>
+                          </a:xfrm>
+                          <a:prstGeom prst="rect">
+                            <a:avLst/>
+                          </a:prstGeom>
+                          <a:noFill/>
+                          <a:ln>
+                            <a:noFill/>
+                          </a:ln>
+                        </pic:spPr>
+                      </pic:pic>
+                    </a:graphicData>
+                  </a:graphic>
+                </wp:inline>
+              </w:drawing>
+            </w:r>
+          </w:p>
+          <w:p>
+            <w:r>
+              <w:t> </w:t>
+            </w:r>
+          </w:p>
+        </w:tc>
+        <w:tc>
+          <w:tcPr>
+            <w:tcW w:w="1570" w:type="dxa"/>
+            <w:tcBorders>
+              <w:top w:val="single" w:sz="8" w:space="0" w:color="A3A3A3"/>
+              <w:left w:val="single" w:sz="8" w:space="0" w:color="A3A3A3"/>
+              <w:bottom w:val="single" w:sz="8" w:space="0" w:color="A3A3A3"/>
+              <w:right w:val="single" w:sz="8" w:space="0" w:color="A3A3A3"/>
+            </w:tcBorders>
+            <w:tcMar>
+              <w:top w:w="40" w:type="dxa"/>
+              <w:left w:w="60" w:type="dxa"/>
+              <w:bottom w:w="40" w:type="dxa"/>
+              <w:right w:w="60" w:type="dxa"/>
+            </w:tcMar>
+            <w:hideMark/>
+          </w:tcPr>
+          <w:p>
+            <w:r>
+              <w:t>36</w:t>
+            </w:r>
+          </w:p>
+        </w:tc>
+      </w:tr>
+    </w:tbl>
+    <w:p>
+      <w:r>
+        <w:t> </w:t>
+      </w:r>
+    </w:p>
+    <w:p>
+      <w:r>
+        <w:rPr>
+          <w:b/>
+          <w:bCs/>
+        </w:rPr>
+        <w:t>Custom events registered for another custom event(</w:t>
+      </w:r>
+      <w:proofErr w:type="spellStart"/>
+      <w:r>
+        <w:rPr>
+          <w:b/>
+          <w:bCs/>
+        </w:rPr>
+        <w:t>scrolltop</w:t>
+      </w:r>
+      <w:proofErr w:type="spellEnd"/>
+      <w:r>
+        <w:rPr>
+          <w:b/>
+          <w:bCs/>
+        </w:rPr>
+        <w:t>)</w:t>
+      </w:r>
+    </w:p>
+    <w:tbl>
+      <w:tblPr>
+        <w:tblW w:w="0" w:type="auto"/>
+        <w:tblBorders>
+          <w:top w:val="single" w:sz="8" w:space="0" w:color="A3A3A3"/>
+          <w:left w:val="single" w:sz="8" w:space="0" w:color="A3A3A3"/>
+          <w:bottom w:val="single" w:sz="8" w:space="0" w:color="A3A3A3"/>
+          <w:right w:val="single" w:sz="8" w:space="0" w:color="A3A3A3"/>
+        </w:tblBorders>
+        <w:tblCellMar>
+          <w:left w:w="0" w:type="dxa"/>
+          <w:right w:w="0" w:type="dxa"/>
+        </w:tblCellMar>
+        <w:tblLook w:val="04A0" w:firstRow="1" w:lastRow="0" w:firstColumn="1" w:lastColumn="0" w:noHBand="0" w:noVBand="1"/>
+        <w:tblCaption w:val=""/>
+        <w:tblDescription w:val=""/>
+      </w:tblPr>
+      <w:tblGrid>
+        <w:gridCol w:w="1367"/>
+        <w:gridCol w:w="753"/>
+        <w:gridCol w:w="5172"/>
+        <w:gridCol w:w="2048"/>
+      </w:tblGrid>
+      <w:tr>
+        <w:tc>
+          <w:tcPr>
+            <w:tcW w:w="1057" w:type="dxa"/>
+            <w:tcBorders>
+              <w:top w:val="single" w:sz="8" w:space="0" w:color="A3A3A3"/>
+              <w:left w:val="single" w:sz="8" w:space="0" w:color="A3A3A3"/>
+              <w:bottom w:val="single" w:sz="8" w:space="0" w:color="A3A3A3"/>
+              <w:right w:val="single" w:sz="8" w:space="0" w:color="A3A3A3"/>
+            </w:tcBorders>
+            <w:tcMar>
+              <w:top w:w="40" w:type="dxa"/>
+              <w:left w:w="60" w:type="dxa"/>
+              <w:bottom w:w="40" w:type="dxa"/>
+              <w:right w:w="60" w:type="dxa"/>
+            </w:tcMar>
+            <w:hideMark/>
+          </w:tcPr>
+          <w:p>
+            <w:r>
+              <w:rPr>
+                <w:b/>
+                <w:bCs/>
+              </w:rPr>
+              <w:lastRenderedPageBreak/>
+              <w:t>Environment</w:t>
+            </w:r>
+          </w:p>
+        </w:tc>
+        <w:tc>
+          <w:tcPr>
+            <w:tcW w:w="1058" w:type="dxa"/>
+            <w:tcBorders>
+              <w:top w:val="single" w:sz="8" w:space="0" w:color="A3A3A3"/>
+              <w:left w:val="single" w:sz="8" w:space="0" w:color="A3A3A3"/>
+              <w:bottom w:val="single" w:sz="8" w:space="0" w:color="A3A3A3"/>
+              <w:right w:val="single" w:sz="8" w:space="0" w:color="A3A3A3"/>
+            </w:tcBorders>
+            <w:tcMar>
+              <w:top w:w="40" w:type="dxa"/>
+              <w:left w:w="60" w:type="dxa"/>
+              <w:bottom w:w="40" w:type="dxa"/>
+              <w:right w:w="60" w:type="dxa"/>
+            </w:tcMar>
+            <w:hideMark/>
+          </w:tcPr>
+          <w:p>
+            <w:r>
+              <w:rPr>
+                <w:b/>
+                <w:bCs/>
+              </w:rPr>
+              <w:t>Action Count</w:t>
+            </w:r>
+          </w:p>
+        </w:tc>
+        <w:tc>
+          <w:tcPr>
+            <w:tcW w:w="8821" w:type="dxa"/>
+            <w:tcBorders>
+              <w:top w:val="single" w:sz="8" w:space="0" w:color="A3A3A3"/>
+              <w:left w:val="single" w:sz="8" w:space="0" w:color="A3A3A3"/>
+              <w:bottom w:val="single" w:sz="8" w:space="0" w:color="A3A3A3"/>
+              <w:right w:val="single" w:sz="8" w:space="0" w:color="A3A3A3"/>
+            </w:tcBorders>
+            <w:tcMar>
+              <w:top w:w="40" w:type="dxa"/>
+              <w:left w:w="60" w:type="dxa"/>
+              <w:bottom w:w="40" w:type="dxa"/>
+              <w:right w:w="60" w:type="dxa"/>
+            </w:tcMar>
+            <w:hideMark/>
+          </w:tcPr>
+          <w:p>
+            <w:r>
+              <w:rPr>
+                <w:b/>
+                <w:bCs/>
+              </w:rPr>
+              <w:t xml:space="preserve">Custom event name matches the underlying </w:t>
+            </w:r>
+            <w:proofErr w:type="spellStart"/>
+            <w:r>
+              <w:rPr>
+                <w:b/>
+                <w:bCs/>
+              </w:rPr>
+              <w:t>browserEventName</w:t>
+            </w:r>
+            <w:proofErr w:type="spellEnd"/>
+          </w:p>
+        </w:tc>
+        <w:tc>
+          <w:tcPr>
+            <w:tcW w:w="1901" w:type="dxa"/>
+            <w:tcBorders>
+              <w:top w:val="single" w:sz="8" w:space="0" w:color="A3A3A3"/>
+              <w:left w:val="single" w:sz="8" w:space="0" w:color="A3A3A3"/>
+              <w:bottom w:val="single" w:sz="8" w:space="0" w:color="A3A3A3"/>
+              <w:right w:val="single" w:sz="8" w:space="0" w:color="A3A3A3"/>
+            </w:tcBorders>
+            <w:tcMar>
+              <w:top w:w="40" w:type="dxa"/>
+              <w:left w:w="60" w:type="dxa"/>
+              <w:bottom w:w="40" w:type="dxa"/>
+              <w:right w:w="60" w:type="dxa"/>
+            </w:tcMar>
+            <w:hideMark/>
+          </w:tcPr>
+          <w:p>
+            <w:r>
+              <w:rPr>
+                <w:b/>
+                <w:bCs/>
+              </w:rPr>
+              <w:t xml:space="preserve">Custom event name differs from the underlying </w:t>
+            </w:r>
+            <w:proofErr w:type="spellStart"/>
+            <w:r>
+              <w:rPr>
+                <w:b/>
+                <w:bCs/>
+              </w:rPr>
+              <w:t>browserEventName</w:t>
+            </w:r>
+            <w:proofErr w:type="spellEnd"/>
+          </w:p>
+        </w:tc>
+      </w:tr>
+      <w:tr>
+        <w:tc>
+          <w:tcPr>
+            <w:tcW w:w="1057" w:type="dxa"/>
+            <w:tcBorders>
+              <w:top w:val="single" w:sz="8" w:space="0" w:color="A3A3A3"/>
+              <w:left w:val="single" w:sz="8" w:space="0" w:color="A3A3A3"/>
+              <w:bottom w:val="single" w:sz="8" w:space="0" w:color="A3A3A3"/>
+              <w:right w:val="single" w:sz="8" w:space="0" w:color="A3A3A3"/>
+            </w:tcBorders>
+            <w:tcMar>
+              <w:top w:w="40" w:type="dxa"/>
+              <w:left w:w="60" w:type="dxa"/>
+              <w:bottom w:w="40" w:type="dxa"/>
+              <w:right w:w="60" w:type="dxa"/>
+            </w:tcMar>
+            <w:hideMark/>
+          </w:tcPr>
+          <w:p>
+            <w:r>
+              <w:t>.NET 10</w:t>
+            </w:r>
+          </w:p>
+        </w:tc>
+        <w:tc>
+          <w:tcPr>
+            <w:tcW w:w="1058" w:type="dxa"/>
+            <w:tcBorders>
+              <w:top w:val="single" w:sz="8" w:space="0" w:color="A3A3A3"/>
+              <w:left w:val="single" w:sz="8" w:space="0" w:color="A3A3A3"/>
+              <w:bottom w:val="single" w:sz="8" w:space="0" w:color="A3A3A3"/>
+              <w:right w:val="single" w:sz="8" w:space="0" w:color="A3A3A3"/>
+            </w:tcBorders>
+            <w:tcMar>
+              <w:top w:w="40" w:type="dxa"/>
+              <w:left w:w="60" w:type="dxa"/>
+              <w:bottom w:w="40" w:type="dxa"/>
+              <w:right w:w="60" w:type="dxa"/>
+            </w:tcMar>
+            <w:hideMark/>
+          </w:tcPr>
+          <w:p>
+            <w:r>
+              <w:t>3</w:t>
+            </w:r>
+          </w:p>
+        </w:tc>
+        <w:tc>
+          <w:tcPr>
+            <w:tcW w:w="8821" w:type="dxa"/>
+            <w:tcBorders>
+              <w:top w:val="single" w:sz="8" w:space="0" w:color="A3A3A3"/>
+              <w:left w:val="single" w:sz="8" w:space="0" w:color="A3A3A3"/>
+              <w:bottom w:val="single" w:sz="8" w:space="0" w:color="A3A3A3"/>
+              <w:right w:val="single" w:sz="8" w:space="0" w:color="A3A3A3"/>
+            </w:tcBorders>
+            <w:tcMar>
+              <w:top w:w="40" w:type="dxa"/>
+              <w:left w:w="60" w:type="dxa"/>
+              <w:bottom w:w="40" w:type="dxa"/>
+              <w:right w:w="60" w:type="dxa"/>
+            </w:tcMar>
+            <w:hideMark/>
+          </w:tcPr>
+          <w:p>
+            <w:r>
+              <w:t>6</w:t>
+            </w:r>
+          </w:p>
+        </w:tc>
+        <w:tc>
+          <w:tcPr>
+            <w:tcW w:w="1590" w:type="dxa"/>
+            <w:tcBorders>
+              <w:top w:val="single" w:sz="8" w:space="0" w:color="A3A3A3"/>
+              <w:left w:val="single" w:sz="8" w:space="0" w:color="A3A3A3"/>
+              <w:bottom w:val="single" w:sz="8" w:space="0" w:color="A3A3A3"/>
+              <w:right w:val="single" w:sz="8" w:space="0" w:color="A3A3A3"/>
+            </w:tcBorders>
+            <w:tcMar>
+              <w:top w:w="40" w:type="dxa"/>
+              <w:left w:w="60" w:type="dxa"/>
+              <w:bottom w:w="40" w:type="dxa"/>
+              <w:right w:w="60" w:type="dxa"/>
+            </w:tcMar>
+            <w:hideMark/>
+          </w:tcPr>
+          <w:p>
+            <w:r>
+              <w:t>3</w:t>
+            </w:r>
+          </w:p>
+        </w:tc>
+      </w:tr>
+      <w:tr>
+        <w:tc>
+          <w:tcPr>
+            <w:tcW w:w="1057" w:type="dxa"/>
+            <w:tcBorders>
+              <w:top w:val="single" w:sz="8" w:space="0" w:color="A3A3A3"/>
+              <w:left w:val="single" w:sz="8" w:space="0" w:color="A3A3A3"/>
+              <w:bottom w:val="single" w:sz="8" w:space="0" w:color="A3A3A3"/>
+              <w:right w:val="single" w:sz="8" w:space="0" w:color="A3A3A3"/>
+            </w:tcBorders>
+            <w:tcMar>
+              <w:top w:w="40" w:type="dxa"/>
+              <w:left w:w="60" w:type="dxa"/>
+              <w:bottom w:w="40" w:type="dxa"/>
+              <w:right w:w="60" w:type="dxa"/>
+            </w:tcMar>
+            <w:hideMark/>
+          </w:tcPr>
+          <w:p>
+            <w:r>
+              <w:t>.NET 11</w:t>
+            </w:r>
+          </w:p>
+        </w:tc>
+        <w:tc>
+          <w:tcPr>
+            <w:tcW w:w="1028" w:type="dxa"/>
+            <w:tcBorders>
+              <w:top w:val="single" w:sz="8" w:space="0" w:color="A3A3A3"/>
+              <w:left w:val="single" w:sz="8" w:space="0" w:color="A3A3A3"/>
+              <w:bottom w:val="single" w:sz="8" w:space="0" w:color="A3A3A3"/>
+              <w:right w:val="single" w:sz="8" w:space="0" w:color="A3A3A3"/>
+            </w:tcBorders>
+            <w:tcMar>
+              <w:top w:w="40" w:type="dxa"/>
+              <w:left w:w="60" w:type="dxa"/>
+              <w:bottom w:w="40" w:type="dxa"/>
+              <w:right w:w="60" w:type="dxa"/>
+            </w:tcMar>
+            <w:hideMark/>
+          </w:tcPr>
+          <w:p>
+            <w:r>
+              <w:t>3</w:t>
+            </w:r>
+          </w:p>
+        </w:tc>
+        <w:tc>
+          <w:tcPr>
+            <w:tcW w:w="8873" w:type="dxa"/>
+            <w:tcBorders>
+              <w:top w:val="single" w:sz="8" w:space="0" w:color="A3A3A3"/>
+              <w:left w:val="single" w:sz="8" w:space="0" w:color="A3A3A3"/>
+              <w:bottom w:val="single" w:sz="8" w:space="0" w:color="A3A3A3"/>
+              <w:right w:val="single" w:sz="8" w:space="0" w:color="A3A3A3"/>
+            </w:tcBorders>
+            <w:tcMar>
+              <w:top w:w="40" w:type="dxa"/>
+              <w:left w:w="60" w:type="dxa"/>
+              <w:bottom w:w="40" w:type="dxa"/>
+              <w:right w:w="60" w:type="dxa"/>
+            </w:tcMar>
+            <w:hideMark/>
+          </w:tcPr>
+          <w:p>
+            <w:r>
+              <w:t>The counter works fine since the .NET event handler gets triggered; however, the custom event argument is not passed to the .NET event handler from JavaScript. This breaks the expected behavior of the custom event arguments feature.</w:t>
+            </w:r>
+          </w:p>
+          <w:p>
+            <w:r>
+              <w:drawing>
+                <wp:inline distT="0" distB="0" distL="0" distR="0" wp14:anchorId="6159E51C" wp14:editId="1C7D39BC">
+                  <wp:extent cx="3581400" cy="1860550"/>
+                  <wp:effectExtent l="0" t="0" r="0" b="6350"/>
+                  <wp:docPr id="50135942" name="Picture 25"/>
+                  <wp:cNvGraphicFramePr>
+                    <a:graphicFrameLocks xmlns:a="http://schemas.openxmlformats.org/drawingml/2006/main" noChangeAspect="1"/>
+                  </wp:cNvGraphicFramePr>
+                  <a:graphic xmlns:a="http://schemas.openxmlformats.org/drawingml/2006/main">
+                    <a:graphicData uri="http://schemas.openxmlformats.org/drawingml/2006/picture">
+                      <pic:pic xmlns:pic="http://schemas.openxmlformats.org/drawingml/2006/picture">
+                        <pic:nvPicPr>
+                          <pic:cNvPr id="0" name="Picture 590"/>
+                          <pic:cNvPicPr>
+                            <a:picLocks noChangeAspect="1" noChangeArrowheads="1"/>
+                          </pic:cNvPicPr>
+                        </pic:nvPicPr>
+                        <pic:blipFill>
+                          <a:blip r:embed="rId23" cstate="print">
+                            <a:extLst>
+                              <a:ext uri="{28A0092B-C50C-407E-A947-70E740481C1C}">
+                                <a14:useLocalDpi xmlns:a14="http://schemas.microsoft.com/office/drawing/2010/main" val="0"/>
+                              </a:ext>
+                            </a:extLst>
+                          </a:blip>
+                          <a:srcRect/>
+                          <a:stretch>
+                            <a:fillRect/>
+                          </a:stretch>
+                        </pic:blipFill>
+                        <pic:spPr bwMode="auto">
+                          <a:xfrm>
+                            <a:off x="0" y="0"/>
+                            <a:ext cx="3581400" cy="1860550"/>
+                          </a:xfrm>
+                          <a:prstGeom prst="rect">
+                            <a:avLst/>
+                          </a:prstGeom>
+                          <a:noFill/>
+                          <a:ln>
+                            <a:noFill/>
+                          </a:ln>
+                        </pic:spPr>
+                      </pic:pic>
+                    </a:graphicData>
+                  </a:graphic>
+                </wp:inline>
+              </w:drawing>
+            </w:r>
+          </w:p>
+          <w:p>
+            <w:r>
+              <w:t> </w:t>
+            </w:r>
+          </w:p>
+        </w:tc>
+        <w:tc>
+          <w:tcPr>
+            <w:tcW w:w="1568" w:type="dxa"/>
+            <w:tcBorders>
+              <w:top w:val="single" w:sz="8" w:space="0" w:color="A3A3A3"/>
+              <w:left w:val="single" w:sz="8" w:space="0" w:color="A3A3A3"/>
+              <w:bottom w:val="single" w:sz="8" w:space="0" w:color="A3A3A3"/>
+              <w:right w:val="single" w:sz="8" w:space="0" w:color="A3A3A3"/>
+            </w:tcBorders>
+            <w:tcMar>
+              <w:top w:w="40" w:type="dxa"/>
+              <w:left w:w="60" w:type="dxa"/>
+              <w:bottom w:w="40" w:type="dxa"/>
+              <w:right w:w="60" w:type="dxa"/>
+            </w:tcMar>
+            <w:hideMark/>
+          </w:tcPr>
+          <w:p>
+            <w:r>
+              <w:t>3</w:t>
+            </w:r>
+          </w:p>
+        </w:tc>
+      </w:tr>
+    </w:tbl>
+    <w:p>
+      <w:r>
+        <w:t> </w:t>
+      </w:r>
+    </w:p>
+    <w:p>
+      <w:r>
+        <w:t> </w:t>
+      </w:r>
+    </w:p>
+    <w:p/>
     <w:sectPr>
       <w:pgSz w:w="12240" w:h="15840"/>
       <w:pgMar w:top="1440" w:right="1440" w:bottom="1440" w:left="1440" w:header="720" w:footer="720" w:gutter="0"/>
@@ -2502,6 +4907,155 @@
 <file path=word/numbering.xml><?xml version="1.0" encoding="utf-8"?>
 <w:numbering xmlns:wpc="http://schemas.microsoft.com/office/word/2010/wordprocessingCanvas" xmlns:cx="http://schemas.microsoft.com/office/drawing/2014/chartex" xmlns:cx1="http://schemas.microsoft.com/office/drawing/2015/9/8/chartex" xmlns:cx2="http://schemas.microsoft.com/office/drawing/2015/10/21/chartex" xmlns:cx3="http://schemas.microsoft.com/office/drawing/2016/5/9/chartex" xmlns:cx4="http://schemas.microsoft.com/office/drawing/2016/5/10/chartex" xmlns:cx5="http://schemas.microsoft.com/office/drawing/2016/5/11/chartex" xmlns:cx6="http://schemas.microsoft.com/office/drawing/2016/5/12/chartex" xmlns:cx7="http://schemas.microsoft.com/office/drawing/2016/5/13/chartex" xmlns:cx8="http://schemas.microsoft.com/office/drawing/2016/5/14/chartex" xmlns:mc="http://schemas.openxmlformats.org/markup-compatibility/2006" xmlns:aink="http://schemas.microsoft.com/office/drawing/2016/ink" xmlns:am3d="http://schemas.microsoft.com/office/drawing/2017/model3d" xmlns:o="urn:schemas-microsoft-com:office:office" xmlns:oel="http://schemas.microsoft.com/office/2019/extlst" xmlns:r="http://schemas.openxmlformats.org/officeDocument/2006/relationships" xmlns:m="http://schemas.openxmlformats.org/officeDocument/2006/math" xmlns:v="urn:schemas-microsoft-com:vml" xmlns:wp14="http://schemas.microsoft.com/office/word/2010/wordprocessingDrawing" xmlns:wp="http://schemas.openxmlformats.org/drawingml/2006/wordprocessingDrawing" xmlns:w10="urn:schemas-microsoft-com:office:word" xmlns:w="http://schemas.openxmlformats.org/wordprocessingml/2006/main" xmlns:w14="http://schemas.microsoft.com/office/word/2010/wordml" xmlns:w15="http://schemas.microsoft.com/office/word/2012/wordml" xmlns:w16cex="http://schemas.microsoft.com/office/word/2018/wordml/cex" xmlns:w16cid="http://schemas.microsoft.com/office/word/2016/wordml/cid" xmlns:w16="http://schemas.microsoft.com/office/word/2018/wordml" xmlns:w16du="http://schemas.microsoft.com/office/word/2023/wordml/word16du" xmlns:w16sdtdh="http://schemas.microsoft.com/office/word/2020/wordml/sdtdatahash" xmlns:w16sdtfl="http://schemas.microsoft.com/office/word/2024/wordml/sdtformatlock" xmlns:w16se="http://schemas.microsoft.com/office/word/2015/wordml/symex" xmlns:wpg="http://schemas.microsoft.com/office/word/2010/wordprocessingGroup" xmlns:wpi="http://schemas.microsoft.com/office/word/2010/wordprocessingInk" xmlns:wne="http://schemas.microsoft.com/office/word/2006/wordml" xmlns:wps="http://schemas.microsoft.com/office/word/2010/wordprocessingShape" mc:Ignorable="w14 w15 w16se w16cid w16 w16cex w16sdtdh w16sdtfl w16du wp14">
   <w:abstractNum w:abstractNumId="0" w15:restartNumberingAfterBreak="0">
+    <w:nsid w:val="511428B1"/>
+    <w:multiLevelType w:val="multilevel"/>
+    <w:tmpl w:val="7F6A84B8"/>
+    <w:lvl w:ilvl="0">
+      <w:start w:val="1"/>
+      <w:numFmt w:val="bullet"/>
+      <w:lvlText w:val=""/>
+      <w:lvlJc w:val="left"/>
+      <w:pPr>
+        <w:tabs>
+          <w:tab w:val="num" w:pos="720"/>
+        </w:tabs>
+        <w:ind w:left="720" w:hanging="360"/>
+      </w:pPr>
+      <w:rPr>
+        <w:rFonts w:ascii="Symbol" w:hAnsi="Symbol" w:hint="default"/>
+        <w:sz w:val="20"/>
+      </w:rPr>
+    </w:lvl>
+    <w:lvl w:ilvl="1" w:tentative="1">
+      <w:start w:val="1"/>
+      <w:numFmt w:val="bullet"/>
+      <w:lvlText w:val=""/>
+      <w:lvlJc w:val="left"/>
+      <w:pPr>
+        <w:tabs>
+          <w:tab w:val="num" w:pos="1440"/>
+        </w:tabs>
+        <w:ind w:left="1440" w:hanging="360"/>
+      </w:pPr>
+      <w:rPr>
+        <w:rFonts w:ascii="Symbol" w:hAnsi="Symbol" w:hint="default"/>
+        <w:sz w:val="20"/>
+      </w:rPr>
+    </w:lvl>
+    <w:lvl w:ilvl="2" w:tentative="1">
+      <w:start w:val="1"/>
+      <w:numFmt w:val="bullet"/>
+      <w:lvlText w:val=""/>
+      <w:lvlJc w:val="left"/>
+      <w:pPr>
+        <w:tabs>
+          <w:tab w:val="num" w:pos="2160"/>
+        </w:tabs>
+        <w:ind w:left="2160" w:hanging="360"/>
+      </w:pPr>
+      <w:rPr>
+        <w:rFonts w:ascii="Symbol" w:hAnsi="Symbol" w:hint="default"/>
+        <w:sz w:val="20"/>
+      </w:rPr>
+    </w:lvl>
+    <w:lvl w:ilvl="3" w:tentative="1">
+      <w:start w:val="1"/>
+      <w:numFmt w:val="bullet"/>
+      <w:lvlText w:val=""/>
+      <w:lvlJc w:val="left"/>
+      <w:pPr>
+        <w:tabs>
+          <w:tab w:val="num" w:pos="2880"/>
+        </w:tabs>
+        <w:ind w:left="2880" w:hanging="360"/>
+      </w:pPr>
+      <w:rPr>
+        <w:rFonts w:ascii="Symbol" w:hAnsi="Symbol" w:hint="default"/>
+        <w:sz w:val="20"/>
+      </w:rPr>
+    </w:lvl>
+    <w:lvl w:ilvl="4" w:tentative="1">
+      <w:start w:val="1"/>
+      <w:numFmt w:val="bullet"/>
+      <w:lvlText w:val=""/>
+      <w:lvlJc w:val="left"/>
+      <w:pPr>
+        <w:tabs>
+          <w:tab w:val="num" w:pos="3600"/>
+        </w:tabs>
+        <w:ind w:left="3600" w:hanging="360"/>
+      </w:pPr>
+      <w:rPr>
+        <w:rFonts w:ascii="Symbol" w:hAnsi="Symbol" w:hint="default"/>
+        <w:sz w:val="20"/>
+      </w:rPr>
+    </w:lvl>
+    <w:lvl w:ilvl="5" w:tentative="1">
+      <w:start w:val="1"/>
+      <w:numFmt w:val="bullet"/>
+      <w:lvlText w:val=""/>
+      <w:lvlJc w:val="left"/>
+      <w:pPr>
+        <w:tabs>
+          <w:tab w:val="num" w:pos="4320"/>
+        </w:tabs>
+        <w:ind w:left="4320" w:hanging="360"/>
+      </w:pPr>
+      <w:rPr>
+        <w:rFonts w:ascii="Symbol" w:hAnsi="Symbol" w:hint="default"/>
+        <w:sz w:val="20"/>
+      </w:rPr>
+    </w:lvl>
+    <w:lvl w:ilvl="6" w:tentative="1">
+      <w:start w:val="1"/>
+      <w:numFmt w:val="bullet"/>
+      <w:lvlText w:val=""/>
+      <w:lvlJc w:val="left"/>
+      <w:pPr>
+        <w:tabs>
+          <w:tab w:val="num" w:pos="5040"/>
+        </w:tabs>
+        <w:ind w:left="5040" w:hanging="360"/>
+      </w:pPr>
+      <w:rPr>
+        <w:rFonts w:ascii="Symbol" w:hAnsi="Symbol" w:hint="default"/>
+        <w:sz w:val="20"/>
+      </w:rPr>
+    </w:lvl>
+    <w:lvl w:ilvl="7" w:tentative="1">
+      <w:start w:val="1"/>
+      <w:numFmt w:val="bullet"/>
+      <w:lvlText w:val=""/>
+      <w:lvlJc w:val="left"/>
+      <w:pPr>
+        <w:tabs>
+          <w:tab w:val="num" w:pos="5760"/>
+        </w:tabs>
+        <w:ind w:left="5760" w:hanging="360"/>
+      </w:pPr>
+      <w:rPr>
+        <w:rFonts w:ascii="Symbol" w:hAnsi="Symbol" w:hint="default"/>
+        <w:sz w:val="20"/>
+      </w:rPr>
+    </w:lvl>
+    <w:lvl w:ilvl="8" w:tentative="1">
+      <w:start w:val="1"/>
+      <w:numFmt w:val="bullet"/>
+      <w:lvlText w:val=""/>
+      <w:lvlJc w:val="left"/>
+      <w:pPr>
+        <w:tabs>
+          <w:tab w:val="num" w:pos="6480"/>
+        </w:tabs>
+        <w:ind w:left="6480" w:hanging="360"/>
+      </w:pPr>
+      <w:rPr>
+        <w:rFonts w:ascii="Symbol" w:hAnsi="Symbol" w:hint="default"/>
+        <w:sz w:val="20"/>
+      </w:rPr>
+    </w:lvl>
+  </w:abstractNum>
+  <w:abstractNum w:abstractNumId="1" w15:restartNumberingAfterBreak="0">
     <w:nsid w:val="6A8E0A5F"/>
     <w:multiLevelType w:val="multilevel"/>
     <w:tmpl w:val="29B8E902"/>
@@ -2651,6 +5205,9 @@
     </w:lvl>
   </w:abstractNum>
   <w:num w:numId="1" w16cid:durableId="1076635316">
+    <w:abstractNumId w:val="1"/>
+  </w:num>
+  <w:num w:numId="2" w16cid:durableId="63063873">
     <w:abstractNumId w:val="0"/>
   </w:num>
 </w:numbering>
@@ -3259,7 +5816,6 @@
   <w:style w:type="character" w:default="1" w:styleId="DefaultParagraphFont">
     <w:name w:val="Default Paragraph Font"/>
     <w:uiPriority w:val="1"/>
-    <w:semiHidden/>
     <w:unhideWhenUsed/>
   </w:style>
   <w:style w:type="table" w:default="1" w:styleId="TableNormal">
